--- a/docs/submission/03_설계서_찰칵부산_Team10.docx
+++ b/docs/submission/03_설계서_찰칵부산_Team10.docx
@@ -825,7 +825,7 @@
     </w:p>
     <w:p>
       <w:r>
-        <w:t>이 문서는 요구사항분석서에 정의된 찰칵부산의 기능·품질 요구사항을 어떤 구조로 실현할지 정의한다. 팀원은 이 문서를 기준으로 구현 작업을 나누고, 유스케이스 담당은 3.5절 매핑표로 요구사항 추적표(FR ↔ UC ↔ 컴포넌트)를 완성한다.</w:t>
+        <w:t>이 문서는 요구사항분석서에 정의된 찰칵부산의 기능·품질 요구사항을 어떤 구조로 실현할지 정의한다. 팀원은 이 문서를 기준으로 구현 작업을 나누고, 3.5절 매핑표는 요구사항분석서 10장 요구사항 추적표(FR ↔ UC ↔ 컴포넌트)에 반영되어 있다.</w:t>
       </w:r>
     </w:p>
     <w:p>
@@ -870,7 +870,7 @@
     </w:p>
     <w:p>
       <w:r>
-        <w:t>요구사항분석서의 제약(2.5)과 AI 역할 범위(8.1), 비기능 요구사항을 아키텍처 수준으로 옮긴 것이다.</w:t>
+        <w:t>요구사항분석서의 제약사항(2.4)과 AI 역할 범위(8장), 비기능 요구사항을 아키텍처 수준으로 옮긴 것이다.</w:t>
       </w:r>
     </w:p>
     <w:tbl>
@@ -1528,7 +1528,7 @@
         </w:tc>
         <w:tc>
           <w:tcPr>
-            <w:tcW w:type="dxa" w:w="4052"/>
+            <w:tcW w:type="dxa" w:w="4054"/>
             <w:vAlign w:val="center"/>
             <w:shd w:val="clear" w:color="auto" w:fill="1F4E79"/>
           </w:tcPr>
@@ -1545,7 +1545,7 @@
         </w:tc>
         <w:tc>
           <w:tcPr>
-            <w:tcW w:type="dxa" w:w="3372"/>
+            <w:tcW w:type="dxa" w:w="3374"/>
             <w:vAlign w:val="center"/>
             <w:shd w:val="clear" w:color="auto" w:fill="1F4E79"/>
           </w:tcPr>
@@ -1562,7 +1562,7 @@
         </w:tc>
         <w:tc>
           <w:tcPr>
-            <w:tcW w:type="dxa" w:w="1031"/>
+            <w:tcW w:type="dxa" w:w="1027"/>
             <w:vAlign w:val="center"/>
             <w:shd w:val="clear" w:color="auto" w:fill="1F4E79"/>
           </w:tcPr>
@@ -1612,7 +1612,7 @@
         </w:tc>
         <w:tc>
           <w:tcPr>
-            <w:tcW w:type="dxa" w:w="4052"/>
+            <w:tcW w:type="dxa" w:w="4054"/>
             <w:vAlign w:val="center"/>
           </w:tcPr>
           <w:p>
@@ -1626,7 +1626,7 @@
         </w:tc>
         <w:tc>
           <w:tcPr>
-            <w:tcW w:type="dxa" w:w="3372"/>
+            <w:tcW w:type="dxa" w:w="3374"/>
             <w:vAlign w:val="center"/>
           </w:tcPr>
           <w:p>
@@ -1640,7 +1640,7 @@
         </w:tc>
         <w:tc>
           <w:tcPr>
-            <w:tcW w:type="dxa" w:w="1031"/>
+            <w:tcW w:type="dxa" w:w="1027"/>
             <w:vAlign w:val="center"/>
           </w:tcPr>
           <w:p>
@@ -1687,7 +1687,7 @@
         </w:tc>
         <w:tc>
           <w:tcPr>
-            <w:tcW w:type="dxa" w:w="4052"/>
+            <w:tcW w:type="dxa" w:w="4054"/>
             <w:vAlign w:val="center"/>
           </w:tcPr>
           <w:p>
@@ -1701,7 +1701,7 @@
         </w:tc>
         <w:tc>
           <w:tcPr>
-            <w:tcW w:type="dxa" w:w="3372"/>
+            <w:tcW w:type="dxa" w:w="3374"/>
             <w:vAlign w:val="center"/>
           </w:tcPr>
           <w:p>
@@ -1715,7 +1715,7 @@
         </w:tc>
         <w:tc>
           <w:tcPr>
-            <w:tcW w:type="dxa" w:w="1031"/>
+            <w:tcW w:type="dxa" w:w="1027"/>
             <w:vAlign w:val="center"/>
           </w:tcPr>
           <w:p>
@@ -1762,7 +1762,7 @@
         </w:tc>
         <w:tc>
           <w:tcPr>
-            <w:tcW w:type="dxa" w:w="4052"/>
+            <w:tcW w:type="dxa" w:w="4054"/>
             <w:vAlign w:val="center"/>
           </w:tcPr>
           <w:p>
@@ -1776,7 +1776,7 @@
         </w:tc>
         <w:tc>
           <w:tcPr>
-            <w:tcW w:type="dxa" w:w="3372"/>
+            <w:tcW w:type="dxa" w:w="3374"/>
             <w:vAlign w:val="center"/>
           </w:tcPr>
           <w:p>
@@ -1790,7 +1790,7 @@
         </w:tc>
         <w:tc>
           <w:tcPr>
-            <w:tcW w:type="dxa" w:w="1031"/>
+            <w:tcW w:type="dxa" w:w="1027"/>
             <w:vAlign w:val="center"/>
           </w:tcPr>
           <w:p>
@@ -1837,7 +1837,7 @@
         </w:tc>
         <w:tc>
           <w:tcPr>
-            <w:tcW w:type="dxa" w:w="4052"/>
+            <w:tcW w:type="dxa" w:w="4054"/>
             <w:vAlign w:val="center"/>
           </w:tcPr>
           <w:p>
@@ -1851,7 +1851,7 @@
         </w:tc>
         <w:tc>
           <w:tcPr>
-            <w:tcW w:type="dxa" w:w="3372"/>
+            <w:tcW w:type="dxa" w:w="3374"/>
             <w:vAlign w:val="center"/>
           </w:tcPr>
           <w:p>
@@ -1865,7 +1865,7 @@
         </w:tc>
         <w:tc>
           <w:tcPr>
-            <w:tcW w:type="dxa" w:w="1031"/>
+            <w:tcW w:type="dxa" w:w="1027"/>
             <w:vAlign w:val="center"/>
           </w:tcPr>
           <w:p>
@@ -1912,7 +1912,7 @@
         </w:tc>
         <w:tc>
           <w:tcPr>
-            <w:tcW w:type="dxa" w:w="4052"/>
+            <w:tcW w:type="dxa" w:w="4054"/>
             <w:vAlign w:val="center"/>
           </w:tcPr>
           <w:p>
@@ -1926,7 +1926,7 @@
         </w:tc>
         <w:tc>
           <w:tcPr>
-            <w:tcW w:type="dxa" w:w="3372"/>
+            <w:tcW w:type="dxa" w:w="3374"/>
             <w:vAlign w:val="center"/>
           </w:tcPr>
           <w:p>
@@ -1940,15 +1940,15 @@
         </w:tc>
         <w:tc>
           <w:tcPr>
-            <w:tcW w:type="dxa" w:w="1031"/>
-            <w:vAlign w:val="center"/>
-          </w:tcPr>
-          <w:p>
-            <w:r>
-              <w:rPr>
-                <w:sz w:val="18"/>
-              </w:rPr>
-              <w:t>AIR-08, 2.6 가정</w:t>
+            <w:tcW w:type="dxa" w:w="1027"/>
+            <w:vAlign w:val="center"/>
+          </w:tcPr>
+          <w:p>
+            <w:r>
+              <w:rPr>
+                <w:sz w:val="18"/>
+              </w:rPr>
+              <w:t>AIR-08, 2.5 가정</w:t>
             </w:r>
           </w:p>
         </w:tc>
@@ -1987,7 +1987,7 @@
         </w:tc>
         <w:tc>
           <w:tcPr>
-            <w:tcW w:type="dxa" w:w="4052"/>
+            <w:tcW w:type="dxa" w:w="4054"/>
             <w:vAlign w:val="center"/>
           </w:tcPr>
           <w:p>
@@ -2001,7 +2001,7 @@
         </w:tc>
         <w:tc>
           <w:tcPr>
-            <w:tcW w:type="dxa" w:w="3372"/>
+            <w:tcW w:type="dxa" w:w="3374"/>
             <w:vAlign w:val="center"/>
           </w:tcPr>
           <w:p>
@@ -2015,7 +2015,7 @@
         </w:tc>
         <w:tc>
           <w:tcPr>
-            <w:tcW w:type="dxa" w:w="1031"/>
+            <w:tcW w:type="dxa" w:w="1027"/>
             <w:vAlign w:val="center"/>
           </w:tcPr>
           <w:p>
@@ -2062,7 +2062,7 @@
         </w:tc>
         <w:tc>
           <w:tcPr>
-            <w:tcW w:type="dxa" w:w="4052"/>
+            <w:tcW w:type="dxa" w:w="4054"/>
             <w:vAlign w:val="center"/>
           </w:tcPr>
           <w:p>
@@ -2076,7 +2076,7 @@
         </w:tc>
         <w:tc>
           <w:tcPr>
-            <w:tcW w:type="dxa" w:w="3372"/>
+            <w:tcW w:type="dxa" w:w="3374"/>
             <w:vAlign w:val="center"/>
           </w:tcPr>
           <w:p>
@@ -2090,7 +2090,7 @@
         </w:tc>
         <w:tc>
           <w:tcPr>
-            <w:tcW w:type="dxa" w:w="1031"/>
+            <w:tcW w:type="dxa" w:w="1027"/>
             <w:vAlign w:val="center"/>
           </w:tcPr>
           <w:p>
@@ -2137,7 +2137,7 @@
         </w:tc>
         <w:tc>
           <w:tcPr>
-            <w:tcW w:type="dxa" w:w="4052"/>
+            <w:tcW w:type="dxa" w:w="4054"/>
             <w:vAlign w:val="center"/>
           </w:tcPr>
           <w:p>
@@ -2151,7 +2151,7 @@
         </w:tc>
         <w:tc>
           <w:tcPr>
-            <w:tcW w:type="dxa" w:w="3372"/>
+            <w:tcW w:type="dxa" w:w="3374"/>
             <w:vAlign w:val="center"/>
           </w:tcPr>
           <w:p>
@@ -2165,15 +2165,15 @@
         </w:tc>
         <w:tc>
           <w:tcPr>
-            <w:tcW w:type="dxa" w:w="1031"/>
-            <w:vAlign w:val="center"/>
-          </w:tcPr>
-          <w:p>
-            <w:r>
-              <w:rPr>
-                <w:sz w:val="18"/>
-              </w:rPr>
-              <w:t>8.1, AIR-08</w:t>
+            <w:tcW w:type="dxa" w:w="1027"/>
+            <w:vAlign w:val="center"/>
+          </w:tcPr>
+          <w:p>
+            <w:r>
+              <w:rPr>
+                <w:sz w:val="18"/>
+              </w:rPr>
+              <w:t>8장, AIR-08</w:t>
             </w:r>
           </w:p>
         </w:tc>
@@ -2814,7 +2814,7 @@
         </w:trPr>
         <w:tc>
           <w:tcPr>
-            <w:tcW w:type="dxa" w:w="760"/>
+            <w:tcW w:type="dxa" w:w="761"/>
             <w:vAlign w:val="center"/>
             <w:shd w:val="clear" w:color="auto" w:fill="1F4E79"/>
           </w:tcPr>
@@ -2831,7 +2831,7 @@
         </w:tc>
         <w:tc>
           <w:tcPr>
-            <w:tcW w:type="dxa" w:w="3964"/>
+            <w:tcW w:type="dxa" w:w="4009"/>
             <w:vAlign w:val="center"/>
             <w:shd w:val="clear" w:color="auto" w:fill="1F4E79"/>
           </w:tcPr>
@@ -2848,7 +2848,7 @@
         </w:tc>
         <w:tc>
           <w:tcPr>
-            <w:tcW w:type="dxa" w:w="4216"/>
+            <w:tcW w:type="dxa" w:w="4264"/>
             <w:vAlign w:val="center"/>
             <w:shd w:val="clear" w:color="auto" w:fill="1F4E79"/>
           </w:tcPr>
@@ -2865,7 +2865,7 @@
         </w:tc>
         <w:tc>
           <w:tcPr>
-            <w:tcW w:type="dxa" w:w="981"/>
+            <w:tcW w:type="dxa" w:w="888"/>
             <w:vAlign w:val="center"/>
             <w:shd w:val="clear" w:color="auto" w:fill="1F4E79"/>
           </w:tcPr>
@@ -2887,7 +2887,7 @@
         </w:trPr>
         <w:tc>
           <w:tcPr>
-            <w:tcW w:type="dxa" w:w="760"/>
+            <w:tcW w:type="dxa" w:w="761"/>
             <w:vAlign w:val="center"/>
           </w:tcPr>
           <w:p>
@@ -2901,7 +2901,7 @@
         </w:tc>
         <w:tc>
           <w:tcPr>
-            <w:tcW w:type="dxa" w:w="3964"/>
+            <w:tcW w:type="dxa" w:w="4009"/>
             <w:vAlign w:val="center"/>
           </w:tcPr>
           <w:p>
@@ -2928,7 +2928,7 @@
         </w:tc>
         <w:tc>
           <w:tcPr>
-            <w:tcW w:type="dxa" w:w="4216"/>
+            <w:tcW w:type="dxa" w:w="4264"/>
             <w:vAlign w:val="center"/>
           </w:tcPr>
           <w:p>
@@ -2942,15 +2942,15 @@
         </w:tc>
         <w:tc>
           <w:tcPr>
-            <w:tcW w:type="dxa" w:w="981"/>
-            <w:vAlign w:val="center"/>
-          </w:tcPr>
-          <w:p>
-            <w:r>
-              <w:rPr>
-                <w:sz w:val="18"/>
-              </w:rPr>
-              <w:t>2.4 운영 환경</w:t>
+            <w:tcW w:type="dxa" w:w="888"/>
+            <w:vAlign w:val="center"/>
+          </w:tcPr>
+          <w:p>
+            <w:r>
+              <w:rPr>
+                <w:sz w:val="18"/>
+              </w:rPr>
+              <w:t>2.3 운영 환경</w:t>
             </w:r>
           </w:p>
         </w:tc>
@@ -2961,7 +2961,7 @@
         </w:trPr>
         <w:tc>
           <w:tcPr>
-            <w:tcW w:type="dxa" w:w="760"/>
+            <w:tcW w:type="dxa" w:w="761"/>
             <w:vAlign w:val="center"/>
           </w:tcPr>
           <w:p>
@@ -2975,7 +2975,7 @@
         </w:tc>
         <w:tc>
           <w:tcPr>
-            <w:tcW w:type="dxa" w:w="3964"/>
+            <w:tcW w:type="dxa" w:w="4009"/>
             <w:vAlign w:val="center"/>
           </w:tcPr>
           <w:p>
@@ -3002,7 +3002,7 @@
         </w:tc>
         <w:tc>
           <w:tcPr>
-            <w:tcW w:type="dxa" w:w="4216"/>
+            <w:tcW w:type="dxa" w:w="4264"/>
             <w:vAlign w:val="center"/>
           </w:tcPr>
           <w:p>
@@ -3016,7 +3016,7 @@
         </w:tc>
         <w:tc>
           <w:tcPr>
-            <w:tcW w:type="dxa" w:w="981"/>
+            <w:tcW w:type="dxa" w:w="888"/>
             <w:vAlign w:val="center"/>
           </w:tcPr>
           <w:p>
@@ -3035,7 +3035,7 @@
         </w:trPr>
         <w:tc>
           <w:tcPr>
-            <w:tcW w:type="dxa" w:w="760"/>
+            <w:tcW w:type="dxa" w:w="761"/>
             <w:vAlign w:val="center"/>
           </w:tcPr>
           <w:p>
@@ -3049,7 +3049,7 @@
         </w:tc>
         <w:tc>
           <w:tcPr>
-            <w:tcW w:type="dxa" w:w="3964"/>
+            <w:tcW w:type="dxa" w:w="4009"/>
             <w:vAlign w:val="center"/>
           </w:tcPr>
           <w:p>
@@ -3076,7 +3076,7 @@
         </w:tc>
         <w:tc>
           <w:tcPr>
-            <w:tcW w:type="dxa" w:w="4216"/>
+            <w:tcW w:type="dxa" w:w="4264"/>
             <w:vAlign w:val="center"/>
           </w:tcPr>
           <w:p>
@@ -3090,15 +3090,15 @@
         </w:tc>
         <w:tc>
           <w:tcPr>
-            <w:tcW w:type="dxa" w:w="981"/>
-            <w:vAlign w:val="center"/>
-          </w:tcPr>
-          <w:p>
-            <w:r>
-              <w:rPr>
-                <w:sz w:val="18"/>
-              </w:rPr>
-              <w:t>UI-01, 2.2 제품 기능 요약</w:t>
+            <w:tcW w:type="dxa" w:w="888"/>
+            <w:vAlign w:val="center"/>
+          </w:tcPr>
+          <w:p>
+            <w:r>
+              <w:rPr>
+                <w:sz w:val="18"/>
+              </w:rPr>
+              <w:t>UI-01, 2.1 제품 관점</w:t>
             </w:r>
           </w:p>
         </w:tc>
@@ -3109,7 +3109,7 @@
         </w:trPr>
         <w:tc>
           <w:tcPr>
-            <w:tcW w:type="dxa" w:w="760"/>
+            <w:tcW w:type="dxa" w:w="761"/>
             <w:vAlign w:val="center"/>
           </w:tcPr>
           <w:p>
@@ -3123,7 +3123,7 @@
         </w:tc>
         <w:tc>
           <w:tcPr>
-            <w:tcW w:type="dxa" w:w="3964"/>
+            <w:tcW w:type="dxa" w:w="4009"/>
             <w:vAlign w:val="center"/>
           </w:tcPr>
           <w:p>
@@ -3150,7 +3150,7 @@
         </w:tc>
         <w:tc>
           <w:tcPr>
-            <w:tcW w:type="dxa" w:w="4216"/>
+            <w:tcW w:type="dxa" w:w="4264"/>
             <w:vAlign w:val="center"/>
           </w:tcPr>
           <w:p>
@@ -3164,7 +3164,7 @@
         </w:tc>
         <w:tc>
           <w:tcPr>
-            <w:tcW w:type="dxa" w:w="981"/>
+            <w:tcW w:type="dxa" w:w="888"/>
             <w:vAlign w:val="center"/>
           </w:tcPr>
           <w:p>
@@ -3183,7 +3183,7 @@
         </w:trPr>
         <w:tc>
           <w:tcPr>
-            <w:tcW w:type="dxa" w:w="760"/>
+            <w:tcW w:type="dxa" w:w="761"/>
             <w:vAlign w:val="center"/>
           </w:tcPr>
           <w:p>
@@ -3197,7 +3197,7 @@
         </w:tc>
         <w:tc>
           <w:tcPr>
-            <w:tcW w:type="dxa" w:w="3964"/>
+            <w:tcW w:type="dxa" w:w="4009"/>
             <w:vAlign w:val="center"/>
           </w:tcPr>
           <w:p>
@@ -3224,7 +3224,7 @@
         </w:tc>
         <w:tc>
           <w:tcPr>
-            <w:tcW w:type="dxa" w:w="4216"/>
+            <w:tcW w:type="dxa" w:w="4264"/>
             <w:vAlign w:val="center"/>
           </w:tcPr>
           <w:p>
@@ -3238,7 +3238,7 @@
         </w:tc>
         <w:tc>
           <w:tcPr>
-            <w:tcW w:type="dxa" w:w="981"/>
+            <w:tcW w:type="dxa" w:w="888"/>
             <w:vAlign w:val="center"/>
           </w:tcPr>
           <w:p>
@@ -3257,7 +3257,7 @@
         </w:trPr>
         <w:tc>
           <w:tcPr>
-            <w:tcW w:type="dxa" w:w="760"/>
+            <w:tcW w:type="dxa" w:w="761"/>
             <w:vAlign w:val="center"/>
           </w:tcPr>
           <w:p>
@@ -3271,7 +3271,7 @@
         </w:tc>
         <w:tc>
           <w:tcPr>
-            <w:tcW w:type="dxa" w:w="3964"/>
+            <w:tcW w:type="dxa" w:w="4009"/>
             <w:vAlign w:val="center"/>
           </w:tcPr>
           <w:p>
@@ -3298,7 +3298,7 @@
         </w:tc>
         <w:tc>
           <w:tcPr>
-            <w:tcW w:type="dxa" w:w="4216"/>
+            <w:tcW w:type="dxa" w:w="4264"/>
             <w:vAlign w:val="center"/>
           </w:tcPr>
           <w:p>
@@ -3312,7 +3312,7 @@
         </w:tc>
         <w:tc>
           <w:tcPr>
-            <w:tcW w:type="dxa" w:w="981"/>
+            <w:tcW w:type="dxa" w:w="888"/>
             <w:vAlign w:val="center"/>
           </w:tcPr>
           <w:p>
@@ -3331,7 +3331,7 @@
         </w:trPr>
         <w:tc>
           <w:tcPr>
-            <w:tcW w:type="dxa" w:w="760"/>
+            <w:tcW w:type="dxa" w:w="761"/>
             <w:vAlign w:val="center"/>
           </w:tcPr>
           <w:p>
@@ -3345,7 +3345,7 @@
         </w:tc>
         <w:tc>
           <w:tcPr>
-            <w:tcW w:type="dxa" w:w="3964"/>
+            <w:tcW w:type="dxa" w:w="4009"/>
             <w:vAlign w:val="center"/>
           </w:tcPr>
           <w:p>
@@ -3372,7 +3372,7 @@
         </w:tc>
         <w:tc>
           <w:tcPr>
-            <w:tcW w:type="dxa" w:w="4216"/>
+            <w:tcW w:type="dxa" w:w="4264"/>
             <w:vAlign w:val="center"/>
           </w:tcPr>
           <w:p>
@@ -3386,7 +3386,7 @@
         </w:tc>
         <w:tc>
           <w:tcPr>
-            <w:tcW w:type="dxa" w:w="981"/>
+            <w:tcW w:type="dxa" w:w="888"/>
             <w:vAlign w:val="center"/>
           </w:tcPr>
           <w:p>
@@ -3965,7 +3965,7 @@
           <w:color w:val="57606A"/>
           <w:sz w:val="19"/>
         </w:rPr>
-        <w:t>위 상태 값은 요구사항분석서 v0.2의 DR-02 status(분석중/자동확정/확인필요/선택필요/확정/기타장소)와 같다. "확인필요", "선택필요"는 화면(B1·B2) 표시를 위한 중간 상태이다.</w:t>
+        <w:t>위 상태 값은 요구사항분석서 DR-02 status(분석중/자동확정/확인필요/선택필요/확정/기타장소)와 같다. "확인필요", "선택필요"는 화면(B1·B2) 표시를 위한 중간 상태이다.</w:t>
       </w:r>
     </w:p>
     <w:p>
@@ -7352,7 +7352,7 @@
         <w:t>관련</w:t>
       </w:r>
       <w:r>
-        <w:t>: DR-07, FR-03·08, NFR-08</w:t>
+        <w:t>: DR-07a~c, FR-03·08, NFR-08</w:t>
       </w:r>
     </w:p>
     <w:p>
@@ -11027,7 +11027,7 @@
     </w:p>
     <w:p>
       <w:r>
-        <w:t xml:space="preserve">요구사항분석서 v0.1을 기준으로 설계하면서 찾은 불일치와 빈 부분이다. 이슈 #5에서 정리해 </w:t>
+        <w:t xml:space="preserve">요구사항분석서 v0.1을 기준으로 설계하면서 찾은 불일치와 빈 부분이다(아래 표의 절 번호는 v0.1 기준). 이슈 #5에서 정리해 </w:t>
       </w:r>
       <w:r>
         <w:rPr>
@@ -11668,7 +11668,7 @@
     </w:p>
     <w:p>
       <w:r>
-        <w:t>*AI 활용 명기(REQ-08): 이 설계서 초안은 Claude Code의 도움을 받아 작성함 — 요구사항분석서 정합성 검토, 아키텍처·컴포넌트 구성안과 다이어그램 초안 작성. v0.2 동기화(요구사항분석서 v0.2 반영)도 Claude Code의 도움을 받음. 팀 검토 후 확정한다.*</w:t>
+        <w:t>*AI 활용 명기(REQ-08): 이 설계서 초안은 Claude Code의 도움을 받아 작성함 — 요구사항분석서 정합성 검토, 아키텍처·컴포넌트 구성안과 다이어그램 초안 작성. v0.2 동기화와 v1.0 통합 수정도 Claude Code의 도움을 받음. 팀 검토 후 확정한다.*</w:t>
       </w:r>
     </w:p>
     <w:sectPr>

--- a/docs/submission/03_설계서_찰칵부산_Team10.docx
+++ b/docs/submission/03_설계서_찰칵부산_Team10.docx
@@ -435,6 +435,9 @@
             <w:vAlign w:val="center"/>
           </w:tcPr>
           <w:p>
+            <w:pPr>
+              <w:keepNext/>
+            </w:pPr>
             <w:r>
               <w:rPr>
                 <w:b/>
@@ -452,6 +455,9 @@
             <w:vAlign w:val="center"/>
           </w:tcPr>
           <w:p>
+            <w:pPr>
+              <w:keepNext/>
+            </w:pPr>
             <w:r>
               <w:rPr>
                 <w:b/>
@@ -469,6 +475,9 @@
             <w:vAlign w:val="center"/>
           </w:tcPr>
           <w:p>
+            <w:pPr>
+              <w:keepNext/>
+            </w:pPr>
             <w:r>
               <w:rPr>
                 <w:b/>
@@ -486,6 +495,9 @@
             <w:vAlign w:val="center"/>
           </w:tcPr>
           <w:p>
+            <w:pPr>
+              <w:keepNext/>
+            </w:pPr>
             <w:r>
               <w:rPr>
                 <w:b/>
@@ -891,11 +903,14 @@
         </w:trPr>
         <w:tc>
           <w:tcPr>
-            <w:tcW w:type="dxa" w:w="1799"/>
-            <w:vAlign w:val="center"/>
+            <w:tcW w:type="dxa" w:w="2061"/>
             <w:shd w:val="clear" w:color="auto" w:fill="1F4E79"/>
-          </w:tcPr>
-          <w:p>
+            <w:vAlign w:val="center"/>
+          </w:tcPr>
+          <w:p>
+            <w:pPr>
+              <w:keepNext/>
+            </w:pPr>
             <w:r>
               <w:rPr>
                 <w:b/>
@@ -908,11 +923,14 @@
         </w:tc>
         <w:tc>
           <w:tcPr>
-            <w:tcW w:type="dxa" w:w="8123"/>
-            <w:vAlign w:val="center"/>
+            <w:tcW w:type="dxa" w:w="7861"/>
             <w:shd w:val="clear" w:color="auto" w:fill="1F4E79"/>
-          </w:tcPr>
-          <w:p>
+            <w:vAlign w:val="center"/>
+          </w:tcPr>
+          <w:p>
+            <w:pPr>
+              <w:keepNext/>
+            </w:pPr>
             <w:r>
               <w:rPr>
                 <w:b/>
@@ -930,7 +948,7 @@
         </w:trPr>
         <w:tc>
           <w:tcPr>
-            <w:tcW w:type="dxa" w:w="1799"/>
+            <w:tcW w:type="dxa" w:w="2061"/>
             <w:vAlign w:val="center"/>
           </w:tcPr>
           <w:p>
@@ -944,7 +962,7 @@
         </w:tc>
         <w:tc>
           <w:tcPr>
-            <w:tcW w:type="dxa" w:w="8123"/>
+            <w:tcW w:type="dxa" w:w="7861"/>
             <w:vAlign w:val="center"/>
           </w:tcPr>
           <w:p>
@@ -963,7 +981,7 @@
         </w:trPr>
         <w:tc>
           <w:tcPr>
-            <w:tcW w:type="dxa" w:w="1799"/>
+            <w:tcW w:type="dxa" w:w="2061"/>
             <w:vAlign w:val="center"/>
           </w:tcPr>
           <w:p>
@@ -977,7 +995,7 @@
         </w:tc>
         <w:tc>
           <w:tcPr>
-            <w:tcW w:type="dxa" w:w="8123"/>
+            <w:tcW w:type="dxa" w:w="7861"/>
             <w:vAlign w:val="center"/>
           </w:tcPr>
           <w:p>
@@ -996,7 +1014,7 @@
         </w:trPr>
         <w:tc>
           <w:tcPr>
-            <w:tcW w:type="dxa" w:w="1799"/>
+            <w:tcW w:type="dxa" w:w="2061"/>
             <w:vAlign w:val="center"/>
           </w:tcPr>
           <w:p>
@@ -1010,7 +1028,7 @@
         </w:tc>
         <w:tc>
           <w:tcPr>
-            <w:tcW w:type="dxa" w:w="8123"/>
+            <w:tcW w:type="dxa" w:w="7861"/>
             <w:vAlign w:val="center"/>
           </w:tcPr>
           <w:p>
@@ -1029,7 +1047,7 @@
         </w:trPr>
         <w:tc>
           <w:tcPr>
-            <w:tcW w:type="dxa" w:w="1799"/>
+            <w:tcW w:type="dxa" w:w="2061"/>
             <w:vAlign w:val="center"/>
           </w:tcPr>
           <w:p>
@@ -1043,7 +1061,7 @@
         </w:tc>
         <w:tc>
           <w:tcPr>
-            <w:tcW w:type="dxa" w:w="8123"/>
+            <w:tcW w:type="dxa" w:w="7861"/>
             <w:vAlign w:val="center"/>
           </w:tcPr>
           <w:p>
@@ -1062,7 +1080,7 @@
         </w:trPr>
         <w:tc>
           <w:tcPr>
-            <w:tcW w:type="dxa" w:w="1799"/>
+            <w:tcW w:type="dxa" w:w="2061"/>
             <w:vAlign w:val="center"/>
           </w:tcPr>
           <w:p>
@@ -1076,7 +1094,7 @@
         </w:tc>
         <w:tc>
           <w:tcPr>
-            <w:tcW w:type="dxa" w:w="8123"/>
+            <w:tcW w:type="dxa" w:w="7861"/>
             <w:vAlign w:val="center"/>
           </w:tcPr>
           <w:p>
@@ -1126,11 +1144,14 @@
         </w:trPr>
         <w:tc>
           <w:tcPr>
-            <w:tcW w:type="dxa" w:w="1366"/>
-            <w:vAlign w:val="center"/>
+            <w:tcW w:type="dxa" w:w="1661"/>
             <w:shd w:val="clear" w:color="auto" w:fill="1F4E79"/>
-          </w:tcPr>
-          <w:p>
+            <w:vAlign w:val="center"/>
+          </w:tcPr>
+          <w:p>
+            <w:pPr>
+              <w:keepNext/>
+            </w:pPr>
             <w:r>
               <w:rPr>
                 <w:b/>
@@ -1143,11 +1164,14 @@
         </w:tc>
         <w:tc>
           <w:tcPr>
-            <w:tcW w:type="dxa" w:w="4881"/>
-            <w:vAlign w:val="center"/>
+            <w:tcW w:type="dxa" w:w="4400"/>
             <w:shd w:val="clear" w:color="auto" w:fill="1F4E79"/>
-          </w:tcPr>
-          <w:p>
+            <w:vAlign w:val="center"/>
+          </w:tcPr>
+          <w:p>
+            <w:pPr>
+              <w:keepNext/>
+            </w:pPr>
             <w:r>
               <w:rPr>
                 <w:b/>
@@ -1160,11 +1184,14 @@
         </w:tc>
         <w:tc>
           <w:tcPr>
-            <w:tcW w:type="dxa" w:w="3675"/>
-            <w:vAlign w:val="center"/>
+            <w:tcW w:type="dxa" w:w="3860"/>
             <w:shd w:val="clear" w:color="auto" w:fill="1F4E79"/>
-          </w:tcPr>
-          <w:p>
+            <w:vAlign w:val="center"/>
+          </w:tcPr>
+          <w:p>
+            <w:pPr>
+              <w:keepNext/>
+            </w:pPr>
             <w:r>
               <w:rPr>
                 <w:b/>
@@ -1182,7 +1209,7 @@
         </w:trPr>
         <w:tc>
           <w:tcPr>
-            <w:tcW w:type="dxa" w:w="1366"/>
+            <w:tcW w:type="dxa" w:w="1661"/>
             <w:vAlign w:val="center"/>
           </w:tcPr>
           <w:p>
@@ -1196,7 +1223,7 @@
         </w:tc>
         <w:tc>
           <w:tcPr>
-            <w:tcW w:type="dxa" w:w="4881"/>
+            <w:tcW w:type="dxa" w:w="4400"/>
             <w:vAlign w:val="center"/>
           </w:tcPr>
           <w:p>
@@ -1210,7 +1237,7 @@
         </w:tc>
         <w:tc>
           <w:tcPr>
-            <w:tcW w:type="dxa" w:w="3675"/>
+            <w:tcW w:type="dxa" w:w="3860"/>
             <w:vAlign w:val="center"/>
           </w:tcPr>
           <w:p>
@@ -1229,7 +1256,7 @@
         </w:trPr>
         <w:tc>
           <w:tcPr>
-            <w:tcW w:type="dxa" w:w="1366"/>
+            <w:tcW w:type="dxa" w:w="1661"/>
             <w:vAlign w:val="center"/>
           </w:tcPr>
           <w:p>
@@ -1243,7 +1270,7 @@
         </w:tc>
         <w:tc>
           <w:tcPr>
-            <w:tcW w:type="dxa" w:w="4881"/>
+            <w:tcW w:type="dxa" w:w="4400"/>
             <w:vAlign w:val="center"/>
           </w:tcPr>
           <w:p>
@@ -1257,7 +1284,7 @@
         </w:tc>
         <w:tc>
           <w:tcPr>
-            <w:tcW w:type="dxa" w:w="3675"/>
+            <w:tcW w:type="dxa" w:w="3860"/>
             <w:vAlign w:val="center"/>
           </w:tcPr>
           <w:p>
@@ -1276,7 +1303,7 @@
         </w:trPr>
         <w:tc>
           <w:tcPr>
-            <w:tcW w:type="dxa" w:w="1366"/>
+            <w:tcW w:type="dxa" w:w="1661"/>
             <w:vAlign w:val="center"/>
           </w:tcPr>
           <w:p>
@@ -1290,7 +1317,7 @@
         </w:tc>
         <w:tc>
           <w:tcPr>
-            <w:tcW w:type="dxa" w:w="4881"/>
+            <w:tcW w:type="dxa" w:w="4400"/>
             <w:vAlign w:val="center"/>
           </w:tcPr>
           <w:p>
@@ -1304,7 +1331,7 @@
         </w:tc>
         <w:tc>
           <w:tcPr>
-            <w:tcW w:type="dxa" w:w="3675"/>
+            <w:tcW w:type="dxa" w:w="3860"/>
             <w:vAlign w:val="center"/>
           </w:tcPr>
           <w:p>
@@ -1323,7 +1350,7 @@
         </w:trPr>
         <w:tc>
           <w:tcPr>
-            <w:tcW w:type="dxa" w:w="1366"/>
+            <w:tcW w:type="dxa" w:w="1661"/>
             <w:vAlign w:val="center"/>
           </w:tcPr>
           <w:p>
@@ -1337,7 +1364,7 @@
         </w:tc>
         <w:tc>
           <w:tcPr>
-            <w:tcW w:type="dxa" w:w="4881"/>
+            <w:tcW w:type="dxa" w:w="4400"/>
             <w:vAlign w:val="center"/>
           </w:tcPr>
           <w:p>
@@ -1351,7 +1378,7 @@
         </w:tc>
         <w:tc>
           <w:tcPr>
-            <w:tcW w:type="dxa" w:w="3675"/>
+            <w:tcW w:type="dxa" w:w="3860"/>
             <w:vAlign w:val="center"/>
           </w:tcPr>
           <w:p>
@@ -1370,7 +1397,7 @@
         </w:trPr>
         <w:tc>
           <w:tcPr>
-            <w:tcW w:type="dxa" w:w="1366"/>
+            <w:tcW w:type="dxa" w:w="1661"/>
             <w:vAlign w:val="center"/>
           </w:tcPr>
           <w:p>
@@ -1384,7 +1411,7 @@
         </w:tc>
         <w:tc>
           <w:tcPr>
-            <w:tcW w:type="dxa" w:w="4881"/>
+            <w:tcW w:type="dxa" w:w="4400"/>
             <w:vAlign w:val="center"/>
           </w:tcPr>
           <w:p>
@@ -1398,7 +1425,7 @@
         </w:tc>
         <w:tc>
           <w:tcPr>
-            <w:tcW w:type="dxa" w:w="3675"/>
+            <w:tcW w:type="dxa" w:w="3860"/>
             <w:vAlign w:val="center"/>
           </w:tcPr>
           <w:p>
@@ -1417,7 +1444,7 @@
         </w:trPr>
         <w:tc>
           <w:tcPr>
-            <w:tcW w:type="dxa" w:w="1366"/>
+            <w:tcW w:type="dxa" w:w="1661"/>
             <w:vAlign w:val="center"/>
           </w:tcPr>
           <w:p>
@@ -1431,7 +1458,7 @@
         </w:tc>
         <w:tc>
           <w:tcPr>
-            <w:tcW w:type="dxa" w:w="4881"/>
+            <w:tcW w:type="dxa" w:w="4400"/>
             <w:vAlign w:val="center"/>
           </w:tcPr>
           <w:p>
@@ -1445,7 +1472,7 @@
         </w:tc>
         <w:tc>
           <w:tcPr>
-            <w:tcW w:type="dxa" w:w="3675"/>
+            <w:tcW w:type="dxa" w:w="3860"/>
             <w:vAlign w:val="center"/>
           </w:tcPr>
           <w:p>
@@ -1494,11 +1521,14 @@
         </w:trPr>
         <w:tc>
           <w:tcPr>
-            <w:tcW w:type="dxa" w:w="733"/>
-            <w:vAlign w:val="center"/>
+            <w:tcW w:type="dxa" w:w="845"/>
             <w:shd w:val="clear" w:color="auto" w:fill="1F4E79"/>
-          </w:tcPr>
-          <w:p>
+            <w:vAlign w:val="center"/>
+          </w:tcPr>
+          <w:p>
+            <w:pPr>
+              <w:keepNext/>
+            </w:pPr>
             <w:r>
               <w:rPr>
                 <w:b/>
@@ -1511,11 +1541,14 @@
         </w:tc>
         <w:tc>
           <w:tcPr>
-            <w:tcW w:type="dxa" w:w="733"/>
-            <w:vAlign w:val="center"/>
+            <w:tcW w:type="dxa" w:w="1620"/>
             <w:shd w:val="clear" w:color="auto" w:fill="1F4E79"/>
-          </w:tcPr>
-          <w:p>
+            <w:vAlign w:val="center"/>
+          </w:tcPr>
+          <w:p>
+            <w:pPr>
+              <w:keepNext/>
+            </w:pPr>
             <w:r>
               <w:rPr>
                 <w:b/>
@@ -1528,11 +1561,14 @@
         </w:tc>
         <w:tc>
           <w:tcPr>
-            <w:tcW w:type="dxa" w:w="4054"/>
-            <w:vAlign w:val="center"/>
+            <w:tcW w:type="dxa" w:w="3483"/>
             <w:shd w:val="clear" w:color="auto" w:fill="1F4E79"/>
-          </w:tcPr>
-          <w:p>
+            <w:vAlign w:val="center"/>
+          </w:tcPr>
+          <w:p>
+            <w:pPr>
+              <w:keepNext/>
+            </w:pPr>
             <w:r>
               <w:rPr>
                 <w:b/>
@@ -1545,11 +1581,14 @@
         </w:tc>
         <w:tc>
           <w:tcPr>
-            <w:tcW w:type="dxa" w:w="3374"/>
-            <w:vAlign w:val="center"/>
+            <w:tcW w:type="dxa" w:w="2476"/>
             <w:shd w:val="clear" w:color="auto" w:fill="1F4E79"/>
-          </w:tcPr>
-          <w:p>
+            <w:vAlign w:val="center"/>
+          </w:tcPr>
+          <w:p>
+            <w:pPr>
+              <w:keepNext/>
+            </w:pPr>
             <w:r>
               <w:rPr>
                 <w:b/>
@@ -1562,11 +1601,14 @@
         </w:tc>
         <w:tc>
           <w:tcPr>
-            <w:tcW w:type="dxa" w:w="1027"/>
-            <w:vAlign w:val="center"/>
+            <w:tcW w:type="dxa" w:w="1498"/>
             <w:shd w:val="clear" w:color="auto" w:fill="1F4E79"/>
-          </w:tcPr>
-          <w:p>
+            <w:vAlign w:val="center"/>
+          </w:tcPr>
+          <w:p>
+            <w:pPr>
+              <w:keepNext/>
+            </w:pPr>
             <w:r>
               <w:rPr>
                 <w:b/>
@@ -1584,7 +1626,7 @@
         </w:trPr>
         <w:tc>
           <w:tcPr>
-            <w:tcW w:type="dxa" w:w="733"/>
+            <w:tcW w:type="dxa" w:w="845"/>
             <w:vAlign w:val="center"/>
           </w:tcPr>
           <w:p>
@@ -1598,7 +1640,7 @@
         </w:tc>
         <w:tc>
           <w:tcPr>
-            <w:tcW w:type="dxa" w:w="733"/>
+            <w:tcW w:type="dxa" w:w="1620"/>
             <w:vAlign w:val="center"/>
           </w:tcPr>
           <w:p>
@@ -1612,7 +1654,7 @@
         </w:tc>
         <w:tc>
           <w:tcPr>
-            <w:tcW w:type="dxa" w:w="4054"/>
+            <w:tcW w:type="dxa" w:w="3483"/>
             <w:vAlign w:val="center"/>
           </w:tcPr>
           <w:p>
@@ -1626,7 +1668,7 @@
         </w:tc>
         <w:tc>
           <w:tcPr>
-            <w:tcW w:type="dxa" w:w="3374"/>
+            <w:tcW w:type="dxa" w:w="2476"/>
             <w:vAlign w:val="center"/>
           </w:tcPr>
           <w:p>
@@ -1640,7 +1682,7 @@
         </w:tc>
         <w:tc>
           <w:tcPr>
-            <w:tcW w:type="dxa" w:w="1027"/>
+            <w:tcW w:type="dxa" w:w="1498"/>
             <w:vAlign w:val="center"/>
           </w:tcPr>
           <w:p>
@@ -1659,7 +1701,7 @@
         </w:trPr>
         <w:tc>
           <w:tcPr>
-            <w:tcW w:type="dxa" w:w="733"/>
+            <w:tcW w:type="dxa" w:w="845"/>
             <w:vAlign w:val="center"/>
           </w:tcPr>
           <w:p>
@@ -1673,7 +1715,7 @@
         </w:tc>
         <w:tc>
           <w:tcPr>
-            <w:tcW w:type="dxa" w:w="733"/>
+            <w:tcW w:type="dxa" w:w="1620"/>
             <w:vAlign w:val="center"/>
           </w:tcPr>
           <w:p>
@@ -1687,7 +1729,7 @@
         </w:tc>
         <w:tc>
           <w:tcPr>
-            <w:tcW w:type="dxa" w:w="4054"/>
+            <w:tcW w:type="dxa" w:w="3483"/>
             <w:vAlign w:val="center"/>
           </w:tcPr>
           <w:p>
@@ -1701,7 +1743,7 @@
         </w:tc>
         <w:tc>
           <w:tcPr>
-            <w:tcW w:type="dxa" w:w="3374"/>
+            <w:tcW w:type="dxa" w:w="2476"/>
             <w:vAlign w:val="center"/>
           </w:tcPr>
           <w:p>
@@ -1715,7 +1757,7 @@
         </w:tc>
         <w:tc>
           <w:tcPr>
-            <w:tcW w:type="dxa" w:w="1027"/>
+            <w:tcW w:type="dxa" w:w="1498"/>
             <w:vAlign w:val="center"/>
           </w:tcPr>
           <w:p>
@@ -1734,7 +1776,7 @@
         </w:trPr>
         <w:tc>
           <w:tcPr>
-            <w:tcW w:type="dxa" w:w="733"/>
+            <w:tcW w:type="dxa" w:w="845"/>
             <w:vAlign w:val="center"/>
           </w:tcPr>
           <w:p>
@@ -1748,7 +1790,7 @@
         </w:tc>
         <w:tc>
           <w:tcPr>
-            <w:tcW w:type="dxa" w:w="733"/>
+            <w:tcW w:type="dxa" w:w="1620"/>
             <w:vAlign w:val="center"/>
           </w:tcPr>
           <w:p>
@@ -1762,7 +1804,7 @@
         </w:tc>
         <w:tc>
           <w:tcPr>
-            <w:tcW w:type="dxa" w:w="4054"/>
+            <w:tcW w:type="dxa" w:w="3483"/>
             <w:vAlign w:val="center"/>
           </w:tcPr>
           <w:p>
@@ -1776,7 +1818,7 @@
         </w:tc>
         <w:tc>
           <w:tcPr>
-            <w:tcW w:type="dxa" w:w="3374"/>
+            <w:tcW w:type="dxa" w:w="2476"/>
             <w:vAlign w:val="center"/>
           </w:tcPr>
           <w:p>
@@ -1790,7 +1832,7 @@
         </w:tc>
         <w:tc>
           <w:tcPr>
-            <w:tcW w:type="dxa" w:w="1027"/>
+            <w:tcW w:type="dxa" w:w="1498"/>
             <w:vAlign w:val="center"/>
           </w:tcPr>
           <w:p>
@@ -1809,7 +1851,7 @@
         </w:trPr>
         <w:tc>
           <w:tcPr>
-            <w:tcW w:type="dxa" w:w="733"/>
+            <w:tcW w:type="dxa" w:w="845"/>
             <w:vAlign w:val="center"/>
           </w:tcPr>
           <w:p>
@@ -1823,7 +1865,7 @@
         </w:tc>
         <w:tc>
           <w:tcPr>
-            <w:tcW w:type="dxa" w:w="733"/>
+            <w:tcW w:type="dxa" w:w="1620"/>
             <w:vAlign w:val="center"/>
           </w:tcPr>
           <w:p>
@@ -1837,7 +1879,7 @@
         </w:tc>
         <w:tc>
           <w:tcPr>
-            <w:tcW w:type="dxa" w:w="4054"/>
+            <w:tcW w:type="dxa" w:w="3483"/>
             <w:vAlign w:val="center"/>
           </w:tcPr>
           <w:p>
@@ -1851,7 +1893,7 @@
         </w:tc>
         <w:tc>
           <w:tcPr>
-            <w:tcW w:type="dxa" w:w="3374"/>
+            <w:tcW w:type="dxa" w:w="2476"/>
             <w:vAlign w:val="center"/>
           </w:tcPr>
           <w:p>
@@ -1865,7 +1907,7 @@
         </w:tc>
         <w:tc>
           <w:tcPr>
-            <w:tcW w:type="dxa" w:w="1027"/>
+            <w:tcW w:type="dxa" w:w="1498"/>
             <w:vAlign w:val="center"/>
           </w:tcPr>
           <w:p>
@@ -1884,7 +1926,7 @@
         </w:trPr>
         <w:tc>
           <w:tcPr>
-            <w:tcW w:type="dxa" w:w="733"/>
+            <w:tcW w:type="dxa" w:w="845"/>
             <w:vAlign w:val="center"/>
           </w:tcPr>
           <w:p>
@@ -1898,7 +1940,7 @@
         </w:tc>
         <w:tc>
           <w:tcPr>
-            <w:tcW w:type="dxa" w:w="733"/>
+            <w:tcW w:type="dxa" w:w="1620"/>
             <w:vAlign w:val="center"/>
           </w:tcPr>
           <w:p>
@@ -1912,7 +1954,7 @@
         </w:tc>
         <w:tc>
           <w:tcPr>
-            <w:tcW w:type="dxa" w:w="4054"/>
+            <w:tcW w:type="dxa" w:w="3483"/>
             <w:vAlign w:val="center"/>
           </w:tcPr>
           <w:p>
@@ -1926,7 +1968,7 @@
         </w:tc>
         <w:tc>
           <w:tcPr>
-            <w:tcW w:type="dxa" w:w="3374"/>
+            <w:tcW w:type="dxa" w:w="2476"/>
             <w:vAlign w:val="center"/>
           </w:tcPr>
           <w:p>
@@ -1940,7 +1982,7 @@
         </w:tc>
         <w:tc>
           <w:tcPr>
-            <w:tcW w:type="dxa" w:w="1027"/>
+            <w:tcW w:type="dxa" w:w="1498"/>
             <w:vAlign w:val="center"/>
           </w:tcPr>
           <w:p>
@@ -1959,7 +2001,7 @@
         </w:trPr>
         <w:tc>
           <w:tcPr>
-            <w:tcW w:type="dxa" w:w="733"/>
+            <w:tcW w:type="dxa" w:w="845"/>
             <w:vAlign w:val="center"/>
           </w:tcPr>
           <w:p>
@@ -1973,7 +2015,7 @@
         </w:tc>
         <w:tc>
           <w:tcPr>
-            <w:tcW w:type="dxa" w:w="733"/>
+            <w:tcW w:type="dxa" w:w="1620"/>
             <w:vAlign w:val="center"/>
           </w:tcPr>
           <w:p>
@@ -1987,7 +2029,7 @@
         </w:tc>
         <w:tc>
           <w:tcPr>
-            <w:tcW w:type="dxa" w:w="4054"/>
+            <w:tcW w:type="dxa" w:w="3483"/>
             <w:vAlign w:val="center"/>
           </w:tcPr>
           <w:p>
@@ -2001,7 +2043,7 @@
         </w:tc>
         <w:tc>
           <w:tcPr>
-            <w:tcW w:type="dxa" w:w="3374"/>
+            <w:tcW w:type="dxa" w:w="2476"/>
             <w:vAlign w:val="center"/>
           </w:tcPr>
           <w:p>
@@ -2015,7 +2057,7 @@
         </w:tc>
         <w:tc>
           <w:tcPr>
-            <w:tcW w:type="dxa" w:w="1027"/>
+            <w:tcW w:type="dxa" w:w="1498"/>
             <w:vAlign w:val="center"/>
           </w:tcPr>
           <w:p>
@@ -2034,7 +2076,7 @@
         </w:trPr>
         <w:tc>
           <w:tcPr>
-            <w:tcW w:type="dxa" w:w="733"/>
+            <w:tcW w:type="dxa" w:w="845"/>
             <w:vAlign w:val="center"/>
           </w:tcPr>
           <w:p>
@@ -2048,7 +2090,7 @@
         </w:tc>
         <w:tc>
           <w:tcPr>
-            <w:tcW w:type="dxa" w:w="733"/>
+            <w:tcW w:type="dxa" w:w="1620"/>
             <w:vAlign w:val="center"/>
           </w:tcPr>
           <w:p>
@@ -2062,7 +2104,7 @@
         </w:tc>
         <w:tc>
           <w:tcPr>
-            <w:tcW w:type="dxa" w:w="4054"/>
+            <w:tcW w:type="dxa" w:w="3483"/>
             <w:vAlign w:val="center"/>
           </w:tcPr>
           <w:p>
@@ -2076,7 +2118,7 @@
         </w:tc>
         <w:tc>
           <w:tcPr>
-            <w:tcW w:type="dxa" w:w="3374"/>
+            <w:tcW w:type="dxa" w:w="2476"/>
             <w:vAlign w:val="center"/>
           </w:tcPr>
           <w:p>
@@ -2090,7 +2132,7 @@
         </w:tc>
         <w:tc>
           <w:tcPr>
-            <w:tcW w:type="dxa" w:w="1027"/>
+            <w:tcW w:type="dxa" w:w="1498"/>
             <w:vAlign w:val="center"/>
           </w:tcPr>
           <w:p>
@@ -2109,7 +2151,7 @@
         </w:trPr>
         <w:tc>
           <w:tcPr>
-            <w:tcW w:type="dxa" w:w="733"/>
+            <w:tcW w:type="dxa" w:w="845"/>
             <w:vAlign w:val="center"/>
           </w:tcPr>
           <w:p>
@@ -2123,7 +2165,7 @@
         </w:tc>
         <w:tc>
           <w:tcPr>
-            <w:tcW w:type="dxa" w:w="733"/>
+            <w:tcW w:type="dxa" w:w="1620"/>
             <w:vAlign w:val="center"/>
           </w:tcPr>
           <w:p>
@@ -2137,7 +2179,7 @@
         </w:tc>
         <w:tc>
           <w:tcPr>
-            <w:tcW w:type="dxa" w:w="4054"/>
+            <w:tcW w:type="dxa" w:w="3483"/>
             <w:vAlign w:val="center"/>
           </w:tcPr>
           <w:p>
@@ -2151,7 +2193,7 @@
         </w:tc>
         <w:tc>
           <w:tcPr>
-            <w:tcW w:type="dxa" w:w="3374"/>
+            <w:tcW w:type="dxa" w:w="2476"/>
             <w:vAlign w:val="center"/>
           </w:tcPr>
           <w:p>
@@ -2165,7 +2207,7 @@
         </w:tc>
         <w:tc>
           <w:tcPr>
-            <w:tcW w:type="dxa" w:w="1027"/>
+            <w:tcW w:type="dxa" w:w="1498"/>
             <w:vAlign w:val="center"/>
           </w:tcPr>
           <w:p>
@@ -2207,11 +2249,14 @@
         </w:trPr>
         <w:tc>
           <w:tcPr>
-            <w:tcW w:type="dxa" w:w="3195"/>
-            <w:vAlign w:val="center"/>
+            <w:tcW w:type="dxa" w:w="3139"/>
             <w:shd w:val="clear" w:color="auto" w:fill="1F4E79"/>
-          </w:tcPr>
-          <w:p>
+            <w:vAlign w:val="center"/>
+          </w:tcPr>
+          <w:p>
+            <w:pPr>
+              <w:keepNext/>
+            </w:pPr>
             <w:r>
               <w:rPr>
                 <w:b/>
@@ -2224,11 +2269,14 @@
         </w:tc>
         <w:tc>
           <w:tcPr>
-            <w:tcW w:type="dxa" w:w="1850"/>
-            <w:vAlign w:val="center"/>
+            <w:tcW w:type="dxa" w:w="1681"/>
             <w:shd w:val="clear" w:color="auto" w:fill="1F4E79"/>
-          </w:tcPr>
-          <w:p>
+            <w:vAlign w:val="center"/>
+          </w:tcPr>
+          <w:p>
+            <w:pPr>
+              <w:keepNext/>
+            </w:pPr>
             <w:r>
               <w:rPr>
                 <w:b/>
@@ -2241,11 +2289,14 @@
         </w:tc>
         <w:tc>
           <w:tcPr>
-            <w:tcW w:type="dxa" w:w="4877"/>
-            <w:vAlign w:val="center"/>
+            <w:tcW w:type="dxa" w:w="5102"/>
             <w:shd w:val="clear" w:color="auto" w:fill="1F4E79"/>
-          </w:tcPr>
-          <w:p>
+            <w:vAlign w:val="center"/>
+          </w:tcPr>
+          <w:p>
+            <w:pPr>
+              <w:keepNext/>
+            </w:pPr>
             <w:r>
               <w:rPr>
                 <w:b/>
@@ -2263,7 +2314,7 @@
         </w:trPr>
         <w:tc>
           <w:tcPr>
-            <w:tcW w:type="dxa" w:w="3195"/>
+            <w:tcW w:type="dxa" w:w="3139"/>
             <w:vAlign w:val="center"/>
           </w:tcPr>
           <w:p>
@@ -2277,7 +2328,7 @@
         </w:tc>
         <w:tc>
           <w:tcPr>
-            <w:tcW w:type="dxa" w:w="1850"/>
+            <w:tcW w:type="dxa" w:w="1681"/>
             <w:vAlign w:val="center"/>
           </w:tcPr>
           <w:p>
@@ -2291,7 +2342,7 @@
         </w:tc>
         <w:tc>
           <w:tcPr>
-            <w:tcW w:type="dxa" w:w="4877"/>
+            <w:tcW w:type="dxa" w:w="5102"/>
             <w:vAlign w:val="center"/>
           </w:tcPr>
           <w:p>
@@ -2310,7 +2361,7 @@
         </w:trPr>
         <w:tc>
           <w:tcPr>
-            <w:tcW w:type="dxa" w:w="3195"/>
+            <w:tcW w:type="dxa" w:w="3139"/>
             <w:vAlign w:val="center"/>
           </w:tcPr>
           <w:p>
@@ -2324,7 +2375,7 @@
         </w:tc>
         <w:tc>
           <w:tcPr>
-            <w:tcW w:type="dxa" w:w="1850"/>
+            <w:tcW w:type="dxa" w:w="1681"/>
             <w:vAlign w:val="center"/>
           </w:tcPr>
           <w:p>
@@ -2338,7 +2389,7 @@
         </w:tc>
         <w:tc>
           <w:tcPr>
-            <w:tcW w:type="dxa" w:w="4877"/>
+            <w:tcW w:type="dxa" w:w="5102"/>
             <w:vAlign w:val="center"/>
           </w:tcPr>
           <w:p>
@@ -2357,7 +2408,7 @@
         </w:trPr>
         <w:tc>
           <w:tcPr>
-            <w:tcW w:type="dxa" w:w="3195"/>
+            <w:tcW w:type="dxa" w:w="3139"/>
             <w:vAlign w:val="center"/>
           </w:tcPr>
           <w:p>
@@ -2371,7 +2422,7 @@
         </w:tc>
         <w:tc>
           <w:tcPr>
-            <w:tcW w:type="dxa" w:w="1850"/>
+            <w:tcW w:type="dxa" w:w="1681"/>
             <w:vAlign w:val="center"/>
           </w:tcPr>
           <w:p>
@@ -2385,7 +2436,7 @@
         </w:tc>
         <w:tc>
           <w:tcPr>
-            <w:tcW w:type="dxa" w:w="4877"/>
+            <w:tcW w:type="dxa" w:w="5102"/>
             <w:vAlign w:val="center"/>
           </w:tcPr>
           <w:p>
@@ -2404,7 +2455,7 @@
         </w:trPr>
         <w:tc>
           <w:tcPr>
-            <w:tcW w:type="dxa" w:w="3195"/>
+            <w:tcW w:type="dxa" w:w="3139"/>
             <w:vAlign w:val="center"/>
           </w:tcPr>
           <w:p>
@@ -2418,7 +2469,7 @@
         </w:tc>
         <w:tc>
           <w:tcPr>
-            <w:tcW w:type="dxa" w:w="1850"/>
+            <w:tcW w:type="dxa" w:w="1681"/>
             <w:vAlign w:val="center"/>
           </w:tcPr>
           <w:p>
@@ -2432,7 +2483,7 @@
         </w:tc>
         <w:tc>
           <w:tcPr>
-            <w:tcW w:type="dxa" w:w="4877"/>
+            <w:tcW w:type="dxa" w:w="5102"/>
             <w:vAlign w:val="center"/>
           </w:tcPr>
           <w:p>
@@ -2451,7 +2502,7 @@
         </w:trPr>
         <w:tc>
           <w:tcPr>
-            <w:tcW w:type="dxa" w:w="3195"/>
+            <w:tcW w:type="dxa" w:w="3139"/>
             <w:vAlign w:val="center"/>
           </w:tcPr>
           <w:p>
@@ -2466,7 +2517,7 @@
         </w:tc>
         <w:tc>
           <w:tcPr>
-            <w:tcW w:type="dxa" w:w="1850"/>
+            <w:tcW w:type="dxa" w:w="1681"/>
             <w:vAlign w:val="center"/>
           </w:tcPr>
           <w:p>
@@ -2481,7 +2532,7 @@
         </w:tc>
         <w:tc>
           <w:tcPr>
-            <w:tcW w:type="dxa" w:w="4877"/>
+            <w:tcW w:type="dxa" w:w="5102"/>
             <w:vAlign w:val="center"/>
           </w:tcPr>
           <w:p>
@@ -2532,11 +2583,14 @@
         </w:trPr>
         <w:tc>
           <w:tcPr>
-            <w:tcW w:type="dxa" w:w="2187"/>
-            <w:vAlign w:val="center"/>
+            <w:tcW w:type="dxa" w:w="2199"/>
             <w:shd w:val="clear" w:color="auto" w:fill="1F4E79"/>
-          </w:tcPr>
-          <w:p>
+            <w:vAlign w:val="center"/>
+          </w:tcPr>
+          <w:p>
+            <w:pPr>
+              <w:keepNext/>
+            </w:pPr>
             <w:r>
               <w:rPr>
                 <w:b/>
@@ -2549,11 +2603,14 @@
         </w:tc>
         <w:tc>
           <w:tcPr>
-            <w:tcW w:type="dxa" w:w="2727"/>
-            <w:vAlign w:val="center"/>
+            <w:tcW w:type="dxa" w:w="2899"/>
             <w:shd w:val="clear" w:color="auto" w:fill="1F4E79"/>
-          </w:tcPr>
-          <w:p>
+            <w:vAlign w:val="center"/>
+          </w:tcPr>
+          <w:p>
+            <w:pPr>
+              <w:keepNext/>
+            </w:pPr>
             <w:r>
               <w:rPr>
                 <w:b/>
@@ -2566,11 +2623,14 @@
         </w:tc>
         <w:tc>
           <w:tcPr>
-            <w:tcW w:type="dxa" w:w="4239"/>
-            <w:vAlign w:val="center"/>
+            <w:tcW w:type="dxa" w:w="4132"/>
             <w:shd w:val="clear" w:color="auto" w:fill="1F4E79"/>
-          </w:tcPr>
-          <w:p>
+            <w:vAlign w:val="center"/>
+          </w:tcPr>
+          <w:p>
+            <w:pPr>
+              <w:keepNext/>
+            </w:pPr>
             <w:r>
               <w:rPr>
                 <w:b/>
@@ -2583,11 +2643,14 @@
         </w:tc>
         <w:tc>
           <w:tcPr>
-            <w:tcW w:type="dxa" w:w="768"/>
-            <w:vAlign w:val="center"/>
+            <w:tcW w:type="dxa" w:w="692"/>
             <w:shd w:val="clear" w:color="auto" w:fill="1F4E79"/>
-          </w:tcPr>
-          <w:p>
+            <w:vAlign w:val="center"/>
+          </w:tcPr>
+          <w:p>
+            <w:pPr>
+              <w:keepNext/>
+            </w:pPr>
             <w:r>
               <w:rPr>
                 <w:b/>
@@ -2605,7 +2668,7 @@
         </w:trPr>
         <w:tc>
           <w:tcPr>
-            <w:tcW w:type="dxa" w:w="2187"/>
+            <w:tcW w:type="dxa" w:w="2199"/>
             <w:vAlign w:val="center"/>
           </w:tcPr>
           <w:p>
@@ -2619,7 +2682,7 @@
         </w:tc>
         <w:tc>
           <w:tcPr>
-            <w:tcW w:type="dxa" w:w="2727"/>
+            <w:tcW w:type="dxa" w:w="2899"/>
             <w:vAlign w:val="center"/>
           </w:tcPr>
           <w:p>
@@ -2633,7 +2696,7 @@
         </w:tc>
         <w:tc>
           <w:tcPr>
-            <w:tcW w:type="dxa" w:w="4239"/>
+            <w:tcW w:type="dxa" w:w="4132"/>
             <w:vAlign w:val="center"/>
           </w:tcPr>
           <w:p>
@@ -2647,7 +2710,7 @@
         </w:tc>
         <w:tc>
           <w:tcPr>
-            <w:tcW w:type="dxa" w:w="768"/>
+            <w:tcW w:type="dxa" w:w="692"/>
             <w:vAlign w:val="center"/>
           </w:tcPr>
           <w:p>
@@ -2666,7 +2729,7 @@
         </w:trPr>
         <w:tc>
           <w:tcPr>
-            <w:tcW w:type="dxa" w:w="2187"/>
+            <w:tcW w:type="dxa" w:w="2199"/>
             <w:vAlign w:val="center"/>
           </w:tcPr>
           <w:p>
@@ -2681,7 +2744,7 @@
         </w:tc>
         <w:tc>
           <w:tcPr>
-            <w:tcW w:type="dxa" w:w="2727"/>
+            <w:tcW w:type="dxa" w:w="2899"/>
             <w:vAlign w:val="center"/>
           </w:tcPr>
           <w:p>
@@ -2695,7 +2758,7 @@
         </w:tc>
         <w:tc>
           <w:tcPr>
-            <w:tcW w:type="dxa" w:w="4239"/>
+            <w:tcW w:type="dxa" w:w="4132"/>
             <w:vAlign w:val="center"/>
           </w:tcPr>
           <w:p>
@@ -2709,7 +2772,7 @@
         </w:tc>
         <w:tc>
           <w:tcPr>
-            <w:tcW w:type="dxa" w:w="768"/>
+            <w:tcW w:type="dxa" w:w="692"/>
             <w:vAlign w:val="center"/>
           </w:tcPr>
           <w:p>
@@ -2729,7 +2792,7 @@
         </w:trPr>
         <w:tc>
           <w:tcPr>
-            <w:tcW w:type="dxa" w:w="2187"/>
+            <w:tcW w:type="dxa" w:w="2199"/>
             <w:vAlign w:val="center"/>
           </w:tcPr>
           <w:p>
@@ -2743,7 +2806,7 @@
         </w:tc>
         <w:tc>
           <w:tcPr>
-            <w:tcW w:type="dxa" w:w="2727"/>
+            <w:tcW w:type="dxa" w:w="2899"/>
             <w:vAlign w:val="center"/>
           </w:tcPr>
           <w:p>
@@ -2757,7 +2820,7 @@
         </w:tc>
         <w:tc>
           <w:tcPr>
-            <w:tcW w:type="dxa" w:w="4239"/>
+            <w:tcW w:type="dxa" w:w="4132"/>
             <w:vAlign w:val="center"/>
           </w:tcPr>
           <w:p>
@@ -2771,7 +2834,7 @@
         </w:tc>
         <w:tc>
           <w:tcPr>
-            <w:tcW w:type="dxa" w:w="768"/>
+            <w:tcW w:type="dxa" w:w="692"/>
             <w:vAlign w:val="center"/>
           </w:tcPr>
           <w:p>
@@ -2814,11 +2877,14 @@
         </w:trPr>
         <w:tc>
           <w:tcPr>
-            <w:tcW w:type="dxa" w:w="761"/>
-            <w:vAlign w:val="center"/>
+            <w:tcW w:type="dxa" w:w="845"/>
             <w:shd w:val="clear" w:color="auto" w:fill="1F4E79"/>
-          </w:tcPr>
-          <w:p>
+            <w:vAlign w:val="center"/>
+          </w:tcPr>
+          <w:p>
+            <w:pPr>
+              <w:keepNext/>
+            </w:pPr>
             <w:r>
               <w:rPr>
                 <w:b/>
@@ -2831,11 +2897,14 @@
         </w:tc>
         <w:tc>
           <w:tcPr>
-            <w:tcW w:type="dxa" w:w="4009"/>
-            <w:vAlign w:val="center"/>
+            <w:tcW w:type="dxa" w:w="3176"/>
             <w:shd w:val="clear" w:color="auto" w:fill="1F4E79"/>
-          </w:tcPr>
-          <w:p>
+            <w:vAlign w:val="center"/>
+          </w:tcPr>
+          <w:p>
+            <w:pPr>
+              <w:keepNext/>
+            </w:pPr>
             <w:r>
               <w:rPr>
                 <w:b/>
@@ -2848,11 +2917,14 @@
         </w:tc>
         <w:tc>
           <w:tcPr>
-            <w:tcW w:type="dxa" w:w="4264"/>
-            <w:vAlign w:val="center"/>
+            <w:tcW w:type="dxa" w:w="4157"/>
             <w:shd w:val="clear" w:color="auto" w:fill="1F4E79"/>
-          </w:tcPr>
-          <w:p>
+            <w:vAlign w:val="center"/>
+          </w:tcPr>
+          <w:p>
+            <w:pPr>
+              <w:keepNext/>
+            </w:pPr>
             <w:r>
               <w:rPr>
                 <w:b/>
@@ -2865,11 +2937,14 @@
         </w:tc>
         <w:tc>
           <w:tcPr>
-            <w:tcW w:type="dxa" w:w="888"/>
-            <w:vAlign w:val="center"/>
+            <w:tcW w:type="dxa" w:w="1743"/>
             <w:shd w:val="clear" w:color="auto" w:fill="1F4E79"/>
-          </w:tcPr>
-          <w:p>
+            <w:vAlign w:val="center"/>
+          </w:tcPr>
+          <w:p>
+            <w:pPr>
+              <w:keepNext/>
+            </w:pPr>
             <w:r>
               <w:rPr>
                 <w:b/>
@@ -2887,7 +2962,7 @@
         </w:trPr>
         <w:tc>
           <w:tcPr>
-            <w:tcW w:type="dxa" w:w="761"/>
+            <w:tcW w:type="dxa" w:w="845"/>
             <w:vAlign w:val="center"/>
           </w:tcPr>
           <w:p>
@@ -2901,7 +2976,7 @@
         </w:tc>
         <w:tc>
           <w:tcPr>
-            <w:tcW w:type="dxa" w:w="4009"/>
+            <w:tcW w:type="dxa" w:w="3176"/>
             <w:vAlign w:val="center"/>
           </w:tcPr>
           <w:p>
@@ -2928,7 +3003,7 @@
         </w:tc>
         <w:tc>
           <w:tcPr>
-            <w:tcW w:type="dxa" w:w="4264"/>
+            <w:tcW w:type="dxa" w:w="4157"/>
             <w:vAlign w:val="center"/>
           </w:tcPr>
           <w:p>
@@ -2942,7 +3017,7 @@
         </w:tc>
         <w:tc>
           <w:tcPr>
-            <w:tcW w:type="dxa" w:w="888"/>
+            <w:tcW w:type="dxa" w:w="1743"/>
             <w:vAlign w:val="center"/>
           </w:tcPr>
           <w:p>
@@ -2961,7 +3036,7 @@
         </w:trPr>
         <w:tc>
           <w:tcPr>
-            <w:tcW w:type="dxa" w:w="761"/>
+            <w:tcW w:type="dxa" w:w="845"/>
             <w:vAlign w:val="center"/>
           </w:tcPr>
           <w:p>
@@ -2975,7 +3050,7 @@
         </w:tc>
         <w:tc>
           <w:tcPr>
-            <w:tcW w:type="dxa" w:w="4009"/>
+            <w:tcW w:type="dxa" w:w="3176"/>
             <w:vAlign w:val="center"/>
           </w:tcPr>
           <w:p>
@@ -3002,7 +3077,7 @@
         </w:tc>
         <w:tc>
           <w:tcPr>
-            <w:tcW w:type="dxa" w:w="4264"/>
+            <w:tcW w:type="dxa" w:w="4157"/>
             <w:vAlign w:val="center"/>
           </w:tcPr>
           <w:p>
@@ -3016,7 +3091,7 @@
         </w:tc>
         <w:tc>
           <w:tcPr>
-            <w:tcW w:type="dxa" w:w="888"/>
+            <w:tcW w:type="dxa" w:w="1743"/>
             <w:vAlign w:val="center"/>
           </w:tcPr>
           <w:p>
@@ -3035,7 +3110,7 @@
         </w:trPr>
         <w:tc>
           <w:tcPr>
-            <w:tcW w:type="dxa" w:w="761"/>
+            <w:tcW w:type="dxa" w:w="845"/>
             <w:vAlign w:val="center"/>
           </w:tcPr>
           <w:p>
@@ -3049,7 +3124,7 @@
         </w:tc>
         <w:tc>
           <w:tcPr>
-            <w:tcW w:type="dxa" w:w="4009"/>
+            <w:tcW w:type="dxa" w:w="3176"/>
             <w:vAlign w:val="center"/>
           </w:tcPr>
           <w:p>
@@ -3076,7 +3151,7 @@
         </w:tc>
         <w:tc>
           <w:tcPr>
-            <w:tcW w:type="dxa" w:w="4264"/>
+            <w:tcW w:type="dxa" w:w="4157"/>
             <w:vAlign w:val="center"/>
           </w:tcPr>
           <w:p>
@@ -3090,7 +3165,7 @@
         </w:tc>
         <w:tc>
           <w:tcPr>
-            <w:tcW w:type="dxa" w:w="888"/>
+            <w:tcW w:type="dxa" w:w="1743"/>
             <w:vAlign w:val="center"/>
           </w:tcPr>
           <w:p>
@@ -3109,7 +3184,7 @@
         </w:trPr>
         <w:tc>
           <w:tcPr>
-            <w:tcW w:type="dxa" w:w="761"/>
+            <w:tcW w:type="dxa" w:w="845"/>
             <w:vAlign w:val="center"/>
           </w:tcPr>
           <w:p>
@@ -3123,7 +3198,7 @@
         </w:tc>
         <w:tc>
           <w:tcPr>
-            <w:tcW w:type="dxa" w:w="4009"/>
+            <w:tcW w:type="dxa" w:w="3176"/>
             <w:vAlign w:val="center"/>
           </w:tcPr>
           <w:p>
@@ -3150,7 +3225,7 @@
         </w:tc>
         <w:tc>
           <w:tcPr>
-            <w:tcW w:type="dxa" w:w="4264"/>
+            <w:tcW w:type="dxa" w:w="4157"/>
             <w:vAlign w:val="center"/>
           </w:tcPr>
           <w:p>
@@ -3164,7 +3239,7 @@
         </w:tc>
         <w:tc>
           <w:tcPr>
-            <w:tcW w:type="dxa" w:w="888"/>
+            <w:tcW w:type="dxa" w:w="1743"/>
             <w:vAlign w:val="center"/>
           </w:tcPr>
           <w:p>
@@ -3183,7 +3258,7 @@
         </w:trPr>
         <w:tc>
           <w:tcPr>
-            <w:tcW w:type="dxa" w:w="761"/>
+            <w:tcW w:type="dxa" w:w="845"/>
             <w:vAlign w:val="center"/>
           </w:tcPr>
           <w:p>
@@ -3197,7 +3272,7 @@
         </w:tc>
         <w:tc>
           <w:tcPr>
-            <w:tcW w:type="dxa" w:w="4009"/>
+            <w:tcW w:type="dxa" w:w="3176"/>
             <w:vAlign w:val="center"/>
           </w:tcPr>
           <w:p>
@@ -3224,7 +3299,7 @@
         </w:tc>
         <w:tc>
           <w:tcPr>
-            <w:tcW w:type="dxa" w:w="4264"/>
+            <w:tcW w:type="dxa" w:w="4157"/>
             <w:vAlign w:val="center"/>
           </w:tcPr>
           <w:p>
@@ -3238,7 +3313,7 @@
         </w:tc>
         <w:tc>
           <w:tcPr>
-            <w:tcW w:type="dxa" w:w="888"/>
+            <w:tcW w:type="dxa" w:w="1743"/>
             <w:vAlign w:val="center"/>
           </w:tcPr>
           <w:p>
@@ -3257,7 +3332,7 @@
         </w:trPr>
         <w:tc>
           <w:tcPr>
-            <w:tcW w:type="dxa" w:w="761"/>
+            <w:tcW w:type="dxa" w:w="845"/>
             <w:vAlign w:val="center"/>
           </w:tcPr>
           <w:p>
@@ -3271,7 +3346,7 @@
         </w:tc>
         <w:tc>
           <w:tcPr>
-            <w:tcW w:type="dxa" w:w="4009"/>
+            <w:tcW w:type="dxa" w:w="3176"/>
             <w:vAlign w:val="center"/>
           </w:tcPr>
           <w:p>
@@ -3298,7 +3373,7 @@
         </w:tc>
         <w:tc>
           <w:tcPr>
-            <w:tcW w:type="dxa" w:w="4264"/>
+            <w:tcW w:type="dxa" w:w="4157"/>
             <w:vAlign w:val="center"/>
           </w:tcPr>
           <w:p>
@@ -3312,7 +3387,7 @@
         </w:tc>
         <w:tc>
           <w:tcPr>
-            <w:tcW w:type="dxa" w:w="888"/>
+            <w:tcW w:type="dxa" w:w="1743"/>
             <w:vAlign w:val="center"/>
           </w:tcPr>
           <w:p>
@@ -3331,7 +3406,7 @@
         </w:trPr>
         <w:tc>
           <w:tcPr>
-            <w:tcW w:type="dxa" w:w="761"/>
+            <w:tcW w:type="dxa" w:w="845"/>
             <w:vAlign w:val="center"/>
           </w:tcPr>
           <w:p>
@@ -3345,7 +3420,7 @@
         </w:tc>
         <w:tc>
           <w:tcPr>
-            <w:tcW w:type="dxa" w:w="4009"/>
+            <w:tcW w:type="dxa" w:w="3176"/>
             <w:vAlign w:val="center"/>
           </w:tcPr>
           <w:p>
@@ -3372,7 +3447,7 @@
         </w:tc>
         <w:tc>
           <w:tcPr>
-            <w:tcW w:type="dxa" w:w="4264"/>
+            <w:tcW w:type="dxa" w:w="4157"/>
             <w:vAlign w:val="center"/>
           </w:tcPr>
           <w:p>
@@ -3386,7 +3461,7 @@
         </w:tc>
         <w:tc>
           <w:tcPr>
-            <w:tcW w:type="dxa" w:w="888"/>
+            <w:tcW w:type="dxa" w:w="1743"/>
             <w:vAlign w:val="center"/>
           </w:tcPr>
           <w:p>
@@ -3480,11 +3555,14 @@
         </w:trPr>
         <w:tc>
           <w:tcPr>
-            <w:tcW w:type="dxa" w:w="1620"/>
-            <w:vAlign w:val="center"/>
+            <w:tcW w:type="dxa" w:w="1630"/>
             <w:shd w:val="clear" w:color="auto" w:fill="1F4E79"/>
-          </w:tcPr>
-          <w:p>
+            <w:vAlign w:val="center"/>
+          </w:tcPr>
+          <w:p>
+            <w:pPr>
+              <w:keepNext/>
+            </w:pPr>
             <w:r>
               <w:rPr>
                 <w:b/>
@@ -3497,11 +3575,14 @@
         </w:tc>
         <w:tc>
           <w:tcPr>
-            <w:tcW w:type="dxa" w:w="6357"/>
-            <w:vAlign w:val="center"/>
+            <w:tcW w:type="dxa" w:w="6436"/>
             <w:shd w:val="clear" w:color="auto" w:fill="1F4E79"/>
-          </w:tcPr>
-          <w:p>
+            <w:vAlign w:val="center"/>
+          </w:tcPr>
+          <w:p>
+            <w:pPr>
+              <w:keepNext/>
+            </w:pPr>
             <w:r>
               <w:rPr>
                 <w:b/>
@@ -3514,11 +3595,14 @@
         </w:tc>
         <w:tc>
           <w:tcPr>
-            <w:tcW w:type="dxa" w:w="1944"/>
-            <w:vAlign w:val="center"/>
+            <w:tcW w:type="dxa" w:w="1855"/>
             <w:shd w:val="clear" w:color="auto" w:fill="1F4E79"/>
-          </w:tcPr>
-          <w:p>
+            <w:vAlign w:val="center"/>
+          </w:tcPr>
+          <w:p>
+            <w:pPr>
+              <w:keepNext/>
+            </w:pPr>
             <w:r>
               <w:rPr>
                 <w:b/>
@@ -3536,7 +3620,7 @@
         </w:trPr>
         <w:tc>
           <w:tcPr>
-            <w:tcW w:type="dxa" w:w="1620"/>
+            <w:tcW w:type="dxa" w:w="1630"/>
             <w:vAlign w:val="center"/>
           </w:tcPr>
           <w:p>
@@ -3550,7 +3634,7 @@
         </w:tc>
         <w:tc>
           <w:tcPr>
-            <w:tcW w:type="dxa" w:w="6357"/>
+            <w:tcW w:type="dxa" w:w="6436"/>
             <w:vAlign w:val="center"/>
           </w:tcPr>
           <w:p>
@@ -3564,7 +3648,7 @@
         </w:tc>
         <w:tc>
           <w:tcPr>
-            <w:tcW w:type="dxa" w:w="1944"/>
+            <w:tcW w:type="dxa" w:w="1855"/>
             <w:vAlign w:val="center"/>
           </w:tcPr>
           <w:p>
@@ -3583,7 +3667,7 @@
         </w:trPr>
         <w:tc>
           <w:tcPr>
-            <w:tcW w:type="dxa" w:w="1620"/>
+            <w:tcW w:type="dxa" w:w="1630"/>
             <w:vAlign w:val="center"/>
           </w:tcPr>
           <w:p>
@@ -3597,7 +3681,7 @@
         </w:tc>
         <w:tc>
           <w:tcPr>
-            <w:tcW w:type="dxa" w:w="6357"/>
+            <w:tcW w:type="dxa" w:w="6436"/>
             <w:vAlign w:val="center"/>
           </w:tcPr>
           <w:p>
@@ -3611,7 +3695,7 @@
         </w:tc>
         <w:tc>
           <w:tcPr>
-            <w:tcW w:type="dxa" w:w="1944"/>
+            <w:tcW w:type="dxa" w:w="1855"/>
             <w:vAlign w:val="center"/>
           </w:tcPr>
           <w:p>
@@ -3630,7 +3714,7 @@
         </w:trPr>
         <w:tc>
           <w:tcPr>
-            <w:tcW w:type="dxa" w:w="1620"/>
+            <w:tcW w:type="dxa" w:w="1630"/>
             <w:vAlign w:val="center"/>
           </w:tcPr>
           <w:p>
@@ -3644,7 +3728,7 @@
         </w:tc>
         <w:tc>
           <w:tcPr>
-            <w:tcW w:type="dxa" w:w="6357"/>
+            <w:tcW w:type="dxa" w:w="6436"/>
             <w:vAlign w:val="center"/>
           </w:tcPr>
           <w:p>
@@ -3658,7 +3742,7 @@
         </w:tc>
         <w:tc>
           <w:tcPr>
-            <w:tcW w:type="dxa" w:w="1944"/>
+            <w:tcW w:type="dxa" w:w="1855"/>
             <w:vAlign w:val="center"/>
           </w:tcPr>
           <w:p>
@@ -3677,7 +3761,7 @@
         </w:trPr>
         <w:tc>
           <w:tcPr>
-            <w:tcW w:type="dxa" w:w="1620"/>
+            <w:tcW w:type="dxa" w:w="1630"/>
             <w:vAlign w:val="center"/>
           </w:tcPr>
           <w:p>
@@ -3691,7 +3775,7 @@
         </w:tc>
         <w:tc>
           <w:tcPr>
-            <w:tcW w:type="dxa" w:w="6357"/>
+            <w:tcW w:type="dxa" w:w="6436"/>
             <w:vAlign w:val="center"/>
           </w:tcPr>
           <w:p>
@@ -3705,7 +3789,7 @@
         </w:tc>
         <w:tc>
           <w:tcPr>
-            <w:tcW w:type="dxa" w:w="1944"/>
+            <w:tcW w:type="dxa" w:w="1855"/>
             <w:vAlign w:val="center"/>
           </w:tcPr>
           <w:p>
@@ -3724,7 +3808,7 @@
         </w:trPr>
         <w:tc>
           <w:tcPr>
-            <w:tcW w:type="dxa" w:w="1620"/>
+            <w:tcW w:type="dxa" w:w="1630"/>
             <w:vAlign w:val="center"/>
           </w:tcPr>
           <w:p>
@@ -3738,7 +3822,7 @@
         </w:tc>
         <w:tc>
           <w:tcPr>
-            <w:tcW w:type="dxa" w:w="6357"/>
+            <w:tcW w:type="dxa" w:w="6436"/>
             <w:vAlign w:val="center"/>
           </w:tcPr>
           <w:p>
@@ -3752,7 +3836,7 @@
         </w:tc>
         <w:tc>
           <w:tcPr>
-            <w:tcW w:type="dxa" w:w="1944"/>
+            <w:tcW w:type="dxa" w:w="1855"/>
             <w:vAlign w:val="center"/>
           </w:tcPr>
           <w:p>
@@ -4091,11 +4175,14 @@
         </w:trPr>
         <w:tc>
           <w:tcPr>
-            <w:tcW w:type="dxa" w:w="913"/>
-            <w:vAlign w:val="center"/>
+            <w:tcW w:type="dxa" w:w="1457"/>
             <w:shd w:val="clear" w:color="auto" w:fill="1F4E79"/>
-          </w:tcPr>
-          <w:p>
+            <w:vAlign w:val="center"/>
+          </w:tcPr>
+          <w:p>
+            <w:pPr>
+              <w:keepNext/>
+            </w:pPr>
             <w:r>
               <w:rPr>
                 <w:b/>
@@ -4108,11 +4195,14 @@
         </w:tc>
         <w:tc>
           <w:tcPr>
-            <w:tcW w:type="dxa" w:w="3225"/>
-            <w:vAlign w:val="center"/>
+            <w:tcW w:type="dxa" w:w="2788"/>
             <w:shd w:val="clear" w:color="auto" w:fill="1F4E79"/>
-          </w:tcPr>
-          <w:p>
+            <w:vAlign w:val="center"/>
+          </w:tcPr>
+          <w:p>
+            <w:pPr>
+              <w:keepNext/>
+            </w:pPr>
             <w:r>
               <w:rPr>
                 <w:b/>
@@ -4125,11 +4215,14 @@
         </w:tc>
         <w:tc>
           <w:tcPr>
-            <w:tcW w:type="dxa" w:w="5783"/>
-            <w:vAlign w:val="center"/>
+            <w:tcW w:type="dxa" w:w="5676"/>
             <w:shd w:val="clear" w:color="auto" w:fill="1F4E79"/>
-          </w:tcPr>
-          <w:p>
+            <w:vAlign w:val="center"/>
+          </w:tcPr>
+          <w:p>
+            <w:pPr>
+              <w:keepNext/>
+            </w:pPr>
             <w:r>
               <w:rPr>
                 <w:b/>
@@ -4147,7 +4240,7 @@
         </w:trPr>
         <w:tc>
           <w:tcPr>
-            <w:tcW w:type="dxa" w:w="913"/>
+            <w:tcW w:type="dxa" w:w="1457"/>
             <w:vAlign w:val="center"/>
           </w:tcPr>
           <w:p>
@@ -4161,7 +4254,7 @@
         </w:tc>
         <w:tc>
           <w:tcPr>
-            <w:tcW w:type="dxa" w:w="3225"/>
+            <w:tcW w:type="dxa" w:w="2788"/>
             <w:vAlign w:val="center"/>
           </w:tcPr>
           <w:p>
@@ -4175,7 +4268,7 @@
         </w:tc>
         <w:tc>
           <w:tcPr>
-            <w:tcW w:type="dxa" w:w="5783"/>
+            <w:tcW w:type="dxa" w:w="5676"/>
             <w:vAlign w:val="center"/>
           </w:tcPr>
           <w:p>
@@ -4194,7 +4287,7 @@
         </w:trPr>
         <w:tc>
           <w:tcPr>
-            <w:tcW w:type="dxa" w:w="913"/>
+            <w:tcW w:type="dxa" w:w="1457"/>
             <w:vAlign w:val="center"/>
           </w:tcPr>
           <w:p>
@@ -4208,7 +4301,7 @@
         </w:tc>
         <w:tc>
           <w:tcPr>
-            <w:tcW w:type="dxa" w:w="3225"/>
+            <w:tcW w:type="dxa" w:w="2788"/>
             <w:vAlign w:val="center"/>
           </w:tcPr>
           <w:p>
@@ -4222,7 +4315,7 @@
         </w:tc>
         <w:tc>
           <w:tcPr>
-            <w:tcW w:type="dxa" w:w="5783"/>
+            <w:tcW w:type="dxa" w:w="5676"/>
             <w:vAlign w:val="center"/>
           </w:tcPr>
           <w:p>
@@ -4241,7 +4334,7 @@
         </w:trPr>
         <w:tc>
           <w:tcPr>
-            <w:tcW w:type="dxa" w:w="913"/>
+            <w:tcW w:type="dxa" w:w="1457"/>
             <w:vAlign w:val="center"/>
           </w:tcPr>
           <w:p>
@@ -4255,7 +4348,7 @@
         </w:tc>
         <w:tc>
           <w:tcPr>
-            <w:tcW w:type="dxa" w:w="3225"/>
+            <w:tcW w:type="dxa" w:w="2788"/>
             <w:vAlign w:val="center"/>
           </w:tcPr>
           <w:p>
@@ -4269,7 +4362,7 @@
         </w:tc>
         <w:tc>
           <w:tcPr>
-            <w:tcW w:type="dxa" w:w="5783"/>
+            <w:tcW w:type="dxa" w:w="5676"/>
             <w:vAlign w:val="center"/>
           </w:tcPr>
           <w:p>
@@ -4288,7 +4381,7 @@
         </w:trPr>
         <w:tc>
           <w:tcPr>
-            <w:tcW w:type="dxa" w:w="913"/>
+            <w:tcW w:type="dxa" w:w="1457"/>
             <w:vAlign w:val="center"/>
           </w:tcPr>
           <w:p>
@@ -4302,7 +4395,7 @@
         </w:tc>
         <w:tc>
           <w:tcPr>
-            <w:tcW w:type="dxa" w:w="3225"/>
+            <w:tcW w:type="dxa" w:w="2788"/>
             <w:vAlign w:val="center"/>
           </w:tcPr>
           <w:p>
@@ -4316,7 +4409,7 @@
         </w:tc>
         <w:tc>
           <w:tcPr>
-            <w:tcW w:type="dxa" w:w="5783"/>
+            <w:tcW w:type="dxa" w:w="5676"/>
             <w:vAlign w:val="center"/>
           </w:tcPr>
           <w:p>
@@ -4335,7 +4428,7 @@
         </w:trPr>
         <w:tc>
           <w:tcPr>
-            <w:tcW w:type="dxa" w:w="913"/>
+            <w:tcW w:type="dxa" w:w="1457"/>
             <w:vAlign w:val="center"/>
           </w:tcPr>
           <w:p>
@@ -4349,7 +4442,7 @@
         </w:tc>
         <w:tc>
           <w:tcPr>
-            <w:tcW w:type="dxa" w:w="3225"/>
+            <w:tcW w:type="dxa" w:w="2788"/>
             <w:vAlign w:val="center"/>
           </w:tcPr>
           <w:p>
@@ -4363,7 +4456,7 @@
         </w:tc>
         <w:tc>
           <w:tcPr>
-            <w:tcW w:type="dxa" w:w="5783"/>
+            <w:tcW w:type="dxa" w:w="5676"/>
             <w:vAlign w:val="center"/>
           </w:tcPr>
           <w:p>
@@ -4382,7 +4475,7 @@
         </w:trPr>
         <w:tc>
           <w:tcPr>
-            <w:tcW w:type="dxa" w:w="913"/>
+            <w:tcW w:type="dxa" w:w="1457"/>
             <w:vAlign w:val="center"/>
           </w:tcPr>
           <w:p>
@@ -4396,7 +4489,7 @@
         </w:tc>
         <w:tc>
           <w:tcPr>
-            <w:tcW w:type="dxa" w:w="3225"/>
+            <w:tcW w:type="dxa" w:w="2788"/>
             <w:vAlign w:val="center"/>
           </w:tcPr>
           <w:p>
@@ -4410,7 +4503,7 @@
         </w:tc>
         <w:tc>
           <w:tcPr>
-            <w:tcW w:type="dxa" w:w="5783"/>
+            <w:tcW w:type="dxa" w:w="5676"/>
             <w:vAlign w:val="center"/>
           </w:tcPr>
           <w:p>
@@ -4429,7 +4522,7 @@
         </w:trPr>
         <w:tc>
           <w:tcPr>
-            <w:tcW w:type="dxa" w:w="913"/>
+            <w:tcW w:type="dxa" w:w="1457"/>
             <w:vAlign w:val="center"/>
           </w:tcPr>
           <w:p>
@@ -4443,7 +4536,7 @@
         </w:tc>
         <w:tc>
           <w:tcPr>
-            <w:tcW w:type="dxa" w:w="3225"/>
+            <w:tcW w:type="dxa" w:w="2788"/>
             <w:vAlign w:val="center"/>
           </w:tcPr>
           <w:p>
@@ -4457,15 +4550,15 @@
         </w:tc>
         <w:tc>
           <w:tcPr>
-            <w:tcW w:type="dxa" w:w="5783"/>
-            <w:vAlign w:val="center"/>
-          </w:tcPr>
-          <w:p>
-            <w:r>
-              <w:rPr>
-                <w:sz w:val="18"/>
-              </w:rPr>
-              <w:t>관계형 엔티티 6개(DR-01~06), 장소 캐시</w:t>
+            <w:tcW w:type="dxa" w:w="5676"/>
+            <w:vAlign w:val="center"/>
+          </w:tcPr>
+          <w:p>
+            <w:r>
+              <w:rPr>
+                <w:sz w:val="18"/>
+              </w:rPr>
+              <w:t>관계형 엔티티 7개(DR-01~06, DR-09), 장소 캐시</w:t>
             </w:r>
           </w:p>
         </w:tc>
@@ -4476,7 +4569,7 @@
         </w:trPr>
         <w:tc>
           <w:tcPr>
-            <w:tcW w:type="dxa" w:w="913"/>
+            <w:tcW w:type="dxa" w:w="1457"/>
             <w:vAlign w:val="center"/>
           </w:tcPr>
           <w:p>
@@ -4490,7 +4583,7 @@
         </w:tc>
         <w:tc>
           <w:tcPr>
-            <w:tcW w:type="dxa" w:w="3225"/>
+            <w:tcW w:type="dxa" w:w="2788"/>
             <w:vAlign w:val="center"/>
           </w:tcPr>
           <w:p>
@@ -4504,7 +4597,7 @@
         </w:tc>
         <w:tc>
           <w:tcPr>
-            <w:tcW w:type="dxa" w:w="5783"/>
+            <w:tcW w:type="dxa" w:w="5676"/>
             <w:vAlign w:val="center"/>
           </w:tcPr>
           <w:p>
@@ -4523,7 +4616,7 @@
         </w:trPr>
         <w:tc>
           <w:tcPr>
-            <w:tcW w:type="dxa" w:w="913"/>
+            <w:tcW w:type="dxa" w:w="1457"/>
             <w:vAlign w:val="center"/>
           </w:tcPr>
           <w:p>
@@ -4537,7 +4630,7 @@
         </w:tc>
         <w:tc>
           <w:tcPr>
-            <w:tcW w:type="dxa" w:w="3225"/>
+            <w:tcW w:type="dxa" w:w="2788"/>
             <w:vAlign w:val="center"/>
           </w:tcPr>
           <w:p>
@@ -4551,7 +4644,7 @@
         </w:tc>
         <w:tc>
           <w:tcPr>
-            <w:tcW w:type="dxa" w:w="5783"/>
+            <w:tcW w:type="dxa" w:w="5676"/>
             <w:vAlign w:val="center"/>
           </w:tcPr>
           <w:p>
@@ -4570,7 +4663,7 @@
         </w:trPr>
         <w:tc>
           <w:tcPr>
-            <w:tcW w:type="dxa" w:w="913"/>
+            <w:tcW w:type="dxa" w:w="1457"/>
             <w:vAlign w:val="center"/>
           </w:tcPr>
           <w:p>
@@ -4584,7 +4677,7 @@
         </w:tc>
         <w:tc>
           <w:tcPr>
-            <w:tcW w:type="dxa" w:w="3225"/>
+            <w:tcW w:type="dxa" w:w="2788"/>
             <w:vAlign w:val="center"/>
           </w:tcPr>
           <w:p>
@@ -4598,7 +4691,7 @@
         </w:tc>
         <w:tc>
           <w:tcPr>
-            <w:tcW w:type="dxa" w:w="5783"/>
+            <w:tcW w:type="dxa" w:w="5676"/>
             <w:vAlign w:val="center"/>
           </w:tcPr>
           <w:p>
@@ -4649,11 +4742,14 @@
         </w:trPr>
         <w:tc>
           <w:tcPr>
-            <w:tcW w:type="dxa" w:w="786"/>
-            <w:vAlign w:val="center"/>
+            <w:tcW w:type="dxa" w:w="845"/>
             <w:shd w:val="clear" w:color="auto" w:fill="1F4E79"/>
-          </w:tcPr>
-          <w:p>
+            <w:vAlign w:val="center"/>
+          </w:tcPr>
+          <w:p>
+            <w:pPr>
+              <w:keepNext/>
+            </w:pPr>
             <w:r>
               <w:rPr>
                 <w:b/>
@@ -4666,11 +4762,14 @@
         </w:tc>
         <w:tc>
           <w:tcPr>
-            <w:tcW w:type="dxa" w:w="2429"/>
-            <w:vAlign w:val="center"/>
+            <w:tcW w:type="dxa" w:w="1855"/>
             <w:shd w:val="clear" w:color="auto" w:fill="1F4E79"/>
-          </w:tcPr>
-          <w:p>
+            <w:vAlign w:val="center"/>
+          </w:tcPr>
+          <w:p>
+            <w:pPr>
+              <w:keepNext/>
+            </w:pPr>
             <w:r>
               <w:rPr>
                 <w:b/>
@@ -4683,11 +4782,14 @@
         </w:tc>
         <w:tc>
           <w:tcPr>
-            <w:tcW w:type="dxa" w:w="1538"/>
-            <w:vAlign w:val="center"/>
+            <w:tcW w:type="dxa" w:w="1630"/>
             <w:shd w:val="clear" w:color="auto" w:fill="1F4E79"/>
-          </w:tcPr>
-          <w:p>
+            <w:vAlign w:val="center"/>
+          </w:tcPr>
+          <w:p>
+            <w:pPr>
+              <w:keepNext/>
+            </w:pPr>
             <w:r>
               <w:rPr>
                 <w:b/>
@@ -4700,11 +4802,14 @@
         </w:tc>
         <w:tc>
           <w:tcPr>
-            <w:tcW w:type="dxa" w:w="5168"/>
-            <w:vAlign w:val="center"/>
+            <w:tcW w:type="dxa" w:w="5591"/>
             <w:shd w:val="clear" w:color="auto" w:fill="1F4E79"/>
-          </w:tcPr>
-          <w:p>
+            <w:vAlign w:val="center"/>
+          </w:tcPr>
+          <w:p>
+            <w:pPr>
+              <w:keepNext/>
+            </w:pPr>
             <w:r>
               <w:rPr>
                 <w:b/>
@@ -4722,7 +4827,7 @@
         </w:trPr>
         <w:tc>
           <w:tcPr>
-            <w:tcW w:type="dxa" w:w="786"/>
+            <w:tcW w:type="dxa" w:w="845"/>
             <w:vAlign w:val="center"/>
           </w:tcPr>
           <w:p>
@@ -4736,7 +4841,7 @@
         </w:tc>
         <w:tc>
           <w:tcPr>
-            <w:tcW w:type="dxa" w:w="2429"/>
+            <w:tcW w:type="dxa" w:w="1855"/>
             <w:vAlign w:val="center"/>
           </w:tcPr>
           <w:p>
@@ -4750,7 +4855,7 @@
         </w:tc>
         <w:tc>
           <w:tcPr>
-            <w:tcW w:type="dxa" w:w="1538"/>
+            <w:tcW w:type="dxa" w:w="1630"/>
             <w:vAlign w:val="center"/>
           </w:tcPr>
           <w:p>
@@ -4764,7 +4869,7 @@
         </w:tc>
         <w:tc>
           <w:tcPr>
-            <w:tcW w:type="dxa" w:w="5168"/>
+            <w:tcW w:type="dxa" w:w="5591"/>
             <w:vAlign w:val="center"/>
           </w:tcPr>
           <w:p>
@@ -4783,7 +4888,7 @@
         </w:trPr>
         <w:tc>
           <w:tcPr>
-            <w:tcW w:type="dxa" w:w="786"/>
+            <w:tcW w:type="dxa" w:w="845"/>
             <w:vAlign w:val="center"/>
           </w:tcPr>
           <w:p>
@@ -4797,7 +4902,7 @@
         </w:tc>
         <w:tc>
           <w:tcPr>
-            <w:tcW w:type="dxa" w:w="2429"/>
+            <w:tcW w:type="dxa" w:w="1855"/>
             <w:vAlign w:val="center"/>
           </w:tcPr>
           <w:p>
@@ -4811,7 +4916,7 @@
         </w:tc>
         <w:tc>
           <w:tcPr>
-            <w:tcW w:type="dxa" w:w="1538"/>
+            <w:tcW w:type="dxa" w:w="1630"/>
             <w:vAlign w:val="center"/>
           </w:tcPr>
           <w:p>
@@ -4825,7 +4930,7 @@
         </w:tc>
         <w:tc>
           <w:tcPr>
-            <w:tcW w:type="dxa" w:w="5168"/>
+            <w:tcW w:type="dxa" w:w="5591"/>
             <w:vAlign w:val="center"/>
           </w:tcPr>
           <w:p>
@@ -4844,7 +4949,7 @@
         </w:trPr>
         <w:tc>
           <w:tcPr>
-            <w:tcW w:type="dxa" w:w="786"/>
+            <w:tcW w:type="dxa" w:w="845"/>
             <w:vAlign w:val="center"/>
           </w:tcPr>
           <w:p>
@@ -4858,7 +4963,7 @@
         </w:tc>
         <w:tc>
           <w:tcPr>
-            <w:tcW w:type="dxa" w:w="2429"/>
+            <w:tcW w:type="dxa" w:w="1855"/>
             <w:vAlign w:val="center"/>
           </w:tcPr>
           <w:p>
@@ -4872,7 +4977,7 @@
         </w:tc>
         <w:tc>
           <w:tcPr>
-            <w:tcW w:type="dxa" w:w="1538"/>
+            <w:tcW w:type="dxa" w:w="1630"/>
             <w:vAlign w:val="center"/>
           </w:tcPr>
           <w:p>
@@ -4886,7 +4991,7 @@
         </w:tc>
         <w:tc>
           <w:tcPr>
-            <w:tcW w:type="dxa" w:w="5168"/>
+            <w:tcW w:type="dxa" w:w="5591"/>
             <w:vAlign w:val="center"/>
           </w:tcPr>
           <w:p>
@@ -4905,7 +5010,7 @@
         </w:trPr>
         <w:tc>
           <w:tcPr>
-            <w:tcW w:type="dxa" w:w="786"/>
+            <w:tcW w:type="dxa" w:w="845"/>
             <w:vAlign w:val="center"/>
           </w:tcPr>
           <w:p>
@@ -4919,7 +5024,7 @@
         </w:tc>
         <w:tc>
           <w:tcPr>
-            <w:tcW w:type="dxa" w:w="2429"/>
+            <w:tcW w:type="dxa" w:w="1855"/>
             <w:vAlign w:val="center"/>
           </w:tcPr>
           <w:p>
@@ -4933,7 +5038,7 @@
         </w:tc>
         <w:tc>
           <w:tcPr>
-            <w:tcW w:type="dxa" w:w="1538"/>
+            <w:tcW w:type="dxa" w:w="1630"/>
             <w:vAlign w:val="center"/>
           </w:tcPr>
           <w:p>
@@ -4947,7 +5052,7 @@
         </w:tc>
         <w:tc>
           <w:tcPr>
-            <w:tcW w:type="dxa" w:w="5168"/>
+            <w:tcW w:type="dxa" w:w="5591"/>
             <w:vAlign w:val="center"/>
           </w:tcPr>
           <w:p>
@@ -4966,7 +5071,7 @@
         </w:trPr>
         <w:tc>
           <w:tcPr>
-            <w:tcW w:type="dxa" w:w="786"/>
+            <w:tcW w:type="dxa" w:w="845"/>
             <w:vAlign w:val="center"/>
           </w:tcPr>
           <w:p>
@@ -4980,7 +5085,7 @@
         </w:tc>
         <w:tc>
           <w:tcPr>
-            <w:tcW w:type="dxa" w:w="2429"/>
+            <w:tcW w:type="dxa" w:w="1855"/>
             <w:vAlign w:val="center"/>
           </w:tcPr>
           <w:p>
@@ -4994,7 +5099,7 @@
         </w:tc>
         <w:tc>
           <w:tcPr>
-            <w:tcW w:type="dxa" w:w="1538"/>
+            <w:tcW w:type="dxa" w:w="1630"/>
             <w:vAlign w:val="center"/>
           </w:tcPr>
           <w:p>
@@ -5008,7 +5113,7 @@
         </w:tc>
         <w:tc>
           <w:tcPr>
-            <w:tcW w:type="dxa" w:w="5168"/>
+            <w:tcW w:type="dxa" w:w="5591"/>
             <w:vAlign w:val="center"/>
           </w:tcPr>
           <w:p>
@@ -5027,7 +5132,7 @@
         </w:trPr>
         <w:tc>
           <w:tcPr>
-            <w:tcW w:type="dxa" w:w="786"/>
+            <w:tcW w:type="dxa" w:w="845"/>
             <w:vAlign w:val="center"/>
           </w:tcPr>
           <w:p>
@@ -5041,7 +5146,7 @@
         </w:tc>
         <w:tc>
           <w:tcPr>
-            <w:tcW w:type="dxa" w:w="2429"/>
+            <w:tcW w:type="dxa" w:w="1855"/>
             <w:vAlign w:val="center"/>
           </w:tcPr>
           <w:p>
@@ -5055,7 +5160,7 @@
         </w:tc>
         <w:tc>
           <w:tcPr>
-            <w:tcW w:type="dxa" w:w="1538"/>
+            <w:tcW w:type="dxa" w:w="1630"/>
             <w:vAlign w:val="center"/>
           </w:tcPr>
           <w:p>
@@ -5069,7 +5174,7 @@
         </w:tc>
         <w:tc>
           <w:tcPr>
-            <w:tcW w:type="dxa" w:w="5168"/>
+            <w:tcW w:type="dxa" w:w="5591"/>
             <w:vAlign w:val="center"/>
           </w:tcPr>
           <w:p>
@@ -5088,7 +5193,7 @@
         </w:trPr>
         <w:tc>
           <w:tcPr>
-            <w:tcW w:type="dxa" w:w="786"/>
+            <w:tcW w:type="dxa" w:w="845"/>
             <w:vAlign w:val="center"/>
           </w:tcPr>
           <w:p>
@@ -5102,7 +5207,7 @@
         </w:tc>
         <w:tc>
           <w:tcPr>
-            <w:tcW w:type="dxa" w:w="2429"/>
+            <w:tcW w:type="dxa" w:w="1855"/>
             <w:vAlign w:val="center"/>
           </w:tcPr>
           <w:p>
@@ -5116,7 +5221,7 @@
         </w:tc>
         <w:tc>
           <w:tcPr>
-            <w:tcW w:type="dxa" w:w="1538"/>
+            <w:tcW w:type="dxa" w:w="1630"/>
             <w:vAlign w:val="center"/>
           </w:tcPr>
           <w:p>
@@ -5130,7 +5235,7 @@
         </w:tc>
         <w:tc>
           <w:tcPr>
-            <w:tcW w:type="dxa" w:w="5168"/>
+            <w:tcW w:type="dxa" w:w="5591"/>
             <w:vAlign w:val="center"/>
           </w:tcPr>
           <w:p>
@@ -5149,7 +5254,7 @@
         </w:trPr>
         <w:tc>
           <w:tcPr>
-            <w:tcW w:type="dxa" w:w="786"/>
+            <w:tcW w:type="dxa" w:w="845"/>
             <w:vAlign w:val="center"/>
           </w:tcPr>
           <w:p>
@@ -5163,7 +5268,7 @@
         </w:tc>
         <w:tc>
           <w:tcPr>
-            <w:tcW w:type="dxa" w:w="2429"/>
+            <w:tcW w:type="dxa" w:w="1855"/>
             <w:vAlign w:val="center"/>
           </w:tcPr>
           <w:p>
@@ -5177,7 +5282,7 @@
         </w:tc>
         <w:tc>
           <w:tcPr>
-            <w:tcW w:type="dxa" w:w="1538"/>
+            <w:tcW w:type="dxa" w:w="1630"/>
             <w:vAlign w:val="center"/>
           </w:tcPr>
           <w:p>
@@ -5191,7 +5296,7 @@
         </w:tc>
         <w:tc>
           <w:tcPr>
-            <w:tcW w:type="dxa" w:w="5168"/>
+            <w:tcW w:type="dxa" w:w="5591"/>
             <w:vAlign w:val="center"/>
           </w:tcPr>
           <w:p>
@@ -5210,7 +5315,7 @@
         </w:trPr>
         <w:tc>
           <w:tcPr>
-            <w:tcW w:type="dxa" w:w="786"/>
+            <w:tcW w:type="dxa" w:w="845"/>
             <w:vAlign w:val="center"/>
           </w:tcPr>
           <w:p>
@@ -5224,7 +5329,7 @@
         </w:tc>
         <w:tc>
           <w:tcPr>
-            <w:tcW w:type="dxa" w:w="2429"/>
+            <w:tcW w:type="dxa" w:w="1855"/>
             <w:vAlign w:val="center"/>
           </w:tcPr>
           <w:p>
@@ -5238,7 +5343,7 @@
         </w:tc>
         <w:tc>
           <w:tcPr>
-            <w:tcW w:type="dxa" w:w="1538"/>
+            <w:tcW w:type="dxa" w:w="1630"/>
             <w:vAlign w:val="center"/>
           </w:tcPr>
           <w:p>
@@ -5252,7 +5357,7 @@
         </w:tc>
         <w:tc>
           <w:tcPr>
-            <w:tcW w:type="dxa" w:w="5168"/>
+            <w:tcW w:type="dxa" w:w="5591"/>
             <w:vAlign w:val="center"/>
           </w:tcPr>
           <w:p>
@@ -5271,7 +5376,7 @@
         </w:trPr>
         <w:tc>
           <w:tcPr>
-            <w:tcW w:type="dxa" w:w="786"/>
+            <w:tcW w:type="dxa" w:w="845"/>
             <w:vAlign w:val="center"/>
           </w:tcPr>
           <w:p>
@@ -5285,7 +5390,7 @@
         </w:tc>
         <w:tc>
           <w:tcPr>
-            <w:tcW w:type="dxa" w:w="2429"/>
+            <w:tcW w:type="dxa" w:w="1855"/>
             <w:vAlign w:val="center"/>
           </w:tcPr>
           <w:p>
@@ -5299,7 +5404,7 @@
         </w:tc>
         <w:tc>
           <w:tcPr>
-            <w:tcW w:type="dxa" w:w="1538"/>
+            <w:tcW w:type="dxa" w:w="1630"/>
             <w:vAlign w:val="center"/>
           </w:tcPr>
           <w:p>
@@ -5313,7 +5418,7 @@
         </w:tc>
         <w:tc>
           <w:tcPr>
-            <w:tcW w:type="dxa" w:w="5168"/>
+            <w:tcW w:type="dxa" w:w="5591"/>
             <w:vAlign w:val="center"/>
           </w:tcPr>
           <w:p>
@@ -5332,7 +5437,7 @@
         </w:trPr>
         <w:tc>
           <w:tcPr>
-            <w:tcW w:type="dxa" w:w="786"/>
+            <w:tcW w:type="dxa" w:w="845"/>
             <w:vAlign w:val="center"/>
           </w:tcPr>
           <w:p>
@@ -5346,7 +5451,7 @@
         </w:tc>
         <w:tc>
           <w:tcPr>
-            <w:tcW w:type="dxa" w:w="2429"/>
+            <w:tcW w:type="dxa" w:w="1855"/>
             <w:vAlign w:val="center"/>
           </w:tcPr>
           <w:p>
@@ -5360,7 +5465,7 @@
         </w:tc>
         <w:tc>
           <w:tcPr>
-            <w:tcW w:type="dxa" w:w="1538"/>
+            <w:tcW w:type="dxa" w:w="1630"/>
             <w:vAlign w:val="center"/>
           </w:tcPr>
           <w:p>
@@ -5374,7 +5479,7 @@
         </w:tc>
         <w:tc>
           <w:tcPr>
-            <w:tcW w:type="dxa" w:w="5168"/>
+            <w:tcW w:type="dxa" w:w="5591"/>
             <w:vAlign w:val="center"/>
           </w:tcPr>
           <w:p>
@@ -5393,7 +5498,7 @@
         </w:trPr>
         <w:tc>
           <w:tcPr>
-            <w:tcW w:type="dxa" w:w="786"/>
+            <w:tcW w:type="dxa" w:w="845"/>
             <w:vAlign w:val="center"/>
           </w:tcPr>
           <w:p>
@@ -5407,7 +5512,7 @@
         </w:tc>
         <w:tc>
           <w:tcPr>
-            <w:tcW w:type="dxa" w:w="2429"/>
+            <w:tcW w:type="dxa" w:w="1855"/>
             <w:vAlign w:val="center"/>
           </w:tcPr>
           <w:p>
@@ -5421,7 +5526,7 @@
         </w:tc>
         <w:tc>
           <w:tcPr>
-            <w:tcW w:type="dxa" w:w="1538"/>
+            <w:tcW w:type="dxa" w:w="1630"/>
             <w:vAlign w:val="center"/>
           </w:tcPr>
           <w:p>
@@ -5435,7 +5540,7 @@
         </w:tc>
         <w:tc>
           <w:tcPr>
-            <w:tcW w:type="dxa" w:w="5168"/>
+            <w:tcW w:type="dxa" w:w="5591"/>
             <w:vAlign w:val="center"/>
           </w:tcPr>
           <w:p>
@@ -5454,7 +5559,7 @@
         </w:trPr>
         <w:tc>
           <w:tcPr>
-            <w:tcW w:type="dxa" w:w="786"/>
+            <w:tcW w:type="dxa" w:w="845"/>
             <w:vAlign w:val="center"/>
           </w:tcPr>
           <w:p>
@@ -5468,7 +5573,7 @@
         </w:tc>
         <w:tc>
           <w:tcPr>
-            <w:tcW w:type="dxa" w:w="2429"/>
+            <w:tcW w:type="dxa" w:w="1855"/>
             <w:vAlign w:val="center"/>
           </w:tcPr>
           <w:p>
@@ -5482,7 +5587,7 @@
         </w:tc>
         <w:tc>
           <w:tcPr>
-            <w:tcW w:type="dxa" w:w="1538"/>
+            <w:tcW w:type="dxa" w:w="1630"/>
             <w:vAlign w:val="center"/>
           </w:tcPr>
           <w:p>
@@ -5496,7 +5601,7 @@
         </w:tc>
         <w:tc>
           <w:tcPr>
-            <w:tcW w:type="dxa" w:w="5168"/>
+            <w:tcW w:type="dxa" w:w="5591"/>
             <w:vAlign w:val="center"/>
           </w:tcPr>
           <w:p>
@@ -5515,7 +5620,7 @@
         </w:trPr>
         <w:tc>
           <w:tcPr>
-            <w:tcW w:type="dxa" w:w="786"/>
+            <w:tcW w:type="dxa" w:w="845"/>
             <w:vAlign w:val="center"/>
           </w:tcPr>
           <w:p>
@@ -5529,7 +5634,7 @@
         </w:tc>
         <w:tc>
           <w:tcPr>
-            <w:tcW w:type="dxa" w:w="2429"/>
+            <w:tcW w:type="dxa" w:w="1855"/>
             <w:vAlign w:val="center"/>
           </w:tcPr>
           <w:p>
@@ -5543,7 +5648,7 @@
         </w:tc>
         <w:tc>
           <w:tcPr>
-            <w:tcW w:type="dxa" w:w="1538"/>
+            <w:tcW w:type="dxa" w:w="1630"/>
             <w:vAlign w:val="center"/>
           </w:tcPr>
           <w:p>
@@ -5557,7 +5662,7 @@
         </w:tc>
         <w:tc>
           <w:tcPr>
-            <w:tcW w:type="dxa" w:w="5168"/>
+            <w:tcW w:type="dxa" w:w="5591"/>
             <w:vAlign w:val="center"/>
           </w:tcPr>
           <w:p>
@@ -5576,7 +5681,7 @@
         </w:trPr>
         <w:tc>
           <w:tcPr>
-            <w:tcW w:type="dxa" w:w="786"/>
+            <w:tcW w:type="dxa" w:w="845"/>
             <w:vAlign w:val="center"/>
           </w:tcPr>
           <w:p>
@@ -5590,7 +5695,7 @@
         </w:tc>
         <w:tc>
           <w:tcPr>
-            <w:tcW w:type="dxa" w:w="2429"/>
+            <w:tcW w:type="dxa" w:w="1855"/>
             <w:vAlign w:val="center"/>
           </w:tcPr>
           <w:p>
@@ -5604,7 +5709,7 @@
         </w:tc>
         <w:tc>
           <w:tcPr>
-            <w:tcW w:type="dxa" w:w="1538"/>
+            <w:tcW w:type="dxa" w:w="1630"/>
             <w:vAlign w:val="center"/>
           </w:tcPr>
           <w:p>
@@ -5618,7 +5723,7 @@
         </w:tc>
         <w:tc>
           <w:tcPr>
-            <w:tcW w:type="dxa" w:w="5168"/>
+            <w:tcW w:type="dxa" w:w="5591"/>
             <w:vAlign w:val="center"/>
           </w:tcPr>
           <w:p>
@@ -5637,7 +5742,7 @@
         </w:trPr>
         <w:tc>
           <w:tcPr>
-            <w:tcW w:type="dxa" w:w="786"/>
+            <w:tcW w:type="dxa" w:w="845"/>
             <w:vAlign w:val="center"/>
           </w:tcPr>
           <w:p>
@@ -5651,7 +5756,7 @@
         </w:tc>
         <w:tc>
           <w:tcPr>
-            <w:tcW w:type="dxa" w:w="2429"/>
+            <w:tcW w:type="dxa" w:w="1855"/>
             <w:vAlign w:val="center"/>
           </w:tcPr>
           <w:p>
@@ -5665,7 +5770,7 @@
         </w:tc>
         <w:tc>
           <w:tcPr>
-            <w:tcW w:type="dxa" w:w="1538"/>
+            <w:tcW w:type="dxa" w:w="1630"/>
             <w:vAlign w:val="center"/>
           </w:tcPr>
           <w:p>
@@ -5679,7 +5784,7 @@
         </w:tc>
         <w:tc>
           <w:tcPr>
-            <w:tcW w:type="dxa" w:w="5168"/>
+            <w:tcW w:type="dxa" w:w="5591"/>
             <w:vAlign w:val="center"/>
           </w:tcPr>
           <w:p>
@@ -5698,7 +5803,7 @@
         </w:trPr>
         <w:tc>
           <w:tcPr>
-            <w:tcW w:type="dxa" w:w="786"/>
+            <w:tcW w:type="dxa" w:w="845"/>
             <w:vAlign w:val="center"/>
           </w:tcPr>
           <w:p>
@@ -5712,7 +5817,7 @@
         </w:tc>
         <w:tc>
           <w:tcPr>
-            <w:tcW w:type="dxa" w:w="2429"/>
+            <w:tcW w:type="dxa" w:w="1855"/>
             <w:vAlign w:val="center"/>
           </w:tcPr>
           <w:p>
@@ -5726,7 +5831,7 @@
         </w:tc>
         <w:tc>
           <w:tcPr>
-            <w:tcW w:type="dxa" w:w="1538"/>
+            <w:tcW w:type="dxa" w:w="1630"/>
             <w:vAlign w:val="center"/>
           </w:tcPr>
           <w:p>
@@ -5740,7 +5845,7 @@
         </w:tc>
         <w:tc>
           <w:tcPr>
-            <w:tcW w:type="dxa" w:w="5168"/>
+            <w:tcW w:type="dxa" w:w="5591"/>
             <w:vAlign w:val="center"/>
           </w:tcPr>
           <w:p>
@@ -5759,7 +5864,7 @@
         </w:trPr>
         <w:tc>
           <w:tcPr>
-            <w:tcW w:type="dxa" w:w="786"/>
+            <w:tcW w:type="dxa" w:w="845"/>
             <w:vAlign w:val="center"/>
           </w:tcPr>
           <w:p>
@@ -5773,7 +5878,7 @@
         </w:tc>
         <w:tc>
           <w:tcPr>
-            <w:tcW w:type="dxa" w:w="2429"/>
+            <w:tcW w:type="dxa" w:w="1855"/>
             <w:vAlign w:val="center"/>
           </w:tcPr>
           <w:p>
@@ -5787,7 +5892,7 @@
         </w:tc>
         <w:tc>
           <w:tcPr>
-            <w:tcW w:type="dxa" w:w="1538"/>
+            <w:tcW w:type="dxa" w:w="1630"/>
             <w:vAlign w:val="center"/>
           </w:tcPr>
           <w:p>
@@ -5801,7 +5906,7 @@
         </w:tc>
         <w:tc>
           <w:tcPr>
-            <w:tcW w:type="dxa" w:w="5168"/>
+            <w:tcW w:type="dxa" w:w="5591"/>
             <w:vAlign w:val="center"/>
           </w:tcPr>
           <w:p>
@@ -5820,7 +5925,7 @@
         </w:trPr>
         <w:tc>
           <w:tcPr>
-            <w:tcW w:type="dxa" w:w="786"/>
+            <w:tcW w:type="dxa" w:w="845"/>
             <w:vAlign w:val="center"/>
           </w:tcPr>
           <w:p>
@@ -5834,7 +5939,7 @@
         </w:tc>
         <w:tc>
           <w:tcPr>
-            <w:tcW w:type="dxa" w:w="2429"/>
+            <w:tcW w:type="dxa" w:w="1855"/>
             <w:vAlign w:val="center"/>
           </w:tcPr>
           <w:p>
@@ -5848,7 +5953,7 @@
         </w:tc>
         <w:tc>
           <w:tcPr>
-            <w:tcW w:type="dxa" w:w="1538"/>
+            <w:tcW w:type="dxa" w:w="1630"/>
             <w:vAlign w:val="center"/>
           </w:tcPr>
           <w:p>
@@ -5862,7 +5967,7 @@
         </w:tc>
         <w:tc>
           <w:tcPr>
-            <w:tcW w:type="dxa" w:w="5168"/>
+            <w:tcW w:type="dxa" w:w="5591"/>
             <w:vAlign w:val="center"/>
           </w:tcPr>
           <w:p>
@@ -6125,7 +6230,7 @@
         <w:t>관련</w:t>
       </w:r>
       <w:r>
-        <w:t>: FR-05·06·07·08, UI-04·05·06</w:t>
+        <w:t>: FR-05·06·07·08·12, UI-04·05·06</w:t>
       </w:r>
     </w:p>
     <w:p>
@@ -6260,7 +6365,7 @@
         <w:t>관련</w:t>
       </w:r>
       <w:r>
-        <w:t>: FR-07, AC-06</w:t>
+        <w:t>: FR-07·12, AC-06</w:t>
       </w:r>
     </w:p>
     <w:p>
@@ -6638,7 +6743,7 @@
         <w:t>관련</w:t>
       </w:r>
       <w:r>
-        <w:t>: FR-03·05, AC-03, NFR-08</w:t>
+        <w:t>: FR-03·05·12, AC-03, NFR-08</w:t>
       </w:r>
     </w:p>
     <w:p>
@@ -7480,11 +7585,14 @@
         </w:trPr>
         <w:tc>
           <w:tcPr>
-            <w:tcW w:type="dxa" w:w="771"/>
-            <w:vAlign w:val="center"/>
+            <w:tcW w:type="dxa" w:w="845"/>
             <w:shd w:val="clear" w:color="auto" w:fill="1F4E79"/>
-          </w:tcPr>
-          <w:p>
+            <w:vAlign w:val="center"/>
+          </w:tcPr>
+          <w:p>
+            <w:pPr>
+              <w:keepNext/>
+            </w:pPr>
             <w:r>
               <w:rPr>
                 <w:b/>
@@ -7497,11 +7605,14 @@
         </w:tc>
         <w:tc>
           <w:tcPr>
-            <w:tcW w:type="dxa" w:w="4281"/>
-            <w:vAlign w:val="center"/>
+            <w:tcW w:type="dxa" w:w="3065"/>
             <w:shd w:val="clear" w:color="auto" w:fill="1F4E79"/>
-          </w:tcPr>
-          <w:p>
+            <w:vAlign w:val="center"/>
+          </w:tcPr>
+          <w:p>
+            <w:pPr>
+              <w:keepNext/>
+            </w:pPr>
             <w:r>
               <w:rPr>
                 <w:b/>
@@ -7514,11 +7625,14 @@
         </w:tc>
         <w:tc>
           <w:tcPr>
-            <w:tcW w:type="dxa" w:w="2508"/>
-            <w:vAlign w:val="center"/>
+            <w:tcW w:type="dxa" w:w="2546"/>
             <w:shd w:val="clear" w:color="auto" w:fill="1F4E79"/>
-          </w:tcPr>
-          <w:p>
+            <w:vAlign w:val="center"/>
+          </w:tcPr>
+          <w:p>
+            <w:pPr>
+              <w:keepNext/>
+            </w:pPr>
             <w:r>
               <w:rPr>
                 <w:b/>
@@ -7531,11 +7645,14 @@
         </w:tc>
         <w:tc>
           <w:tcPr>
-            <w:tcW w:type="dxa" w:w="1049"/>
-            <w:vAlign w:val="center"/>
+            <w:tcW w:type="dxa" w:w="1835"/>
             <w:shd w:val="clear" w:color="auto" w:fill="1F4E79"/>
-          </w:tcPr>
-          <w:p>
+            <w:vAlign w:val="center"/>
+          </w:tcPr>
+          <w:p>
+            <w:pPr>
+              <w:keepNext/>
+            </w:pPr>
             <w:r>
               <w:rPr>
                 <w:b/>
@@ -7548,11 +7665,14 @@
         </w:tc>
         <w:tc>
           <w:tcPr>
-            <w:tcW w:type="dxa" w:w="1313"/>
-            <w:vAlign w:val="center"/>
+            <w:tcW w:type="dxa" w:w="1630"/>
             <w:shd w:val="clear" w:color="auto" w:fill="1F4E79"/>
-          </w:tcPr>
-          <w:p>
+            <w:vAlign w:val="center"/>
+          </w:tcPr>
+          <w:p>
+            <w:pPr>
+              <w:keepNext/>
+            </w:pPr>
             <w:r>
               <w:rPr>
                 <w:b/>
@@ -7570,7 +7690,7 @@
         </w:trPr>
         <w:tc>
           <w:tcPr>
-            <w:tcW w:type="dxa" w:w="771"/>
+            <w:tcW w:type="dxa" w:w="845"/>
             <w:vAlign w:val="center"/>
           </w:tcPr>
           <w:p>
@@ -7584,7 +7704,7 @@
         </w:tc>
         <w:tc>
           <w:tcPr>
-            <w:tcW w:type="dxa" w:w="4281"/>
+            <w:tcW w:type="dxa" w:w="3065"/>
             <w:vAlign w:val="center"/>
           </w:tcPr>
           <w:p>
@@ -7600,7 +7720,7 @@
         </w:tc>
         <w:tc>
           <w:tcPr>
-            <w:tcW w:type="dxa" w:w="2508"/>
+            <w:tcW w:type="dxa" w:w="2546"/>
             <w:vAlign w:val="center"/>
           </w:tcPr>
           <w:p>
@@ -7614,7 +7734,7 @@
         </w:tc>
         <w:tc>
           <w:tcPr>
-            <w:tcW w:type="dxa" w:w="1049"/>
+            <w:tcW w:type="dxa" w:w="1835"/>
             <w:vAlign w:val="center"/>
           </w:tcPr>
           <w:p>
@@ -7628,7 +7748,7 @@
         </w:tc>
         <w:tc>
           <w:tcPr>
-            <w:tcW w:type="dxa" w:w="1313"/>
+            <w:tcW w:type="dxa" w:w="1630"/>
             <w:vAlign w:val="center"/>
           </w:tcPr>
           <w:p>
@@ -7647,14 +7767,14 @@
         </w:trPr>
         <w:tc>
           <w:tcPr>
-            <w:tcW w:type="dxa" w:w="771"/>
+            <w:tcW w:type="dxa" w:w="845"/>
             <w:vAlign w:val="center"/>
           </w:tcPr>
           <w:p/>
         </w:tc>
         <w:tc>
           <w:tcPr>
-            <w:tcW w:type="dxa" w:w="4281"/>
+            <w:tcW w:type="dxa" w:w="3065"/>
             <w:vAlign w:val="center"/>
           </w:tcPr>
           <w:p>
@@ -7670,7 +7790,7 @@
         </w:tc>
         <w:tc>
           <w:tcPr>
-            <w:tcW w:type="dxa" w:w="2508"/>
+            <w:tcW w:type="dxa" w:w="2546"/>
             <w:vAlign w:val="center"/>
           </w:tcPr>
           <w:p>
@@ -7684,7 +7804,7 @@
         </w:tc>
         <w:tc>
           <w:tcPr>
-            <w:tcW w:type="dxa" w:w="1049"/>
+            <w:tcW w:type="dxa" w:w="1835"/>
             <w:vAlign w:val="center"/>
           </w:tcPr>
           <w:p>
@@ -7698,7 +7818,7 @@
         </w:tc>
         <w:tc>
           <w:tcPr>
-            <w:tcW w:type="dxa" w:w="1313"/>
+            <w:tcW w:type="dxa" w:w="1630"/>
             <w:vAlign w:val="center"/>
           </w:tcPr>
           <w:p>
@@ -7717,14 +7837,14 @@
         </w:trPr>
         <w:tc>
           <w:tcPr>
-            <w:tcW w:type="dxa" w:w="771"/>
+            <w:tcW w:type="dxa" w:w="845"/>
             <w:vAlign w:val="center"/>
           </w:tcPr>
           <w:p/>
         </w:tc>
         <w:tc>
           <w:tcPr>
-            <w:tcW w:type="dxa" w:w="4281"/>
+            <w:tcW w:type="dxa" w:w="3065"/>
             <w:vAlign w:val="center"/>
           </w:tcPr>
           <w:p>
@@ -7740,7 +7860,7 @@
         </w:tc>
         <w:tc>
           <w:tcPr>
-            <w:tcW w:type="dxa" w:w="2508"/>
+            <w:tcW w:type="dxa" w:w="2546"/>
             <w:vAlign w:val="center"/>
           </w:tcPr>
           <w:p>
@@ -7754,7 +7874,7 @@
         </w:tc>
         <w:tc>
           <w:tcPr>
-            <w:tcW w:type="dxa" w:w="1049"/>
+            <w:tcW w:type="dxa" w:w="1835"/>
             <w:vAlign w:val="center"/>
           </w:tcPr>
           <w:p>
@@ -7768,7 +7888,7 @@
         </w:tc>
         <w:tc>
           <w:tcPr>
-            <w:tcW w:type="dxa" w:w="1313"/>
+            <w:tcW w:type="dxa" w:w="1630"/>
             <w:vAlign w:val="center"/>
           </w:tcPr>
           <w:p>
@@ -7787,14 +7907,14 @@
         </w:trPr>
         <w:tc>
           <w:tcPr>
-            <w:tcW w:type="dxa" w:w="771"/>
+            <w:tcW w:type="dxa" w:w="845"/>
             <w:vAlign w:val="center"/>
           </w:tcPr>
           <w:p/>
         </w:tc>
         <w:tc>
           <w:tcPr>
-            <w:tcW w:type="dxa" w:w="4281"/>
+            <w:tcW w:type="dxa" w:w="3065"/>
             <w:vAlign w:val="center"/>
           </w:tcPr>
           <w:p>
@@ -7810,7 +7930,7 @@
         </w:tc>
         <w:tc>
           <w:tcPr>
-            <w:tcW w:type="dxa" w:w="2508"/>
+            <w:tcW w:type="dxa" w:w="2546"/>
             <w:vAlign w:val="center"/>
           </w:tcPr>
           <w:p>
@@ -7832,7 +7952,7 @@
         </w:tc>
         <w:tc>
           <w:tcPr>
-            <w:tcW w:type="dxa" w:w="1049"/>
+            <w:tcW w:type="dxa" w:w="1835"/>
             <w:vAlign w:val="center"/>
           </w:tcPr>
           <w:p>
@@ -7846,7 +7966,7 @@
         </w:tc>
         <w:tc>
           <w:tcPr>
-            <w:tcW w:type="dxa" w:w="1313"/>
+            <w:tcW w:type="dxa" w:w="1630"/>
             <w:vAlign w:val="center"/>
           </w:tcPr>
           <w:p>
@@ -7865,14 +7985,14 @@
         </w:trPr>
         <w:tc>
           <w:tcPr>
-            <w:tcW w:type="dxa" w:w="771"/>
+            <w:tcW w:type="dxa" w:w="845"/>
             <w:vAlign w:val="center"/>
           </w:tcPr>
           <w:p/>
         </w:tc>
         <w:tc>
           <w:tcPr>
-            <w:tcW w:type="dxa" w:w="4281"/>
+            <w:tcW w:type="dxa" w:w="3065"/>
             <w:vAlign w:val="center"/>
           </w:tcPr>
           <w:p>
@@ -7888,7 +8008,7 @@
         </w:tc>
         <w:tc>
           <w:tcPr>
-            <w:tcW w:type="dxa" w:w="2508"/>
+            <w:tcW w:type="dxa" w:w="2546"/>
             <w:vAlign w:val="center"/>
           </w:tcPr>
           <w:p>
@@ -7902,7 +8022,7 @@
         </w:tc>
         <w:tc>
           <w:tcPr>
-            <w:tcW w:type="dxa" w:w="1049"/>
+            <w:tcW w:type="dxa" w:w="1835"/>
             <w:vAlign w:val="center"/>
           </w:tcPr>
           <w:p>
@@ -7916,7 +8036,7 @@
         </w:tc>
         <w:tc>
           <w:tcPr>
-            <w:tcW w:type="dxa" w:w="1313"/>
+            <w:tcW w:type="dxa" w:w="1630"/>
             <w:vAlign w:val="center"/>
           </w:tcPr>
           <w:p>
@@ -7935,7 +8055,7 @@
         </w:trPr>
         <w:tc>
           <w:tcPr>
-            <w:tcW w:type="dxa" w:w="771"/>
+            <w:tcW w:type="dxa" w:w="845"/>
             <w:vAlign w:val="center"/>
           </w:tcPr>
           <w:p>
@@ -7949,7 +8069,7 @@
         </w:tc>
         <w:tc>
           <w:tcPr>
-            <w:tcW w:type="dxa" w:w="4281"/>
+            <w:tcW w:type="dxa" w:w="3065"/>
             <w:vAlign w:val="center"/>
           </w:tcPr>
           <w:p>
@@ -7965,7 +8085,7 @@
         </w:tc>
         <w:tc>
           <w:tcPr>
-            <w:tcW w:type="dxa" w:w="2508"/>
+            <w:tcW w:type="dxa" w:w="2546"/>
             <w:vAlign w:val="center"/>
           </w:tcPr>
           <w:p>
@@ -7979,7 +8099,7 @@
         </w:tc>
         <w:tc>
           <w:tcPr>
-            <w:tcW w:type="dxa" w:w="1049"/>
+            <w:tcW w:type="dxa" w:w="1835"/>
             <w:vAlign w:val="center"/>
           </w:tcPr>
           <w:p>
@@ -7993,7 +8113,7 @@
         </w:tc>
         <w:tc>
           <w:tcPr>
-            <w:tcW w:type="dxa" w:w="1313"/>
+            <w:tcW w:type="dxa" w:w="1630"/>
             <w:vAlign w:val="center"/>
           </w:tcPr>
           <w:p>
@@ -8012,14 +8132,14 @@
         </w:trPr>
         <w:tc>
           <w:tcPr>
-            <w:tcW w:type="dxa" w:w="771"/>
+            <w:tcW w:type="dxa" w:w="845"/>
             <w:vAlign w:val="center"/>
           </w:tcPr>
           <w:p/>
         </w:tc>
         <w:tc>
           <w:tcPr>
-            <w:tcW w:type="dxa" w:w="4281"/>
+            <w:tcW w:type="dxa" w:w="3065"/>
             <w:vAlign w:val="center"/>
           </w:tcPr>
           <w:p>
@@ -8035,7 +8155,7 @@
         </w:tc>
         <w:tc>
           <w:tcPr>
-            <w:tcW w:type="dxa" w:w="2508"/>
+            <w:tcW w:type="dxa" w:w="2546"/>
             <w:vAlign w:val="center"/>
           </w:tcPr>
           <w:p>
@@ -8049,7 +8169,7 @@
         </w:tc>
         <w:tc>
           <w:tcPr>
-            <w:tcW w:type="dxa" w:w="1049"/>
+            <w:tcW w:type="dxa" w:w="1835"/>
             <w:vAlign w:val="center"/>
           </w:tcPr>
           <w:p>
@@ -8063,7 +8183,7 @@
         </w:tc>
         <w:tc>
           <w:tcPr>
-            <w:tcW w:type="dxa" w:w="1313"/>
+            <w:tcW w:type="dxa" w:w="1630"/>
             <w:vAlign w:val="center"/>
           </w:tcPr>
           <w:p>
@@ -8082,14 +8202,14 @@
         </w:trPr>
         <w:tc>
           <w:tcPr>
-            <w:tcW w:type="dxa" w:w="771"/>
+            <w:tcW w:type="dxa" w:w="845"/>
             <w:vAlign w:val="center"/>
           </w:tcPr>
           <w:p/>
         </w:tc>
         <w:tc>
           <w:tcPr>
-            <w:tcW w:type="dxa" w:w="4281"/>
+            <w:tcW w:type="dxa" w:w="3065"/>
             <w:vAlign w:val="center"/>
           </w:tcPr>
           <w:p>
@@ -8105,7 +8225,7 @@
         </w:tc>
         <w:tc>
           <w:tcPr>
-            <w:tcW w:type="dxa" w:w="2508"/>
+            <w:tcW w:type="dxa" w:w="2546"/>
             <w:vAlign w:val="center"/>
           </w:tcPr>
           <w:p>
@@ -8147,7 +8267,7 @@
         </w:tc>
         <w:tc>
           <w:tcPr>
-            <w:tcW w:type="dxa" w:w="1049"/>
+            <w:tcW w:type="dxa" w:w="1835"/>
             <w:vAlign w:val="center"/>
           </w:tcPr>
           <w:p>
@@ -8161,7 +8281,7 @@
         </w:tc>
         <w:tc>
           <w:tcPr>
-            <w:tcW w:type="dxa" w:w="1313"/>
+            <w:tcW w:type="dxa" w:w="1630"/>
             <w:vAlign w:val="center"/>
           </w:tcPr>
           <w:p>
@@ -8180,14 +8300,14 @@
         </w:trPr>
         <w:tc>
           <w:tcPr>
-            <w:tcW w:type="dxa" w:w="771"/>
+            <w:tcW w:type="dxa" w:w="845"/>
             <w:vAlign w:val="center"/>
           </w:tcPr>
           <w:p/>
         </w:tc>
         <w:tc>
           <w:tcPr>
-            <w:tcW w:type="dxa" w:w="4281"/>
+            <w:tcW w:type="dxa" w:w="3065"/>
             <w:vAlign w:val="center"/>
           </w:tcPr>
           <w:p>
@@ -8203,7 +8323,7 @@
         </w:tc>
         <w:tc>
           <w:tcPr>
-            <w:tcW w:type="dxa" w:w="2508"/>
+            <w:tcW w:type="dxa" w:w="2546"/>
             <w:vAlign w:val="center"/>
           </w:tcPr>
           <w:p>
@@ -8217,7 +8337,7 @@
         </w:tc>
         <w:tc>
           <w:tcPr>
-            <w:tcW w:type="dxa" w:w="1049"/>
+            <w:tcW w:type="dxa" w:w="1835"/>
             <w:vAlign w:val="center"/>
           </w:tcPr>
           <w:p>
@@ -8231,7 +8351,7 @@
         </w:tc>
         <w:tc>
           <w:tcPr>
-            <w:tcW w:type="dxa" w:w="1313"/>
+            <w:tcW w:type="dxa" w:w="1630"/>
             <w:vAlign w:val="center"/>
           </w:tcPr>
           <w:p>
@@ -8250,14 +8370,14 @@
         </w:trPr>
         <w:tc>
           <w:tcPr>
-            <w:tcW w:type="dxa" w:w="771"/>
+            <w:tcW w:type="dxa" w:w="845"/>
             <w:vAlign w:val="center"/>
           </w:tcPr>
           <w:p/>
         </w:tc>
         <w:tc>
           <w:tcPr>
-            <w:tcW w:type="dxa" w:w="4281"/>
+            <w:tcW w:type="dxa" w:w="3065"/>
             <w:vAlign w:val="center"/>
           </w:tcPr>
           <w:p>
@@ -8273,7 +8393,7 @@
         </w:tc>
         <w:tc>
           <w:tcPr>
-            <w:tcW w:type="dxa" w:w="2508"/>
+            <w:tcW w:type="dxa" w:w="2546"/>
             <w:vAlign w:val="center"/>
           </w:tcPr>
           <w:p>
@@ -8287,7 +8407,7 @@
         </w:tc>
         <w:tc>
           <w:tcPr>
-            <w:tcW w:type="dxa" w:w="1049"/>
+            <w:tcW w:type="dxa" w:w="1835"/>
             <w:vAlign w:val="center"/>
           </w:tcPr>
           <w:p>
@@ -8301,7 +8421,7 @@
         </w:tc>
         <w:tc>
           <w:tcPr>
-            <w:tcW w:type="dxa" w:w="1313"/>
+            <w:tcW w:type="dxa" w:w="1630"/>
             <w:vAlign w:val="center"/>
           </w:tcPr>
           <w:p>
@@ -8320,14 +8440,14 @@
         </w:trPr>
         <w:tc>
           <w:tcPr>
-            <w:tcW w:type="dxa" w:w="771"/>
+            <w:tcW w:type="dxa" w:w="845"/>
             <w:vAlign w:val="center"/>
           </w:tcPr>
           <w:p/>
         </w:tc>
         <w:tc>
           <w:tcPr>
-            <w:tcW w:type="dxa" w:w="4281"/>
+            <w:tcW w:type="dxa" w:w="3065"/>
             <w:vAlign w:val="center"/>
           </w:tcPr>
           <w:p>
@@ -8343,7 +8463,7 @@
         </w:tc>
         <w:tc>
           <w:tcPr>
-            <w:tcW w:type="dxa" w:w="2508"/>
+            <w:tcW w:type="dxa" w:w="2546"/>
             <w:vAlign w:val="center"/>
           </w:tcPr>
           <w:p>
@@ -8357,7 +8477,7 @@
         </w:tc>
         <w:tc>
           <w:tcPr>
-            <w:tcW w:type="dxa" w:w="1049"/>
+            <w:tcW w:type="dxa" w:w="1835"/>
             <w:vAlign w:val="center"/>
           </w:tcPr>
           <w:p>
@@ -8371,7 +8491,7 @@
         </w:tc>
         <w:tc>
           <w:tcPr>
-            <w:tcW w:type="dxa" w:w="1313"/>
+            <w:tcW w:type="dxa" w:w="1630"/>
             <w:vAlign w:val="center"/>
           </w:tcPr>
           <w:p>
@@ -8390,14 +8510,14 @@
         </w:trPr>
         <w:tc>
           <w:tcPr>
-            <w:tcW w:type="dxa" w:w="771"/>
+            <w:tcW w:type="dxa" w:w="845"/>
             <w:vAlign w:val="center"/>
           </w:tcPr>
           <w:p/>
         </w:tc>
         <w:tc>
           <w:tcPr>
-            <w:tcW w:type="dxa" w:w="4281"/>
+            <w:tcW w:type="dxa" w:w="3065"/>
             <w:vAlign w:val="center"/>
           </w:tcPr>
           <w:p>
@@ -8413,7 +8533,7 @@
         </w:tc>
         <w:tc>
           <w:tcPr>
-            <w:tcW w:type="dxa" w:w="2508"/>
+            <w:tcW w:type="dxa" w:w="2546"/>
             <w:vAlign w:val="center"/>
           </w:tcPr>
           <w:p>
@@ -8427,7 +8547,7 @@
         </w:tc>
         <w:tc>
           <w:tcPr>
-            <w:tcW w:type="dxa" w:w="1049"/>
+            <w:tcW w:type="dxa" w:w="1835"/>
             <w:vAlign w:val="center"/>
           </w:tcPr>
           <w:p>
@@ -8441,7 +8561,7 @@
         </w:tc>
         <w:tc>
           <w:tcPr>
-            <w:tcW w:type="dxa" w:w="1313"/>
+            <w:tcW w:type="dxa" w:w="1630"/>
             <w:vAlign w:val="center"/>
           </w:tcPr>
           <w:p>
@@ -8460,14 +8580,14 @@
         </w:trPr>
         <w:tc>
           <w:tcPr>
-            <w:tcW w:type="dxa" w:w="771"/>
+            <w:tcW w:type="dxa" w:w="845"/>
             <w:vAlign w:val="center"/>
           </w:tcPr>
           <w:p/>
         </w:tc>
         <w:tc>
           <w:tcPr>
-            <w:tcW w:type="dxa" w:w="4281"/>
+            <w:tcW w:type="dxa" w:w="3065"/>
             <w:vAlign w:val="center"/>
           </w:tcPr>
           <w:p>
@@ -8483,7 +8603,7 @@
         </w:tc>
         <w:tc>
           <w:tcPr>
-            <w:tcW w:type="dxa" w:w="2508"/>
+            <w:tcW w:type="dxa" w:w="2546"/>
             <w:vAlign w:val="center"/>
           </w:tcPr>
           <w:p>
@@ -8497,7 +8617,7 @@
         </w:tc>
         <w:tc>
           <w:tcPr>
-            <w:tcW w:type="dxa" w:w="1049"/>
+            <w:tcW w:type="dxa" w:w="1835"/>
             <w:vAlign w:val="center"/>
           </w:tcPr>
           <w:p>
@@ -8511,7 +8631,7 @@
         </w:tc>
         <w:tc>
           <w:tcPr>
-            <w:tcW w:type="dxa" w:w="1313"/>
+            <w:tcW w:type="dxa" w:w="1630"/>
             <w:vAlign w:val="center"/>
           </w:tcPr>
           <w:p>
@@ -8530,7 +8650,7 @@
         </w:trPr>
         <w:tc>
           <w:tcPr>
-            <w:tcW w:type="dxa" w:w="771"/>
+            <w:tcW w:type="dxa" w:w="845"/>
             <w:vAlign w:val="center"/>
           </w:tcPr>
           <w:p>
@@ -8544,7 +8664,7 @@
         </w:tc>
         <w:tc>
           <w:tcPr>
-            <w:tcW w:type="dxa" w:w="4281"/>
+            <w:tcW w:type="dxa" w:w="3065"/>
             <w:vAlign w:val="center"/>
           </w:tcPr>
           <w:p>
@@ -8560,7 +8680,7 @@
         </w:tc>
         <w:tc>
           <w:tcPr>
-            <w:tcW w:type="dxa" w:w="2508"/>
+            <w:tcW w:type="dxa" w:w="2546"/>
             <w:vAlign w:val="center"/>
           </w:tcPr>
           <w:p>
@@ -8582,7 +8702,7 @@
         </w:tc>
         <w:tc>
           <w:tcPr>
-            <w:tcW w:type="dxa" w:w="1049"/>
+            <w:tcW w:type="dxa" w:w="1835"/>
             <w:vAlign w:val="center"/>
           </w:tcPr>
           <w:p>
@@ -8596,7 +8716,7 @@
         </w:tc>
         <w:tc>
           <w:tcPr>
-            <w:tcW w:type="dxa" w:w="1313"/>
+            <w:tcW w:type="dxa" w:w="1630"/>
             <w:vAlign w:val="center"/>
           </w:tcPr>
           <w:p>
@@ -8615,14 +8735,14 @@
         </w:trPr>
         <w:tc>
           <w:tcPr>
-            <w:tcW w:type="dxa" w:w="771"/>
+            <w:tcW w:type="dxa" w:w="845"/>
             <w:vAlign w:val="center"/>
           </w:tcPr>
           <w:p/>
         </w:tc>
         <w:tc>
           <w:tcPr>
-            <w:tcW w:type="dxa" w:w="4281"/>
+            <w:tcW w:type="dxa" w:w="3065"/>
             <w:vAlign w:val="center"/>
           </w:tcPr>
           <w:p>
@@ -8638,7 +8758,7 @@
         </w:tc>
         <w:tc>
           <w:tcPr>
-            <w:tcW w:type="dxa" w:w="2508"/>
+            <w:tcW w:type="dxa" w:w="2546"/>
             <w:vAlign w:val="center"/>
           </w:tcPr>
           <w:p>
@@ -8652,7 +8772,7 @@
         </w:tc>
         <w:tc>
           <w:tcPr>
-            <w:tcW w:type="dxa" w:w="1049"/>
+            <w:tcW w:type="dxa" w:w="1835"/>
             <w:vAlign w:val="center"/>
           </w:tcPr>
           <w:p>
@@ -8666,7 +8786,7 @@
         </w:tc>
         <w:tc>
           <w:tcPr>
-            <w:tcW w:type="dxa" w:w="1313"/>
+            <w:tcW w:type="dxa" w:w="1630"/>
             <w:vAlign w:val="center"/>
           </w:tcPr>
           <w:p>
@@ -8685,14 +8805,14 @@
         </w:trPr>
         <w:tc>
           <w:tcPr>
-            <w:tcW w:type="dxa" w:w="771"/>
+            <w:tcW w:type="dxa" w:w="845"/>
             <w:vAlign w:val="center"/>
           </w:tcPr>
           <w:p/>
         </w:tc>
         <w:tc>
           <w:tcPr>
-            <w:tcW w:type="dxa" w:w="4281"/>
+            <w:tcW w:type="dxa" w:w="3065"/>
             <w:vAlign w:val="center"/>
           </w:tcPr>
           <w:p>
@@ -8708,7 +8828,7 @@
         </w:tc>
         <w:tc>
           <w:tcPr>
-            <w:tcW w:type="dxa" w:w="2508"/>
+            <w:tcW w:type="dxa" w:w="2546"/>
             <w:vAlign w:val="center"/>
           </w:tcPr>
           <w:p>
@@ -8722,7 +8842,7 @@
         </w:tc>
         <w:tc>
           <w:tcPr>
-            <w:tcW w:type="dxa" w:w="1049"/>
+            <w:tcW w:type="dxa" w:w="1835"/>
             <w:vAlign w:val="center"/>
           </w:tcPr>
           <w:p>
@@ -8736,7 +8856,7 @@
         </w:tc>
         <w:tc>
           <w:tcPr>
-            <w:tcW w:type="dxa" w:w="1313"/>
+            <w:tcW w:type="dxa" w:w="1630"/>
             <w:vAlign w:val="center"/>
           </w:tcPr>
           <w:p>
@@ -8755,14 +8875,14 @@
         </w:trPr>
         <w:tc>
           <w:tcPr>
-            <w:tcW w:type="dxa" w:w="771"/>
+            <w:tcW w:type="dxa" w:w="845"/>
             <w:vAlign w:val="center"/>
           </w:tcPr>
           <w:p/>
         </w:tc>
         <w:tc>
           <w:tcPr>
-            <w:tcW w:type="dxa" w:w="4281"/>
+            <w:tcW w:type="dxa" w:w="3065"/>
             <w:vAlign w:val="center"/>
           </w:tcPr>
           <w:p>
@@ -8778,7 +8898,7 @@
         </w:tc>
         <w:tc>
           <w:tcPr>
-            <w:tcW w:type="dxa" w:w="2508"/>
+            <w:tcW w:type="dxa" w:w="2546"/>
             <w:vAlign w:val="center"/>
           </w:tcPr>
           <w:p>
@@ -8800,7 +8920,7 @@
         </w:tc>
         <w:tc>
           <w:tcPr>
-            <w:tcW w:type="dxa" w:w="1049"/>
+            <w:tcW w:type="dxa" w:w="1835"/>
             <w:vAlign w:val="center"/>
           </w:tcPr>
           <w:p>
@@ -8814,7 +8934,7 @@
         </w:tc>
         <w:tc>
           <w:tcPr>
-            <w:tcW w:type="dxa" w:w="1313"/>
+            <w:tcW w:type="dxa" w:w="1630"/>
             <w:vAlign w:val="center"/>
           </w:tcPr>
           <w:p>
@@ -8833,14 +8953,14 @@
         </w:trPr>
         <w:tc>
           <w:tcPr>
-            <w:tcW w:type="dxa" w:w="771"/>
+            <w:tcW w:type="dxa" w:w="845"/>
             <w:vAlign w:val="center"/>
           </w:tcPr>
           <w:p/>
         </w:tc>
         <w:tc>
           <w:tcPr>
-            <w:tcW w:type="dxa" w:w="4281"/>
+            <w:tcW w:type="dxa" w:w="3065"/>
             <w:vAlign w:val="center"/>
           </w:tcPr>
           <w:p>
@@ -8856,7 +8976,7 @@
         </w:tc>
         <w:tc>
           <w:tcPr>
-            <w:tcW w:type="dxa" w:w="2508"/>
+            <w:tcW w:type="dxa" w:w="2546"/>
             <w:vAlign w:val="center"/>
           </w:tcPr>
           <w:p>
@@ -8870,7 +8990,7 @@
         </w:tc>
         <w:tc>
           <w:tcPr>
-            <w:tcW w:type="dxa" w:w="1049"/>
+            <w:tcW w:type="dxa" w:w="1835"/>
             <w:vAlign w:val="center"/>
           </w:tcPr>
           <w:p>
@@ -8884,7 +9004,7 @@
         </w:tc>
         <w:tc>
           <w:tcPr>
-            <w:tcW w:type="dxa" w:w="1313"/>
+            <w:tcW w:type="dxa" w:w="1630"/>
             <w:vAlign w:val="center"/>
           </w:tcPr>
           <w:p>
@@ -9213,11 +9333,14 @@
         </w:trPr>
         <w:tc>
           <w:tcPr>
-            <w:tcW w:type="dxa" w:w="909"/>
-            <w:vAlign w:val="center"/>
+            <w:tcW w:type="dxa" w:w="1022"/>
             <w:shd w:val="clear" w:color="auto" w:fill="1F4E79"/>
-          </w:tcPr>
-          <w:p>
+            <w:vAlign w:val="center"/>
+          </w:tcPr>
+          <w:p>
+            <w:pPr>
+              <w:keepNext/>
+            </w:pPr>
             <w:r>
               <w:rPr>
                 <w:b/>
@@ -9230,11 +9353,14 @@
         </w:tc>
         <w:tc>
           <w:tcPr>
-            <w:tcW w:type="dxa" w:w="2951"/>
-            <w:vAlign w:val="center"/>
+            <w:tcW w:type="dxa" w:w="3152"/>
             <w:shd w:val="clear" w:color="auto" w:fill="1F4E79"/>
-          </w:tcPr>
-          <w:p>
+            <w:vAlign w:val="center"/>
+          </w:tcPr>
+          <w:p>
+            <w:pPr>
+              <w:keepNext/>
+            </w:pPr>
             <w:r>
               <w:rPr>
                 <w:b/>
@@ -9247,11 +9373,14 @@
         </w:tc>
         <w:tc>
           <w:tcPr>
-            <w:tcW w:type="dxa" w:w="1553"/>
-            <w:vAlign w:val="center"/>
+            <w:tcW w:type="dxa" w:w="1630"/>
             <w:shd w:val="clear" w:color="auto" w:fill="1F4E79"/>
-          </w:tcPr>
-          <w:p>
+            <w:vAlign w:val="center"/>
+          </w:tcPr>
+          <w:p>
+            <w:pPr>
+              <w:keepNext/>
+            </w:pPr>
             <w:r>
               <w:rPr>
                 <w:b/>
@@ -9264,11 +9393,14 @@
         </w:tc>
         <w:tc>
           <w:tcPr>
-            <w:tcW w:type="dxa" w:w="1018"/>
-            <w:vAlign w:val="center"/>
+            <w:tcW w:type="dxa" w:w="1416"/>
             <w:shd w:val="clear" w:color="auto" w:fill="1F4E79"/>
-          </w:tcPr>
-          <w:p>
+            <w:vAlign w:val="center"/>
+          </w:tcPr>
+          <w:p>
+            <w:pPr>
+              <w:keepNext/>
+            </w:pPr>
             <w:r>
               <w:rPr>
                 <w:b/>
@@ -9281,11 +9413,14 @@
         </w:tc>
         <w:tc>
           <w:tcPr>
-            <w:tcW w:type="dxa" w:w="3489"/>
-            <w:vAlign w:val="center"/>
+            <w:tcW w:type="dxa" w:w="2701"/>
             <w:shd w:val="clear" w:color="auto" w:fill="1F4E79"/>
-          </w:tcPr>
-          <w:p>
+            <w:vAlign w:val="center"/>
+          </w:tcPr>
+          <w:p>
+            <w:pPr>
+              <w:keepNext/>
+            </w:pPr>
             <w:r>
               <w:rPr>
                 <w:b/>
@@ -9303,7 +9438,7 @@
         </w:trPr>
         <w:tc>
           <w:tcPr>
-            <w:tcW w:type="dxa" w:w="909"/>
+            <w:tcW w:type="dxa" w:w="1022"/>
             <w:vAlign w:val="center"/>
           </w:tcPr>
           <w:p>
@@ -9317,7 +9452,7 @@
         </w:tc>
         <w:tc>
           <w:tcPr>
-            <w:tcW w:type="dxa" w:w="2951"/>
+            <w:tcW w:type="dxa" w:w="3152"/>
             <w:vAlign w:val="center"/>
           </w:tcPr>
           <w:p>
@@ -9331,7 +9466,7 @@
         </w:tc>
         <w:tc>
           <w:tcPr>
-            <w:tcW w:type="dxa" w:w="1553"/>
+            <w:tcW w:type="dxa" w:w="1630"/>
             <w:vAlign w:val="center"/>
           </w:tcPr>
           <w:p>
@@ -9345,7 +9480,7 @@
         </w:tc>
         <w:tc>
           <w:tcPr>
-            <w:tcW w:type="dxa" w:w="1018"/>
+            <w:tcW w:type="dxa" w:w="1416"/>
             <w:vAlign w:val="center"/>
           </w:tcPr>
           <w:p>
@@ -9359,7 +9494,7 @@
         </w:tc>
         <w:tc>
           <w:tcPr>
-            <w:tcW w:type="dxa" w:w="3489"/>
+            <w:tcW w:type="dxa" w:w="2701"/>
             <w:vAlign w:val="center"/>
           </w:tcPr>
           <w:p>
@@ -9378,7 +9513,7 @@
         </w:trPr>
         <w:tc>
           <w:tcPr>
-            <w:tcW w:type="dxa" w:w="909"/>
+            <w:tcW w:type="dxa" w:w="1022"/>
             <w:vAlign w:val="center"/>
           </w:tcPr>
           <w:p>
@@ -9392,7 +9527,7 @@
         </w:tc>
         <w:tc>
           <w:tcPr>
-            <w:tcW w:type="dxa" w:w="2951"/>
+            <w:tcW w:type="dxa" w:w="3152"/>
             <w:vAlign w:val="center"/>
           </w:tcPr>
           <w:p>
@@ -9406,7 +9541,7 @@
         </w:tc>
         <w:tc>
           <w:tcPr>
-            <w:tcW w:type="dxa" w:w="1553"/>
+            <w:tcW w:type="dxa" w:w="1630"/>
             <w:vAlign w:val="center"/>
           </w:tcPr>
           <w:p>
@@ -9420,7 +9555,7 @@
         </w:tc>
         <w:tc>
           <w:tcPr>
-            <w:tcW w:type="dxa" w:w="1018"/>
+            <w:tcW w:type="dxa" w:w="1416"/>
             <w:vAlign w:val="center"/>
           </w:tcPr>
           <w:p>
@@ -9434,7 +9569,7 @@
         </w:tc>
         <w:tc>
           <w:tcPr>
-            <w:tcW w:type="dxa" w:w="3489"/>
+            <w:tcW w:type="dxa" w:w="2701"/>
             <w:vAlign w:val="center"/>
           </w:tcPr>
           <w:p>
@@ -9453,7 +9588,7 @@
         </w:trPr>
         <w:tc>
           <w:tcPr>
-            <w:tcW w:type="dxa" w:w="909"/>
+            <w:tcW w:type="dxa" w:w="1022"/>
             <w:vAlign w:val="center"/>
           </w:tcPr>
           <w:p>
@@ -9467,7 +9602,7 @@
         </w:tc>
         <w:tc>
           <w:tcPr>
-            <w:tcW w:type="dxa" w:w="2951"/>
+            <w:tcW w:type="dxa" w:w="3152"/>
             <w:vAlign w:val="center"/>
           </w:tcPr>
           <w:p>
@@ -9481,7 +9616,7 @@
         </w:tc>
         <w:tc>
           <w:tcPr>
-            <w:tcW w:type="dxa" w:w="1553"/>
+            <w:tcW w:type="dxa" w:w="1630"/>
             <w:vAlign w:val="center"/>
           </w:tcPr>
           <w:p>
@@ -9495,7 +9630,7 @@
         </w:tc>
         <w:tc>
           <w:tcPr>
-            <w:tcW w:type="dxa" w:w="1018"/>
+            <w:tcW w:type="dxa" w:w="1416"/>
             <w:vAlign w:val="center"/>
           </w:tcPr>
           <w:p>
@@ -9509,15 +9644,15 @@
         </w:tc>
         <w:tc>
           <w:tcPr>
-            <w:tcW w:type="dxa" w:w="3489"/>
-            <w:vAlign w:val="center"/>
-          </w:tcPr>
-          <w:p>
-            <w:r>
-              <w:rPr>
-                <w:sz w:val="18"/>
-              </w:rPr>
-              <w:t>CP-16, CP-18</w:t>
+            <w:tcW w:type="dxa" w:w="2701"/>
+            <w:vAlign w:val="center"/>
+          </w:tcPr>
+          <w:p>
+            <w:r>
+              <w:rPr>
+                <w:sz w:val="18"/>
+              </w:rPr>
+              <w:t>CP-07, CP-16, CP-18</w:t>
             </w:r>
           </w:p>
         </w:tc>
@@ -9528,7 +9663,7 @@
         </w:trPr>
         <w:tc>
           <w:tcPr>
-            <w:tcW w:type="dxa" w:w="909"/>
+            <w:tcW w:type="dxa" w:w="1022"/>
             <w:vAlign w:val="center"/>
           </w:tcPr>
           <w:p>
@@ -9542,7 +9677,7 @@
         </w:tc>
         <w:tc>
           <w:tcPr>
-            <w:tcW w:type="dxa" w:w="2951"/>
+            <w:tcW w:type="dxa" w:w="3152"/>
             <w:vAlign w:val="center"/>
           </w:tcPr>
           <w:p>
@@ -9556,7 +9691,7 @@
         </w:tc>
         <w:tc>
           <w:tcPr>
-            <w:tcW w:type="dxa" w:w="1553"/>
+            <w:tcW w:type="dxa" w:w="1630"/>
             <w:vAlign w:val="center"/>
           </w:tcPr>
           <w:p>
@@ -9570,7 +9705,7 @@
         </w:tc>
         <w:tc>
           <w:tcPr>
-            <w:tcW w:type="dxa" w:w="1018"/>
+            <w:tcW w:type="dxa" w:w="1416"/>
             <w:vAlign w:val="center"/>
           </w:tcPr>
           <w:p>
@@ -9584,7 +9719,7 @@
         </w:tc>
         <w:tc>
           <w:tcPr>
-            <w:tcW w:type="dxa" w:w="3489"/>
+            <w:tcW w:type="dxa" w:w="2701"/>
             <w:vAlign w:val="center"/>
           </w:tcPr>
           <w:p>
@@ -9603,7 +9738,7 @@
         </w:trPr>
         <w:tc>
           <w:tcPr>
-            <w:tcW w:type="dxa" w:w="909"/>
+            <w:tcW w:type="dxa" w:w="1022"/>
             <w:vAlign w:val="center"/>
           </w:tcPr>
           <w:p>
@@ -9617,7 +9752,7 @@
         </w:tc>
         <w:tc>
           <w:tcPr>
-            <w:tcW w:type="dxa" w:w="2951"/>
+            <w:tcW w:type="dxa" w:w="3152"/>
             <w:vAlign w:val="center"/>
           </w:tcPr>
           <w:p>
@@ -9631,7 +9766,7 @@
         </w:tc>
         <w:tc>
           <w:tcPr>
-            <w:tcW w:type="dxa" w:w="1553"/>
+            <w:tcW w:type="dxa" w:w="1630"/>
             <w:vAlign w:val="center"/>
           </w:tcPr>
           <w:p>
@@ -9645,7 +9780,7 @@
         </w:tc>
         <w:tc>
           <w:tcPr>
-            <w:tcW w:type="dxa" w:w="1018"/>
+            <w:tcW w:type="dxa" w:w="1416"/>
             <w:vAlign w:val="center"/>
           </w:tcPr>
           <w:p>
@@ -9659,7 +9794,7 @@
         </w:tc>
         <w:tc>
           <w:tcPr>
-            <w:tcW w:type="dxa" w:w="3489"/>
+            <w:tcW w:type="dxa" w:w="2701"/>
             <w:vAlign w:val="center"/>
           </w:tcPr>
           <w:p>
@@ -9678,7 +9813,7 @@
         </w:trPr>
         <w:tc>
           <w:tcPr>
-            <w:tcW w:type="dxa" w:w="909"/>
+            <w:tcW w:type="dxa" w:w="1022"/>
             <w:vAlign w:val="center"/>
           </w:tcPr>
           <w:p>
@@ -9692,7 +9827,7 @@
         </w:tc>
         <w:tc>
           <w:tcPr>
-            <w:tcW w:type="dxa" w:w="2951"/>
+            <w:tcW w:type="dxa" w:w="3152"/>
             <w:vAlign w:val="center"/>
           </w:tcPr>
           <w:p>
@@ -9706,7 +9841,7 @@
         </w:tc>
         <w:tc>
           <w:tcPr>
-            <w:tcW w:type="dxa" w:w="1553"/>
+            <w:tcW w:type="dxa" w:w="1630"/>
             <w:vAlign w:val="center"/>
           </w:tcPr>
           <w:p>
@@ -9720,7 +9855,7 @@
         </w:tc>
         <w:tc>
           <w:tcPr>
-            <w:tcW w:type="dxa" w:w="1018"/>
+            <w:tcW w:type="dxa" w:w="1416"/>
             <w:vAlign w:val="center"/>
           </w:tcPr>
           <w:p>
@@ -9734,7 +9869,7 @@
         </w:tc>
         <w:tc>
           <w:tcPr>
-            <w:tcW w:type="dxa" w:w="3489"/>
+            <w:tcW w:type="dxa" w:w="2701"/>
             <w:vAlign w:val="center"/>
           </w:tcPr>
           <w:p>
@@ -9753,7 +9888,7 @@
         </w:trPr>
         <w:tc>
           <w:tcPr>
-            <w:tcW w:type="dxa" w:w="909"/>
+            <w:tcW w:type="dxa" w:w="1022"/>
             <w:vAlign w:val="center"/>
           </w:tcPr>
           <w:p>
@@ -9767,7 +9902,7 @@
         </w:tc>
         <w:tc>
           <w:tcPr>
-            <w:tcW w:type="dxa" w:w="2951"/>
+            <w:tcW w:type="dxa" w:w="3152"/>
             <w:vAlign w:val="center"/>
           </w:tcPr>
           <w:p>
@@ -9781,7 +9916,7 @@
         </w:tc>
         <w:tc>
           <w:tcPr>
-            <w:tcW w:type="dxa" w:w="1553"/>
+            <w:tcW w:type="dxa" w:w="1630"/>
             <w:vAlign w:val="center"/>
           </w:tcPr>
           <w:p>
@@ -9795,7 +9930,7 @@
         </w:tc>
         <w:tc>
           <w:tcPr>
-            <w:tcW w:type="dxa" w:w="1018"/>
+            <w:tcW w:type="dxa" w:w="1416"/>
             <w:vAlign w:val="center"/>
           </w:tcPr>
           <w:p>
@@ -9809,7 +9944,7 @@
         </w:tc>
         <w:tc>
           <w:tcPr>
-            <w:tcW w:type="dxa" w:w="3489"/>
+            <w:tcW w:type="dxa" w:w="2701"/>
             <w:vAlign w:val="center"/>
           </w:tcPr>
           <w:p>
@@ -9828,7 +9963,7 @@
         </w:trPr>
         <w:tc>
           <w:tcPr>
-            <w:tcW w:type="dxa" w:w="909"/>
+            <w:tcW w:type="dxa" w:w="1022"/>
             <w:vAlign w:val="center"/>
           </w:tcPr>
           <w:p>
@@ -9842,7 +9977,7 @@
         </w:tc>
         <w:tc>
           <w:tcPr>
-            <w:tcW w:type="dxa" w:w="2951"/>
+            <w:tcW w:type="dxa" w:w="3152"/>
             <w:vAlign w:val="center"/>
           </w:tcPr>
           <w:p>
@@ -9856,7 +9991,7 @@
         </w:tc>
         <w:tc>
           <w:tcPr>
-            <w:tcW w:type="dxa" w:w="1553"/>
+            <w:tcW w:type="dxa" w:w="1630"/>
             <w:vAlign w:val="center"/>
           </w:tcPr>
           <w:p>
@@ -9870,7 +10005,7 @@
         </w:tc>
         <w:tc>
           <w:tcPr>
-            <w:tcW w:type="dxa" w:w="1018"/>
+            <w:tcW w:type="dxa" w:w="1416"/>
             <w:vAlign w:val="center"/>
           </w:tcPr>
           <w:p>
@@ -9884,7 +10019,7 @@
         </w:tc>
         <w:tc>
           <w:tcPr>
-            <w:tcW w:type="dxa" w:w="3489"/>
+            <w:tcW w:type="dxa" w:w="2701"/>
             <w:vAlign w:val="center"/>
           </w:tcPr>
           <w:p>
@@ -9903,7 +10038,7 @@
         </w:trPr>
         <w:tc>
           <w:tcPr>
-            <w:tcW w:type="dxa" w:w="909"/>
+            <w:tcW w:type="dxa" w:w="1022"/>
             <w:vAlign w:val="center"/>
           </w:tcPr>
           <w:p>
@@ -9917,7 +10052,7 @@
         </w:tc>
         <w:tc>
           <w:tcPr>
-            <w:tcW w:type="dxa" w:w="2951"/>
+            <w:tcW w:type="dxa" w:w="3152"/>
             <w:vAlign w:val="center"/>
           </w:tcPr>
           <w:p>
@@ -9931,7 +10066,7 @@
         </w:tc>
         <w:tc>
           <w:tcPr>
-            <w:tcW w:type="dxa" w:w="1553"/>
+            <w:tcW w:type="dxa" w:w="1630"/>
             <w:vAlign w:val="center"/>
           </w:tcPr>
           <w:p>
@@ -9945,7 +10080,7 @@
         </w:tc>
         <w:tc>
           <w:tcPr>
-            <w:tcW w:type="dxa" w:w="1018"/>
+            <w:tcW w:type="dxa" w:w="1416"/>
             <w:vAlign w:val="center"/>
           </w:tcPr>
           <w:p>
@@ -9959,7 +10094,7 @@
         </w:tc>
         <w:tc>
           <w:tcPr>
-            <w:tcW w:type="dxa" w:w="3489"/>
+            <w:tcW w:type="dxa" w:w="2701"/>
             <w:vAlign w:val="center"/>
           </w:tcPr>
           <w:p>
@@ -9978,7 +10113,7 @@
         </w:trPr>
         <w:tc>
           <w:tcPr>
-            <w:tcW w:type="dxa" w:w="909"/>
+            <w:tcW w:type="dxa" w:w="1022"/>
             <w:vAlign w:val="center"/>
           </w:tcPr>
           <w:p>
@@ -9992,7 +10127,7 @@
         </w:tc>
         <w:tc>
           <w:tcPr>
-            <w:tcW w:type="dxa" w:w="2951"/>
+            <w:tcW w:type="dxa" w:w="3152"/>
             <w:vAlign w:val="center"/>
           </w:tcPr>
           <w:p>
@@ -10006,7 +10141,7 @@
         </w:tc>
         <w:tc>
           <w:tcPr>
-            <w:tcW w:type="dxa" w:w="1553"/>
+            <w:tcW w:type="dxa" w:w="1630"/>
             <w:vAlign w:val="center"/>
           </w:tcPr>
           <w:p>
@@ -10020,7 +10155,7 @@
         </w:tc>
         <w:tc>
           <w:tcPr>
-            <w:tcW w:type="dxa" w:w="1018"/>
+            <w:tcW w:type="dxa" w:w="1416"/>
             <w:vAlign w:val="center"/>
           </w:tcPr>
           <w:p>
@@ -10034,7 +10169,7 @@
         </w:tc>
         <w:tc>
           <w:tcPr>
-            <w:tcW w:type="dxa" w:w="3489"/>
+            <w:tcW w:type="dxa" w:w="2701"/>
             <w:vAlign w:val="center"/>
           </w:tcPr>
           <w:p>
@@ -10053,7 +10188,7 @@
         </w:trPr>
         <w:tc>
           <w:tcPr>
-            <w:tcW w:type="dxa" w:w="909"/>
+            <w:tcW w:type="dxa" w:w="1022"/>
             <w:vAlign w:val="center"/>
           </w:tcPr>
           <w:p>
@@ -10067,7 +10202,7 @@
         </w:tc>
         <w:tc>
           <w:tcPr>
-            <w:tcW w:type="dxa" w:w="2951"/>
+            <w:tcW w:type="dxa" w:w="3152"/>
             <w:vAlign w:val="center"/>
           </w:tcPr>
           <w:p>
@@ -10081,7 +10216,7 @@
         </w:tc>
         <w:tc>
           <w:tcPr>
-            <w:tcW w:type="dxa" w:w="1553"/>
+            <w:tcW w:type="dxa" w:w="1630"/>
             <w:vAlign w:val="center"/>
           </w:tcPr>
           <w:p>
@@ -10095,7 +10230,7 @@
         </w:tc>
         <w:tc>
           <w:tcPr>
-            <w:tcW w:type="dxa" w:w="1018"/>
+            <w:tcW w:type="dxa" w:w="1416"/>
             <w:vAlign w:val="center"/>
           </w:tcPr>
           <w:p>
@@ -10109,7 +10244,7 @@
         </w:tc>
         <w:tc>
           <w:tcPr>
-            <w:tcW w:type="dxa" w:w="3489"/>
+            <w:tcW w:type="dxa" w:w="2701"/>
             <w:vAlign w:val="center"/>
           </w:tcPr>
           <w:p>
@@ -10128,7 +10263,7 @@
         </w:trPr>
         <w:tc>
           <w:tcPr>
-            <w:tcW w:type="dxa" w:w="909"/>
+            <w:tcW w:type="dxa" w:w="1022"/>
             <w:vAlign w:val="center"/>
           </w:tcPr>
           <w:p>
@@ -10142,7 +10277,7 @@
         </w:tc>
         <w:tc>
           <w:tcPr>
-            <w:tcW w:type="dxa" w:w="2951"/>
+            <w:tcW w:type="dxa" w:w="3152"/>
             <w:vAlign w:val="center"/>
           </w:tcPr>
           <w:p>
@@ -10156,7 +10291,7 @@
         </w:tc>
         <w:tc>
           <w:tcPr>
-            <w:tcW w:type="dxa" w:w="1553"/>
+            <w:tcW w:type="dxa" w:w="1630"/>
             <w:vAlign w:val="center"/>
           </w:tcPr>
           <w:p>
@@ -10170,7 +10305,7 @@
         </w:tc>
         <w:tc>
           <w:tcPr>
-            <w:tcW w:type="dxa" w:w="1018"/>
+            <w:tcW w:type="dxa" w:w="1416"/>
             <w:vAlign w:val="center"/>
           </w:tcPr>
           <w:p>
@@ -10184,7 +10319,7 @@
         </w:tc>
         <w:tc>
           <w:tcPr>
-            <w:tcW w:type="dxa" w:w="3489"/>
+            <w:tcW w:type="dxa" w:w="2701"/>
             <w:vAlign w:val="center"/>
           </w:tcPr>
           <w:p>
@@ -10217,11 +10352,14 @@
         </w:trPr>
         <w:tc>
           <w:tcPr>
-            <w:tcW w:type="dxa" w:w="2329"/>
-            <w:vAlign w:val="center"/>
+            <w:tcW w:type="dxa" w:w="2234"/>
             <w:shd w:val="clear" w:color="auto" w:fill="1F4E79"/>
-          </w:tcPr>
-          <w:p>
+            <w:vAlign w:val="center"/>
+          </w:tcPr>
+          <w:p>
+            <w:pPr>
+              <w:keepNext/>
+            </w:pPr>
             <w:r>
               <w:rPr>
                 <w:b/>
@@ -10234,11 +10372,14 @@
         </w:tc>
         <w:tc>
           <w:tcPr>
-            <w:tcW w:type="dxa" w:w="7592"/>
-            <w:vAlign w:val="center"/>
+            <w:tcW w:type="dxa" w:w="7688"/>
             <w:shd w:val="clear" w:color="auto" w:fill="1F4E79"/>
-          </w:tcPr>
-          <w:p>
+            <w:vAlign w:val="center"/>
+          </w:tcPr>
+          <w:p>
+            <w:pPr>
+              <w:keepNext/>
+            </w:pPr>
             <w:r>
               <w:rPr>
                 <w:b/>
@@ -10256,7 +10397,7 @@
         </w:trPr>
         <w:tc>
           <w:tcPr>
-            <w:tcW w:type="dxa" w:w="2329"/>
+            <w:tcW w:type="dxa" w:w="2234"/>
             <w:vAlign w:val="center"/>
           </w:tcPr>
           <w:p>
@@ -10270,7 +10411,7 @@
         </w:tc>
         <w:tc>
           <w:tcPr>
-            <w:tcW w:type="dxa" w:w="7592"/>
+            <w:tcW w:type="dxa" w:w="7688"/>
             <w:vAlign w:val="center"/>
           </w:tcPr>
           <w:p>
@@ -10289,7 +10430,7 @@
         </w:trPr>
         <w:tc>
           <w:tcPr>
-            <w:tcW w:type="dxa" w:w="2329"/>
+            <w:tcW w:type="dxa" w:w="2234"/>
             <w:vAlign w:val="center"/>
           </w:tcPr>
           <w:p>
@@ -10303,7 +10444,7 @@
         </w:tc>
         <w:tc>
           <w:tcPr>
-            <w:tcW w:type="dxa" w:w="7592"/>
+            <w:tcW w:type="dxa" w:w="7688"/>
             <w:vAlign w:val="center"/>
           </w:tcPr>
           <w:p>
@@ -10322,7 +10463,7 @@
         </w:trPr>
         <w:tc>
           <w:tcPr>
-            <w:tcW w:type="dxa" w:w="2329"/>
+            <w:tcW w:type="dxa" w:w="2234"/>
             <w:vAlign w:val="center"/>
           </w:tcPr>
           <w:p>
@@ -10336,7 +10477,7 @@
         </w:tc>
         <w:tc>
           <w:tcPr>
-            <w:tcW w:type="dxa" w:w="7592"/>
+            <w:tcW w:type="dxa" w:w="7688"/>
             <w:vAlign w:val="center"/>
           </w:tcPr>
           <w:p>
@@ -10355,7 +10496,7 @@
         </w:trPr>
         <w:tc>
           <w:tcPr>
-            <w:tcW w:type="dxa" w:w="2329"/>
+            <w:tcW w:type="dxa" w:w="2234"/>
             <w:vAlign w:val="center"/>
           </w:tcPr>
           <w:p>
@@ -10369,7 +10510,7 @@
         </w:tc>
         <w:tc>
           <w:tcPr>
-            <w:tcW w:type="dxa" w:w="7592"/>
+            <w:tcW w:type="dxa" w:w="7688"/>
             <w:vAlign w:val="center"/>
           </w:tcPr>
           <w:p>
@@ -10388,7 +10529,7 @@
         </w:trPr>
         <w:tc>
           <w:tcPr>
-            <w:tcW w:type="dxa" w:w="2329"/>
+            <w:tcW w:type="dxa" w:w="2234"/>
             <w:vAlign w:val="center"/>
           </w:tcPr>
           <w:p>
@@ -10402,7 +10543,7 @@
         </w:tc>
         <w:tc>
           <w:tcPr>
-            <w:tcW w:type="dxa" w:w="7592"/>
+            <w:tcW w:type="dxa" w:w="7688"/>
             <w:vAlign w:val="center"/>
           </w:tcPr>
           <w:p>
@@ -10421,7 +10562,7 @@
         </w:trPr>
         <w:tc>
           <w:tcPr>
-            <w:tcW w:type="dxa" w:w="2329"/>
+            <w:tcW w:type="dxa" w:w="2234"/>
             <w:vAlign w:val="center"/>
           </w:tcPr>
           <w:p>
@@ -10435,7 +10576,7 @@
         </w:tc>
         <w:tc>
           <w:tcPr>
-            <w:tcW w:type="dxa" w:w="7592"/>
+            <w:tcW w:type="dxa" w:w="7688"/>
             <w:vAlign w:val="center"/>
           </w:tcPr>
           <w:p>
@@ -10454,7 +10595,7 @@
         </w:trPr>
         <w:tc>
           <w:tcPr>
-            <w:tcW w:type="dxa" w:w="2329"/>
+            <w:tcW w:type="dxa" w:w="2234"/>
             <w:vAlign w:val="center"/>
           </w:tcPr>
           <w:p>
@@ -10468,7 +10609,7 @@
         </w:tc>
         <w:tc>
           <w:tcPr>
-            <w:tcW w:type="dxa" w:w="7592"/>
+            <w:tcW w:type="dxa" w:w="7688"/>
             <w:vAlign w:val="center"/>
           </w:tcPr>
           <w:p>
@@ -10487,7 +10628,7 @@
         </w:trPr>
         <w:tc>
           <w:tcPr>
-            <w:tcW w:type="dxa" w:w="2329"/>
+            <w:tcW w:type="dxa" w:w="2234"/>
             <w:vAlign w:val="center"/>
           </w:tcPr>
           <w:p>
@@ -10501,7 +10642,7 @@
         </w:tc>
         <w:tc>
           <w:tcPr>
-            <w:tcW w:type="dxa" w:w="7592"/>
+            <w:tcW w:type="dxa" w:w="7688"/>
             <w:vAlign w:val="center"/>
           </w:tcPr>
           <w:p>
@@ -10542,11 +10683,14 @@
         </w:trPr>
         <w:tc>
           <w:tcPr>
-            <w:tcW w:type="dxa" w:w="1276"/>
-            <w:vAlign w:val="center"/>
+            <w:tcW w:type="dxa" w:w="1870"/>
             <w:shd w:val="clear" w:color="auto" w:fill="1F4E79"/>
-          </w:tcPr>
-          <w:p>
+            <w:vAlign w:val="center"/>
+          </w:tcPr>
+          <w:p>
+            <w:pPr>
+              <w:keepNext/>
+            </w:pPr>
             <w:r>
               <w:rPr>
                 <w:b/>
@@ -10559,11 +10703,14 @@
         </w:tc>
         <w:tc>
           <w:tcPr>
-            <w:tcW w:type="dxa" w:w="8646"/>
-            <w:vAlign w:val="center"/>
+            <w:tcW w:type="dxa" w:w="8051"/>
             <w:shd w:val="clear" w:color="auto" w:fill="1F4E79"/>
-          </w:tcPr>
-          <w:p>
+            <w:vAlign w:val="center"/>
+          </w:tcPr>
+          <w:p>
+            <w:pPr>
+              <w:keepNext/>
+            </w:pPr>
             <w:r>
               <w:rPr>
                 <w:b/>
@@ -10581,7 +10728,7 @@
         </w:trPr>
         <w:tc>
           <w:tcPr>
-            <w:tcW w:type="dxa" w:w="1276"/>
+            <w:tcW w:type="dxa" w:w="1870"/>
             <w:vAlign w:val="center"/>
           </w:tcPr>
           <w:p>
@@ -10595,7 +10742,7 @@
         </w:tc>
         <w:tc>
           <w:tcPr>
-            <w:tcW w:type="dxa" w:w="8646"/>
+            <w:tcW w:type="dxa" w:w="8051"/>
             <w:vAlign w:val="center"/>
           </w:tcPr>
           <w:p>
@@ -10614,7 +10761,7 @@
         </w:trPr>
         <w:tc>
           <w:tcPr>
-            <w:tcW w:type="dxa" w:w="1276"/>
+            <w:tcW w:type="dxa" w:w="1870"/>
             <w:vAlign w:val="center"/>
           </w:tcPr>
           <w:p>
@@ -10628,7 +10775,7 @@
         </w:tc>
         <w:tc>
           <w:tcPr>
-            <w:tcW w:type="dxa" w:w="8646"/>
+            <w:tcW w:type="dxa" w:w="8051"/>
             <w:vAlign w:val="center"/>
           </w:tcPr>
           <w:p>
@@ -10647,7 +10794,7 @@
         </w:trPr>
         <w:tc>
           <w:tcPr>
-            <w:tcW w:type="dxa" w:w="1276"/>
+            <w:tcW w:type="dxa" w:w="1870"/>
             <w:vAlign w:val="center"/>
           </w:tcPr>
           <w:p>
@@ -10661,7 +10808,7 @@
         </w:tc>
         <w:tc>
           <w:tcPr>
-            <w:tcW w:type="dxa" w:w="8646"/>
+            <w:tcW w:type="dxa" w:w="8051"/>
             <w:vAlign w:val="center"/>
           </w:tcPr>
           <w:p>
@@ -10704,11 +10851,14 @@
         </w:trPr>
         <w:tc>
           <w:tcPr>
-            <w:tcW w:type="dxa" w:w="776"/>
-            <w:vAlign w:val="center"/>
+            <w:tcW w:type="dxa" w:w="692"/>
             <w:shd w:val="clear" w:color="auto" w:fill="1F4E79"/>
-          </w:tcPr>
-          <w:p>
+            <w:vAlign w:val="center"/>
+          </w:tcPr>
+          <w:p>
+            <w:pPr>
+              <w:keepNext/>
+            </w:pPr>
             <w:r>
               <w:rPr>
                 <w:b/>
@@ -10721,11 +10871,14 @@
         </w:tc>
         <w:tc>
           <w:tcPr>
-            <w:tcW w:type="dxa" w:w="1156"/>
-            <w:vAlign w:val="center"/>
+            <w:tcW w:type="dxa" w:w="1733"/>
             <w:shd w:val="clear" w:color="auto" w:fill="1F4E79"/>
-          </w:tcPr>
-          <w:p>
+            <w:vAlign w:val="center"/>
+          </w:tcPr>
+          <w:p>
+            <w:pPr>
+              <w:keepNext/>
+            </w:pPr>
             <w:r>
               <w:rPr>
                 <w:b/>
@@ -10738,11 +10891,14 @@
         </w:tc>
         <w:tc>
           <w:tcPr>
-            <w:tcW w:type="dxa" w:w="2878"/>
-            <w:vAlign w:val="center"/>
+            <w:tcW w:type="dxa" w:w="2811"/>
             <w:shd w:val="clear" w:color="auto" w:fill="1F4E79"/>
-          </w:tcPr>
-          <w:p>
+            <w:vAlign w:val="center"/>
+          </w:tcPr>
+          <w:p>
+            <w:pPr>
+              <w:keepNext/>
+            </w:pPr>
             <w:r>
               <w:rPr>
                 <w:b/>
@@ -10755,11 +10911,14 @@
         </w:tc>
         <w:tc>
           <w:tcPr>
-            <w:tcW w:type="dxa" w:w="5112"/>
-            <w:vAlign w:val="center"/>
+            <w:tcW w:type="dxa" w:w="4686"/>
             <w:shd w:val="clear" w:color="auto" w:fill="1F4E79"/>
-          </w:tcPr>
-          <w:p>
+            <w:vAlign w:val="center"/>
+          </w:tcPr>
+          <w:p>
+            <w:pPr>
+              <w:keepNext/>
+            </w:pPr>
             <w:r>
               <w:rPr>
                 <w:b/>
@@ -10777,7 +10936,7 @@
         </w:trPr>
         <w:tc>
           <w:tcPr>
-            <w:tcW w:type="dxa" w:w="776"/>
+            <w:tcW w:type="dxa" w:w="692"/>
             <w:vAlign w:val="center"/>
           </w:tcPr>
           <w:p>
@@ -10791,7 +10950,7 @@
         </w:tc>
         <w:tc>
           <w:tcPr>
-            <w:tcW w:type="dxa" w:w="1156"/>
+            <w:tcW w:type="dxa" w:w="1733"/>
             <w:vAlign w:val="center"/>
           </w:tcPr>
           <w:p>
@@ -10805,7 +10964,7 @@
         </w:tc>
         <w:tc>
           <w:tcPr>
-            <w:tcW w:type="dxa" w:w="2878"/>
+            <w:tcW w:type="dxa" w:w="2811"/>
             <w:vAlign w:val="center"/>
           </w:tcPr>
           <w:p>
@@ -10819,7 +10978,7 @@
         </w:tc>
         <w:tc>
           <w:tcPr>
-            <w:tcW w:type="dxa" w:w="5112"/>
+            <w:tcW w:type="dxa" w:w="4686"/>
             <w:vAlign w:val="center"/>
           </w:tcPr>
           <w:p>
@@ -10838,7 +10997,7 @@
         </w:trPr>
         <w:tc>
           <w:tcPr>
-            <w:tcW w:type="dxa" w:w="776"/>
+            <w:tcW w:type="dxa" w:w="692"/>
             <w:vAlign w:val="center"/>
           </w:tcPr>
           <w:p>
@@ -10852,7 +11011,7 @@
         </w:tc>
         <w:tc>
           <w:tcPr>
-            <w:tcW w:type="dxa" w:w="1156"/>
+            <w:tcW w:type="dxa" w:w="1733"/>
             <w:vAlign w:val="center"/>
           </w:tcPr>
           <w:p>
@@ -10866,7 +11025,7 @@
         </w:tc>
         <w:tc>
           <w:tcPr>
-            <w:tcW w:type="dxa" w:w="2878"/>
+            <w:tcW w:type="dxa" w:w="2811"/>
             <w:vAlign w:val="center"/>
           </w:tcPr>
           <w:p>
@@ -10880,7 +11039,7 @@
         </w:tc>
         <w:tc>
           <w:tcPr>
-            <w:tcW w:type="dxa" w:w="5112"/>
+            <w:tcW w:type="dxa" w:w="4686"/>
             <w:vAlign w:val="center"/>
           </w:tcPr>
           <w:p>
@@ -10899,7 +11058,7 @@
         </w:trPr>
         <w:tc>
           <w:tcPr>
-            <w:tcW w:type="dxa" w:w="776"/>
+            <w:tcW w:type="dxa" w:w="692"/>
             <w:vAlign w:val="center"/>
           </w:tcPr>
           <w:p>
@@ -10913,7 +11072,7 @@
         </w:tc>
         <w:tc>
           <w:tcPr>
-            <w:tcW w:type="dxa" w:w="1156"/>
+            <w:tcW w:type="dxa" w:w="1733"/>
             <w:vAlign w:val="center"/>
           </w:tcPr>
           <w:p>
@@ -10927,7 +11086,7 @@
         </w:tc>
         <w:tc>
           <w:tcPr>
-            <w:tcW w:type="dxa" w:w="2878"/>
+            <w:tcW w:type="dxa" w:w="2811"/>
             <w:vAlign w:val="center"/>
           </w:tcPr>
           <w:p>
@@ -10941,7 +11100,7 @@
         </w:tc>
         <w:tc>
           <w:tcPr>
-            <w:tcW w:type="dxa" w:w="5112"/>
+            <w:tcW w:type="dxa" w:w="4686"/>
             <w:vAlign w:val="center"/>
           </w:tcPr>
           <w:p>
@@ -10960,7 +11119,7 @@
         </w:trPr>
         <w:tc>
           <w:tcPr>
-            <w:tcW w:type="dxa" w:w="776"/>
+            <w:tcW w:type="dxa" w:w="692"/>
             <w:vAlign w:val="center"/>
           </w:tcPr>
           <w:p>
@@ -10974,7 +11133,7 @@
         </w:tc>
         <w:tc>
           <w:tcPr>
-            <w:tcW w:type="dxa" w:w="1156"/>
+            <w:tcW w:type="dxa" w:w="1733"/>
             <w:vAlign w:val="center"/>
           </w:tcPr>
           <w:p>
@@ -10988,7 +11147,7 @@
         </w:tc>
         <w:tc>
           <w:tcPr>
-            <w:tcW w:type="dxa" w:w="2878"/>
+            <w:tcW w:type="dxa" w:w="2811"/>
             <w:vAlign w:val="center"/>
           </w:tcPr>
           <w:p>
@@ -11002,7 +11161,7 @@
         </w:tc>
         <w:tc>
           <w:tcPr>
-            <w:tcW w:type="dxa" w:w="5112"/>
+            <w:tcW w:type="dxa" w:w="4686"/>
             <w:vAlign w:val="center"/>
           </w:tcPr>
           <w:p>
@@ -11059,11 +11218,14 @@
         </w:trPr>
         <w:tc>
           <w:tcPr>
-            <w:tcW w:type="dxa" w:w="754"/>
-            <w:vAlign w:val="center"/>
+            <w:tcW w:type="dxa" w:w="692"/>
             <w:shd w:val="clear" w:color="auto" w:fill="1F4E79"/>
-          </w:tcPr>
-          <w:p>
+            <w:vAlign w:val="center"/>
+          </w:tcPr>
+          <w:p>
+            <w:pPr>
+              <w:keepNext/>
+            </w:pPr>
             <w:r>
               <w:rPr>
                 <w:b/>
@@ -11076,11 +11238,14 @@
         </w:tc>
         <w:tc>
           <w:tcPr>
-            <w:tcW w:type="dxa" w:w="1384"/>
-            <w:vAlign w:val="center"/>
+            <w:tcW w:type="dxa" w:w="1110"/>
             <w:shd w:val="clear" w:color="auto" w:fill="1F4E79"/>
-          </w:tcPr>
-          <w:p>
+            <w:vAlign w:val="center"/>
+          </w:tcPr>
+          <w:p>
+            <w:pPr>
+              <w:keepNext/>
+            </w:pPr>
             <w:r>
               <w:rPr>
                 <w:b/>
@@ -11093,11 +11258,14 @@
         </w:tc>
         <w:tc>
           <w:tcPr>
-            <w:tcW w:type="dxa" w:w="3892"/>
-            <w:vAlign w:val="center"/>
+            <w:tcW w:type="dxa" w:w="3999"/>
             <w:shd w:val="clear" w:color="auto" w:fill="1F4E79"/>
-          </w:tcPr>
-          <w:p>
+            <w:vAlign w:val="center"/>
+          </w:tcPr>
+          <w:p>
+            <w:pPr>
+              <w:keepNext/>
+            </w:pPr>
             <w:r>
               <w:rPr>
                 <w:b/>
@@ -11110,11 +11278,14 @@
         </w:tc>
         <w:tc>
           <w:tcPr>
-            <w:tcW w:type="dxa" w:w="3892"/>
-            <w:vAlign w:val="center"/>
+            <w:tcW w:type="dxa" w:w="4120"/>
             <w:shd w:val="clear" w:color="auto" w:fill="1F4E79"/>
-          </w:tcPr>
-          <w:p>
+            <w:vAlign w:val="center"/>
+          </w:tcPr>
+          <w:p>
+            <w:pPr>
+              <w:keepNext/>
+            </w:pPr>
             <w:r>
               <w:rPr>
                 <w:b/>
@@ -11132,7 +11303,7 @@
         </w:trPr>
         <w:tc>
           <w:tcPr>
-            <w:tcW w:type="dxa" w:w="754"/>
+            <w:tcW w:type="dxa" w:w="692"/>
             <w:vAlign w:val="center"/>
           </w:tcPr>
           <w:p>
@@ -11146,7 +11317,7 @@
         </w:tc>
         <w:tc>
           <w:tcPr>
-            <w:tcW w:type="dxa" w:w="1384"/>
+            <w:tcW w:type="dxa" w:w="1110"/>
             <w:vAlign w:val="center"/>
           </w:tcPr>
           <w:p>
@@ -11160,7 +11331,7 @@
         </w:tc>
         <w:tc>
           <w:tcPr>
-            <w:tcW w:type="dxa" w:w="3892"/>
+            <w:tcW w:type="dxa" w:w="3999"/>
             <w:vAlign w:val="center"/>
           </w:tcPr>
           <w:p>
@@ -11174,7 +11345,7 @@
         </w:tc>
         <w:tc>
           <w:tcPr>
-            <w:tcW w:type="dxa" w:w="3892"/>
+            <w:tcW w:type="dxa" w:w="4120"/>
             <w:vAlign w:val="center"/>
           </w:tcPr>
           <w:p>
@@ -11219,7 +11390,7 @@
         </w:trPr>
         <w:tc>
           <w:tcPr>
-            <w:tcW w:type="dxa" w:w="754"/>
+            <w:tcW w:type="dxa" w:w="692"/>
             <w:vAlign w:val="center"/>
           </w:tcPr>
           <w:p>
@@ -11233,7 +11404,7 @@
         </w:tc>
         <w:tc>
           <w:tcPr>
-            <w:tcW w:type="dxa" w:w="1384"/>
+            <w:tcW w:type="dxa" w:w="1110"/>
             <w:vAlign w:val="center"/>
           </w:tcPr>
           <w:p>
@@ -11247,7 +11418,7 @@
         </w:tc>
         <w:tc>
           <w:tcPr>
-            <w:tcW w:type="dxa" w:w="3892"/>
+            <w:tcW w:type="dxa" w:w="3999"/>
             <w:vAlign w:val="center"/>
           </w:tcPr>
           <w:p>
@@ -11261,7 +11432,7 @@
         </w:tc>
         <w:tc>
           <w:tcPr>
-            <w:tcW w:type="dxa" w:w="3892"/>
+            <w:tcW w:type="dxa" w:w="4120"/>
             <w:vAlign w:val="center"/>
           </w:tcPr>
           <w:p>
@@ -11293,7 +11464,7 @@
         </w:trPr>
         <w:tc>
           <w:tcPr>
-            <w:tcW w:type="dxa" w:w="754"/>
+            <w:tcW w:type="dxa" w:w="692"/>
             <w:vAlign w:val="center"/>
           </w:tcPr>
           <w:p>
@@ -11307,7 +11478,7 @@
         </w:tc>
         <w:tc>
           <w:tcPr>
-            <w:tcW w:type="dxa" w:w="1384"/>
+            <w:tcW w:type="dxa" w:w="1110"/>
             <w:vAlign w:val="center"/>
           </w:tcPr>
           <w:p>
@@ -11321,7 +11492,7 @@
         </w:tc>
         <w:tc>
           <w:tcPr>
-            <w:tcW w:type="dxa" w:w="3892"/>
+            <w:tcW w:type="dxa" w:w="3999"/>
             <w:vAlign w:val="center"/>
           </w:tcPr>
           <w:p>
@@ -11335,7 +11506,7 @@
         </w:tc>
         <w:tc>
           <w:tcPr>
-            <w:tcW w:type="dxa" w:w="3892"/>
+            <w:tcW w:type="dxa" w:w="4120"/>
             <w:vAlign w:val="center"/>
           </w:tcPr>
           <w:p>
@@ -11354,7 +11525,7 @@
         </w:trPr>
         <w:tc>
           <w:tcPr>
-            <w:tcW w:type="dxa" w:w="754"/>
+            <w:tcW w:type="dxa" w:w="692"/>
             <w:vAlign w:val="center"/>
           </w:tcPr>
           <w:p>
@@ -11368,7 +11539,7 @@
         </w:tc>
         <w:tc>
           <w:tcPr>
-            <w:tcW w:type="dxa" w:w="1384"/>
+            <w:tcW w:type="dxa" w:w="1110"/>
             <w:vAlign w:val="center"/>
           </w:tcPr>
           <w:p>
@@ -11382,7 +11553,7 @@
         </w:tc>
         <w:tc>
           <w:tcPr>
-            <w:tcW w:type="dxa" w:w="3892"/>
+            <w:tcW w:type="dxa" w:w="3999"/>
             <w:vAlign w:val="center"/>
           </w:tcPr>
           <w:p>
@@ -11396,7 +11567,7 @@
         </w:tc>
         <w:tc>
           <w:tcPr>
-            <w:tcW w:type="dxa" w:w="3892"/>
+            <w:tcW w:type="dxa" w:w="4120"/>
             <w:vAlign w:val="center"/>
           </w:tcPr>
           <w:p>
@@ -11415,7 +11586,7 @@
         </w:trPr>
         <w:tc>
           <w:tcPr>
-            <w:tcW w:type="dxa" w:w="754"/>
+            <w:tcW w:type="dxa" w:w="692"/>
             <w:vAlign w:val="center"/>
           </w:tcPr>
           <w:p>
@@ -11429,7 +11600,7 @@
         </w:tc>
         <w:tc>
           <w:tcPr>
-            <w:tcW w:type="dxa" w:w="1384"/>
+            <w:tcW w:type="dxa" w:w="1110"/>
             <w:vAlign w:val="center"/>
           </w:tcPr>
           <w:p>
@@ -11443,7 +11614,7 @@
         </w:tc>
         <w:tc>
           <w:tcPr>
-            <w:tcW w:type="dxa" w:w="3892"/>
+            <w:tcW w:type="dxa" w:w="3999"/>
             <w:vAlign w:val="center"/>
           </w:tcPr>
           <w:p>
@@ -11457,7 +11628,7 @@
         </w:tc>
         <w:tc>
           <w:tcPr>
-            <w:tcW w:type="dxa" w:w="3892"/>
+            <w:tcW w:type="dxa" w:w="4120"/>
             <w:vAlign w:val="center"/>
           </w:tcPr>
           <w:p>
@@ -11476,7 +11647,7 @@
         </w:trPr>
         <w:tc>
           <w:tcPr>
-            <w:tcW w:type="dxa" w:w="754"/>
+            <w:tcW w:type="dxa" w:w="692"/>
             <w:vAlign w:val="center"/>
           </w:tcPr>
           <w:p>
@@ -11490,7 +11661,7 @@
         </w:tc>
         <w:tc>
           <w:tcPr>
-            <w:tcW w:type="dxa" w:w="1384"/>
+            <w:tcW w:type="dxa" w:w="1110"/>
             <w:vAlign w:val="center"/>
           </w:tcPr>
           <w:p>
@@ -11504,7 +11675,7 @@
         </w:tc>
         <w:tc>
           <w:tcPr>
-            <w:tcW w:type="dxa" w:w="3892"/>
+            <w:tcW w:type="dxa" w:w="3999"/>
             <w:vAlign w:val="center"/>
           </w:tcPr>
           <w:p>
@@ -11518,7 +11689,7 @@
         </w:tc>
         <w:tc>
           <w:tcPr>
-            <w:tcW w:type="dxa" w:w="3892"/>
+            <w:tcW w:type="dxa" w:w="4120"/>
             <w:vAlign w:val="center"/>
           </w:tcPr>
           <w:p>
@@ -11537,7 +11708,7 @@
         </w:trPr>
         <w:tc>
           <w:tcPr>
-            <w:tcW w:type="dxa" w:w="754"/>
+            <w:tcW w:type="dxa" w:w="692"/>
             <w:vAlign w:val="center"/>
           </w:tcPr>
           <w:p>
@@ -11551,7 +11722,7 @@
         </w:tc>
         <w:tc>
           <w:tcPr>
-            <w:tcW w:type="dxa" w:w="1384"/>
+            <w:tcW w:type="dxa" w:w="1110"/>
             <w:vAlign w:val="center"/>
           </w:tcPr>
           <w:p>
@@ -11565,7 +11736,7 @@
         </w:tc>
         <w:tc>
           <w:tcPr>
-            <w:tcW w:type="dxa" w:w="3892"/>
+            <w:tcW w:type="dxa" w:w="3999"/>
             <w:vAlign w:val="center"/>
           </w:tcPr>
           <w:p>
@@ -11579,7 +11750,7 @@
         </w:tc>
         <w:tc>
           <w:tcPr>
-            <w:tcW w:type="dxa" w:w="3892"/>
+            <w:tcW w:type="dxa" w:w="4120"/>
             <w:vAlign w:val="center"/>
           </w:tcPr>
           <w:p>
@@ -11598,7 +11769,7 @@
         </w:trPr>
         <w:tc>
           <w:tcPr>
-            <w:tcW w:type="dxa" w:w="754"/>
+            <w:tcW w:type="dxa" w:w="692"/>
             <w:vAlign w:val="center"/>
           </w:tcPr>
           <w:p>
@@ -11612,7 +11783,7 @@
         </w:tc>
         <w:tc>
           <w:tcPr>
-            <w:tcW w:type="dxa" w:w="1384"/>
+            <w:tcW w:type="dxa" w:w="1110"/>
             <w:vAlign w:val="center"/>
           </w:tcPr>
           <w:p>
@@ -11626,7 +11797,7 @@
         </w:tc>
         <w:tc>
           <w:tcPr>
-            <w:tcW w:type="dxa" w:w="3892"/>
+            <w:tcW w:type="dxa" w:w="3999"/>
             <w:vAlign w:val="center"/>
           </w:tcPr>
           <w:p>
@@ -11640,7 +11811,7 @@
         </w:tc>
         <w:tc>
           <w:tcPr>
-            <w:tcW w:type="dxa" w:w="3892"/>
+            <w:tcW w:type="dxa" w:w="4120"/>
             <w:vAlign w:val="center"/>
           </w:tcPr>
           <w:p>
@@ -11668,7 +11839,10 @@
     </w:p>
     <w:p>
       <w:r>
-        <w:t>*AI 활용 명기(REQ-08): 이 설계서 초안은 Claude Code의 도움을 받아 작성함 — 요구사항분석서 정합성 검토, 아키텍처·컴포넌트 구성안과 다이어그램 초안 작성. v0.2 동기화와 v1.0 통합 수정도 Claude Code의 도움을 받음. 팀 검토 후 확정한다.*</w:t>
+        <w:rPr>
+          <w:i/>
+        </w:rPr>
+        <w:t>AI 활용 명기(REQ-08): 이 설계서 초안은 Claude Code의 도움을 받아 작성함 — 요구사항분석서 정합성 검토, 아키텍처·컴포넌트 구성안과 다이어그램 초안 작성. v0.2 동기화와 v1.0 통합 수정도 Claude Code의 도움을 받음. 팀 검토 후 확정한다.</w:t>
       </w:r>
     </w:p>
     <w:sectPr>

--- a/docs/submission/03_설계서_찰칵부산_Team10.docx
+++ b/docs/submission/03_설계서_찰칵부산_Team10.docx
@@ -705,7 +705,7 @@
               <w:rPr>
                 <w:sz w:val="18"/>
               </w:rPr>
-              <w:t>중간발표 제출본: 상태도 전이 추가(유스케이스 검토 R-3), 근거 문서를 요구사항분석서 v1.0으로 갱신</w:t>
+              <w:t>중간발표 제출본: 상태도 전이 추가(유스케이스 검토 R-3), 근거 문서를 요구사항분석서 v1.0으로 갱신, 카카오맵 운영정책(로컬 API 결과 미저장)·부산시 데이터 후보 조회·여행 삭제와 AI 전송 동의·기타 장소 동선·사실 대조 방식 반영, 의존 규칙 보완</w:t>
             </w:r>
           </w:p>
         </w:tc>
@@ -903,7 +903,7 @@
         </w:trPr>
         <w:tc>
           <w:tcPr>
-            <w:tcW w:type="dxa" w:w="2061"/>
+            <w:tcW w:type="dxa" w:w="1668"/>
             <w:shd w:val="clear" w:color="auto" w:fill="1F4E79"/>
             <w:vAlign w:val="center"/>
           </w:tcPr>
@@ -923,7 +923,7 @@
         </w:tc>
         <w:tc>
           <w:tcPr>
-            <w:tcW w:type="dxa" w:w="7861"/>
+            <w:tcW w:type="dxa" w:w="8253"/>
             <w:shd w:val="clear" w:color="auto" w:fill="1F4E79"/>
             <w:vAlign w:val="center"/>
           </w:tcPr>
@@ -948,7 +948,7 @@
         </w:trPr>
         <w:tc>
           <w:tcPr>
-            <w:tcW w:type="dxa" w:w="2061"/>
+            <w:tcW w:type="dxa" w:w="1668"/>
             <w:vAlign w:val="center"/>
           </w:tcPr>
           <w:p>
@@ -962,7 +962,7 @@
         </w:tc>
         <w:tc>
           <w:tcPr>
-            <w:tcW w:type="dxa" w:w="7861"/>
+            <w:tcW w:type="dxa" w:w="8253"/>
             <w:vAlign w:val="center"/>
           </w:tcPr>
           <w:p>
@@ -981,7 +981,7 @@
         </w:trPr>
         <w:tc>
           <w:tcPr>
-            <w:tcW w:type="dxa" w:w="2061"/>
+            <w:tcW w:type="dxa" w:w="1668"/>
             <w:vAlign w:val="center"/>
           </w:tcPr>
           <w:p>
@@ -995,7 +995,7 @@
         </w:tc>
         <w:tc>
           <w:tcPr>
-            <w:tcW w:type="dxa" w:w="7861"/>
+            <w:tcW w:type="dxa" w:w="8253"/>
             <w:vAlign w:val="center"/>
           </w:tcPr>
           <w:p>
@@ -1014,7 +1014,7 @@
         </w:trPr>
         <w:tc>
           <w:tcPr>
-            <w:tcW w:type="dxa" w:w="2061"/>
+            <w:tcW w:type="dxa" w:w="1668"/>
             <w:vAlign w:val="center"/>
           </w:tcPr>
           <w:p>
@@ -1028,15 +1028,15 @@
         </w:tc>
         <w:tc>
           <w:tcPr>
-            <w:tcW w:type="dxa" w:w="7861"/>
-            <w:vAlign w:val="center"/>
-          </w:tcPr>
-          <w:p>
-            <w:r>
-              <w:rPr>
-                <w:sz w:val="18"/>
-              </w:rPr>
-              <w:t>장소 정보는 출처·갱신일과 함께 저장하고, Fact Checker(CP-14)가 여행기 문장을 전수 검사한다</w:t>
+            <w:tcW w:type="dxa" w:w="8253"/>
+            <w:vAlign w:val="center"/>
+          </w:tcPr>
+          <w:p>
+            <w:r>
+              <w:rPr>
+                <w:sz w:val="18"/>
+              </w:rPr>
+              <w:t>공공데이터 장소 정보는 출처·갱신일과 함께 저장하고(카카오 로컬 결과는 운영정책상 실시간 조회), Fact Checker(CP-14)가 여행기 문장을 전수 검사한다</w:t>
             </w:r>
           </w:p>
         </w:tc>
@@ -1047,7 +1047,7 @@
         </w:trPr>
         <w:tc>
           <w:tcPr>
-            <w:tcW w:type="dxa" w:w="2061"/>
+            <w:tcW w:type="dxa" w:w="1668"/>
             <w:vAlign w:val="center"/>
           </w:tcPr>
           <w:p>
@@ -1061,7 +1061,7 @@
         </w:tc>
         <w:tc>
           <w:tcPr>
-            <w:tcW w:type="dxa" w:w="7861"/>
+            <w:tcW w:type="dxa" w:w="8253"/>
             <w:vAlign w:val="center"/>
           </w:tcPr>
           <w:p>
@@ -1080,7 +1080,7 @@
         </w:trPr>
         <w:tc>
           <w:tcPr>
-            <w:tcW w:type="dxa" w:w="2061"/>
+            <w:tcW w:type="dxa" w:w="1668"/>
             <w:vAlign w:val="center"/>
           </w:tcPr>
           <w:p>
@@ -1094,7 +1094,7 @@
         </w:tc>
         <w:tc>
           <w:tcPr>
-            <w:tcW w:type="dxa" w:w="7861"/>
+            <w:tcW w:type="dxa" w:w="8253"/>
             <w:vAlign w:val="center"/>
           </w:tcPr>
           <w:p>
@@ -1164,7 +1164,7 @@
         </w:tc>
         <w:tc>
           <w:tcPr>
-            <w:tcW w:type="dxa" w:w="4400"/>
+            <w:tcW w:type="dxa" w:w="4353"/>
             <w:shd w:val="clear" w:color="auto" w:fill="1F4E79"/>
             <w:vAlign w:val="center"/>
           </w:tcPr>
@@ -1184,7 +1184,7 @@
         </w:tc>
         <w:tc>
           <w:tcPr>
-            <w:tcW w:type="dxa" w:w="3860"/>
+            <w:tcW w:type="dxa" w:w="3907"/>
             <w:shd w:val="clear" w:color="auto" w:fill="1F4E79"/>
             <w:vAlign w:val="center"/>
           </w:tcPr>
@@ -1223,7 +1223,7 @@
         </w:tc>
         <w:tc>
           <w:tcPr>
-            <w:tcW w:type="dxa" w:w="4400"/>
+            <w:tcW w:type="dxa" w:w="4353"/>
             <w:vAlign w:val="center"/>
           </w:tcPr>
           <w:p>
@@ -1237,7 +1237,7 @@
         </w:tc>
         <w:tc>
           <w:tcPr>
-            <w:tcW w:type="dxa" w:w="3860"/>
+            <w:tcW w:type="dxa" w:w="3907"/>
             <w:vAlign w:val="center"/>
           </w:tcPr>
           <w:p>
@@ -1270,7 +1270,7 @@
         </w:tc>
         <w:tc>
           <w:tcPr>
-            <w:tcW w:type="dxa" w:w="4400"/>
+            <w:tcW w:type="dxa" w:w="4353"/>
             <w:vAlign w:val="center"/>
           </w:tcPr>
           <w:p>
@@ -1284,7 +1284,7 @@
         </w:tc>
         <w:tc>
           <w:tcPr>
-            <w:tcW w:type="dxa" w:w="3860"/>
+            <w:tcW w:type="dxa" w:w="3907"/>
             <w:vAlign w:val="center"/>
           </w:tcPr>
           <w:p>
@@ -1317,7 +1317,7 @@
         </w:tc>
         <w:tc>
           <w:tcPr>
-            <w:tcW w:type="dxa" w:w="4400"/>
+            <w:tcW w:type="dxa" w:w="4353"/>
             <w:vAlign w:val="center"/>
           </w:tcPr>
           <w:p>
@@ -1331,15 +1331,15 @@
         </w:tc>
         <w:tc>
           <w:tcPr>
-            <w:tcW w:type="dxa" w:w="3860"/>
-            <w:vAlign w:val="center"/>
-          </w:tcPr>
-          <w:p>
-            <w:r>
-              <w:rPr>
-                <w:sz w:val="18"/>
-              </w:rPr>
-              <w:t>어댑터로 격리, 캐시, 재시도</w:t>
+            <w:tcW w:type="dxa" w:w="3907"/>
+            <w:vAlign w:val="center"/>
+          </w:tcPr>
+          <w:p>
+            <w:r>
+              <w:rPr>
+                <w:sz w:val="18"/>
+              </w:rPr>
+              <w:t>어댑터로 격리, 공공데이터 캐시, 재시도</w:t>
             </w:r>
           </w:p>
         </w:tc>
@@ -1364,7 +1364,7 @@
         </w:tc>
         <w:tc>
           <w:tcPr>
-            <w:tcW w:type="dxa" w:w="4400"/>
+            <w:tcW w:type="dxa" w:w="4353"/>
             <w:vAlign w:val="center"/>
           </w:tcPr>
           <w:p>
@@ -1378,7 +1378,7 @@
         </w:tc>
         <w:tc>
           <w:tcPr>
-            <w:tcW w:type="dxa" w:w="3860"/>
+            <w:tcW w:type="dxa" w:w="3907"/>
             <w:vAlign w:val="center"/>
           </w:tcPr>
           <w:p>
@@ -1411,7 +1411,7 @@
         </w:tc>
         <w:tc>
           <w:tcPr>
-            <w:tcW w:type="dxa" w:w="4400"/>
+            <w:tcW w:type="dxa" w:w="4353"/>
             <w:vAlign w:val="center"/>
           </w:tcPr>
           <w:p>
@@ -1425,7 +1425,7 @@
         </w:tc>
         <w:tc>
           <w:tcPr>
-            <w:tcW w:type="dxa" w:w="3860"/>
+            <w:tcW w:type="dxa" w:w="3907"/>
             <w:vAlign w:val="center"/>
           </w:tcPr>
           <w:p>
@@ -1458,7 +1458,7 @@
         </w:tc>
         <w:tc>
           <w:tcPr>
-            <w:tcW w:type="dxa" w:w="4400"/>
+            <w:tcW w:type="dxa" w:w="4353"/>
             <w:vAlign w:val="center"/>
           </w:tcPr>
           <w:p>
@@ -1472,7 +1472,7 @@
         </w:tc>
         <w:tc>
           <w:tcPr>
-            <w:tcW w:type="dxa" w:w="3860"/>
+            <w:tcW w:type="dxa" w:w="3907"/>
             <w:vAlign w:val="center"/>
           </w:tcPr>
           <w:p>
@@ -3995,7 +3995,7 @@
       <w:r>
         <w:drawing>
           <wp:inline xmlns:a="http://schemas.openxmlformats.org/drawingml/2006/main" xmlns:pic="http://schemas.openxmlformats.org/drawingml/2006/picture">
-            <wp:extent cx="5940000" cy="3417015"/>
+            <wp:extent cx="5940000" cy="3303367"/>
             <wp:docPr id="4" name="Picture 4"/>
             <wp:cNvGraphicFramePr>
               <a:graphicFrameLocks noChangeAspect="1"/>
@@ -4016,7 +4016,7 @@
                   <pic:spPr>
                     <a:xfrm>
                       <a:off x="0" y="0"/>
-                      <a:ext cx="5940000" cy="3417015"/>
+                      <a:ext cx="5940000" cy="3303367"/>
                     </a:xfrm>
                     <a:prstGeom prst="rect"/>
                   </pic:spPr>
@@ -5792,7 +5792,7 @@
               <w:rPr>
                 <w:sz w:val="18"/>
               </w:rPr>
-              <w:t>외부 장소 데이터 캐시, 출처·갱신일 보관</w:t>
+              <w:t>공공데이터 장소 캐시, 출처·갱신일 보관 (카카오 결과는 캐시하지 않음)</w:t>
             </w:r>
           </w:p>
         </w:tc>
@@ -6060,7 +6060,7 @@
         <w:t>책임</w:t>
       </w:r>
       <w:r>
-        <w:t>: 화면 15개(A1~D4)를 표시한다. 사진을 고르고 30장 초과를 막는다. 분석 진행률을 2초마다 조회해 단계·미리보기를 보여 준다. 카카오맵으로 동선을 그린다. 익명 기기 토큰을 만들어 보관한다.</w:t>
+        <w:t>: 화면 15개(A1~D4)를 표시한다. 사진을 고르고 30장 초과를 막는다. 분석 진행률을 2초마다 조회해 단계·미리보기를 보여 준다. 카카오맵으로 동선을 그린다. 익명 기기 토큰을 만들어 보관한다. 분석 전에 사진 축소본의 외부 AI 전송 동의를 받고, 다시 접속하면 진행 중인 분석의 상태나 결과를 이어서 보여 준다.</w:t>
       </w:r>
     </w:p>
     <w:p>
@@ -6124,7 +6124,7 @@
         <w:t>책임</w:t>
       </w:r>
       <w:r>
-        <w:t>: 여행을 만들고 사진을 받는다(형식·개수·크기 검증). 원본은 Media Store에 임시 저장한다. 분석 작업을 큐에 등록하고, 작업 상태(단계, 진행률, 미리보기 방문지)를 돌려준다. 기기 토큰으로 "내 여행" 목록을 조회한다.</w:t>
+        <w:t>: 여행을 만들고 사진을 받는다(형식·개수·크기 검증). 원본은 Media Store에 임시 저장한다. 분석 작업을 큐에 등록하고, 작업 상태(단계, 진행률, 미리보기 방문지)를 돌려준다. 기기 토큰으로 "내 여행" 목록을 조회한다. 분석은 AI 전송 동의가 있을 때만 시작한다. 여행 삭제 요청을 받으면 Trip Repository·Media Store에 관련 데이터 삭제를 요청한다.</w:t>
       </w:r>
     </w:p>
     <w:p>
@@ -6166,7 +6166,7 @@
         <w:t>관련</w:t>
       </w:r>
       <w:r>
-        <w:t>: FR-01, UI-01~03, NFR-07</w:t>
+        <w:t>: FR-01, UI-01~03, NFR-04·07</w:t>
       </w:r>
     </w:p>
     <w:p>
@@ -6216,7 +6216,7 @@
         <w:t>요구</w:t>
       </w:r>
       <w:r>
-        <w:t>: IF-10 Candidate Finder(검색), IF-05 Route Service, IF-15 Trip Repository, IF-16 Place Cache</w:t>
+        <w:t>: IF-10 Candidate Finder(검색), IF-05 Route Service, IF-15 Trip Repository, IF-16 Place Cache, IF-18 Place Data Adapter(장소 상세 실시간 조회)</w:t>
       </w:r>
     </w:p>
     <w:p>
@@ -6316,7 +6316,7 @@
         <w:t>책임</w:t>
       </w:r>
       <w:r>
-        <w:t>: 확정된 방문지를 시간순으로 이어 날짜별 동선을 만들고, 방문지 사이 이동 시간을 계산한다. 이동 시간은 외부 길찾기 API 없이 직선 거리에 보정 계수를 곱해 추정한다 (기준값은 PoC 후 확정, 부록 A-4).</w:t>
+        <w:t>: 확정된 방문지를 시간순으로 이어 날짜별 동선을 만들고, 방문지 사이 이동 시간을 계산한다. 이동 시간은 외부 길찾기 API 없이 직선 거리에 보정 계수를 곱해 추정한다 (기준값은 PoC 후 확정, 부록 A-4). 장소가 없는 '기타 장소' 방문지는 방문지 중심 좌표로 동선을 그린다.</w:t>
       </w:r>
     </w:p>
     <w:p>
@@ -6613,7 +6613,7 @@
         <w:t>책임</w:t>
       </w:r>
       <w:r>
-        <w:t>: 위치가 있는 사진을 시간 차와 거리 기준(DBSCAN)으로 방문지로 묶는다. 방문지별 중심 좌표, 시작·종료 시각, 방문 순서, 대표 사진을 정한다. 날짜별로 나눈다.</w:t>
+        <w:t>: 위치가 있는 사진을 시간 차와 거리 기준(DBSCAN)으로 방문지로 묶는다. 방문지별 중심 좌표, 시작·종료 시각, 방문 순서, 대표 사진을 정한다. 날짜별로 나눈다. 위치 있는 사진이 하나도 없으면 촬영 시각만으로 방문지를 나눈다 (FR-02).</w:t>
       </w:r>
     </w:p>
     <w:p>
@@ -6684,7 +6684,7 @@
         <w:t>책임</w:t>
       </w:r>
       <w:r>
-        <w:t>: 방문지 중심 반경 300m 안의 장소를 공식 데이터에서 찾고, 음식점·카페는 카카오 로컬로 보조 검색한다. 후보가 없으면 600m로 넓혀 다시 찾는다. 중복 장소를 합치고 거리순으로 2~3곳을 고른다. 결과는 Place Cache에 저장한다. 사용자 직접 검색(키워드)도 처리한다.</w:t>
+        <w:t>: 방문지 중심 반경 300m 안의 장소를 공식 데이터(TourAPI 위치기반 조회, Place Cache에 적재한 부산시 명소·맛집 목록의 반경 검색)에서 찾고, 음식점·카페는 카카오 로컬로 보조 검색한다. 후보가 없으면 600m로 넓혀 다시 찾는다. 중복 장소를 합치고 거리순으로 2~3곳을 고른다. 공공데이터 결과는 Place Cache에 저장하고, 카카오 로컬 결과는 운영정책에 따라 장소 ID·URL만 남긴다(나머지는 실시간 조회). 사용자 직접 검색(키워드)도 처리한다.</w:t>
       </w:r>
     </w:p>
     <w:p>
@@ -6907,7 +6907,7 @@
         <w:t>책임</w:t>
       </w:r>
       <w:r>
-        <w:t>: 확정된 방문지와 Place Cache의 공식 정보만 LLM에 넣어 여행기를 만든다. 문장마다 근거 장소 ID를 받고, Fact Checker 결과로 근거 없는 문장을 경고·제거한다. 장소 이름을 장소 ID와 연결하고, 출처·갱신일로 각주를 만든다. 날짜별 동선 요약을 넣는다. 문단 다시 쓰기도 처리한다.</w:t>
+        <w:t>: 확정된 방문지와 Place Cache의 공식 정보만 LLM에 넣어 여행기를 만든다. 문장마다 근거 장소 ID와 사용한 데이터 필드를 구조화된 형식으로 받고, Fact Checker 결과로 근거 없는 문장을 경고·제거한다. 장소 이름을 장소 ID와 연결하고, 출처·갱신일로 각주를 만든다. 날짜별 동선 요약을 넣는다. 문단 다시 쓰기도 처리한다. 여행기에는 AI가 작성한 글임을 표시한다.</w:t>
       </w:r>
     </w:p>
     <w:p>
@@ -6988,7 +6988,7 @@
         <w:t>책임</w:t>
       </w:r>
       <w:r>
-        <w:t>: 문장에 연결된 장소 ID가 확정 방문지에 있는지 확인한다. 문장 속 사실(운영시간, 위치, 장소명 등)을 공식 데이터와 대조해 불일치·근거 없음을 표시한다.</w:t>
+        <w:t>: 문장에 연결된 장소 ID가 확정 방문지에 있는지 확인한다. 문장별로 표시된 데이터 필드 값(운영시간, 위치 등)을 공식 데이터와 대조해 불일치·근거 없음을 표시한다. 사용자가 편집한 문장은 장소명과 시간·요금 같은 수치 표현만 대조한다.</w:t>
       </w:r>
     </w:p>
     <w:p>
@@ -7173,7 +7173,7 @@
         <w:t>책임</w:t>
       </w:r>
       <w:r>
-        <w:t>: 외부에서 받은 장소 데이터를 (출처, 원본 ID) 기준으로 저장한다. 출처명·갱신일을 함께 보관하고, 오래된 항목은 다시 조회한다.</w:t>
+        <w:t>: 공공데이터(TourAPI·부산시)에서 받은 장소 데이터를 (출처, 원본 ID) 기준으로 저장한다. 출처명·갱신일을 함께 보관하고, 오래된 항목은 Candidate Finder가 다시 조회해 갱신한다. 카카오 로컬 데이터는 카카오맵 운영정책상 장소 ID·URL 외에는 저장·캐싱할 수 없으므로 캐시하지 않는다.</w:t>
       </w:r>
     </w:p>
     <w:p>
@@ -7385,7 +7385,7 @@
         <w:t>PlaceCandidate</w:t>
       </w:r>
       <w:r>
-        <w:t xml:space="preserve"> 형식으로 바꾸고 출처·갱신일을 붙인다. 시간 제한과 2회 재시도를 적용하고, 일일 호출 수를 기록한다.</w:t>
+        <w:t xml:space="preserve"> 형식으로 바꾸고 출처·갱신일을 붙인다. 시간 제한과 2회 재시도를 적용하고, 일일 호출 수를 기록한다. 부산시 명소·맛집 목록은 하루 한 번 전체를 받아 Place Cache에 적재하고, 카카오 로컬 응답은 저장하지 않고 요청 때마다 실시간으로 조회한다.</w:t>
       </w:r>
     </w:p>
     <w:p>
@@ -7605,7 +7605,7 @@
         </w:tc>
         <w:tc>
           <w:tcPr>
-            <w:tcW w:type="dxa" w:w="3065"/>
+            <w:tcW w:type="dxa" w:w="2847"/>
             <w:shd w:val="clear" w:color="auto" w:fill="1F4E79"/>
             <w:vAlign w:val="center"/>
           </w:tcPr>
@@ -7625,7 +7625,7 @@
         </w:tc>
         <w:tc>
           <w:tcPr>
-            <w:tcW w:type="dxa" w:w="2546"/>
+            <w:tcW w:type="dxa" w:w="2765"/>
             <w:shd w:val="clear" w:color="auto" w:fill="1F4E79"/>
             <w:vAlign w:val="center"/>
           </w:tcPr>
@@ -7704,7 +7704,7 @@
         </w:tc>
         <w:tc>
           <w:tcPr>
-            <w:tcW w:type="dxa" w:w="3065"/>
+            <w:tcW w:type="dxa" w:w="2847"/>
             <w:vAlign w:val="center"/>
           </w:tcPr>
           <w:p>
@@ -7720,7 +7720,7 @@
         </w:tc>
         <w:tc>
           <w:tcPr>
-            <w:tcW w:type="dxa" w:w="2546"/>
+            <w:tcW w:type="dxa" w:w="2765"/>
             <w:vAlign w:val="center"/>
           </w:tcPr>
           <w:p>
@@ -7774,7 +7774,7 @@
         </w:tc>
         <w:tc>
           <w:tcPr>
-            <w:tcW w:type="dxa" w:w="3065"/>
+            <w:tcW w:type="dxa" w:w="2847"/>
             <w:vAlign w:val="center"/>
           </w:tcPr>
           <w:p>
@@ -7790,7 +7790,7 @@
         </w:tc>
         <w:tc>
           <w:tcPr>
-            <w:tcW w:type="dxa" w:w="2546"/>
+            <w:tcW w:type="dxa" w:w="2765"/>
             <w:vAlign w:val="center"/>
           </w:tcPr>
           <w:p>
@@ -7844,7 +7844,7 @@
         </w:tc>
         <w:tc>
           <w:tcPr>
-            <w:tcW w:type="dxa" w:w="3065"/>
+            <w:tcW w:type="dxa" w:w="2847"/>
             <w:vAlign w:val="center"/>
           </w:tcPr>
           <w:p>
@@ -7854,21 +7854,21 @@
                 <w:color w:val="9A3412"/>
                 <w:sz w:val="18"/>
               </w:rPr>
-              <w:t>POST /trips/{trip_id}/photos</w:t>
-            </w:r>
-          </w:p>
-        </w:tc>
-        <w:tc>
-          <w:tcPr>
-            <w:tcW w:type="dxa" w:w="2546"/>
-            <w:vAlign w:val="center"/>
-          </w:tcPr>
-          <w:p>
-            <w:r>
-              <w:rPr>
-                <w:sz w:val="18"/>
-              </w:rPr>
-              <w:t>사진 업로드 (multipart, 최대 30장)</w:t>
+              <w:t>DELETE /trips/{trip_id}</w:t>
+            </w:r>
+          </w:p>
+        </w:tc>
+        <w:tc>
+          <w:tcPr>
+            <w:tcW w:type="dxa" w:w="2765"/>
+            <w:vAlign w:val="center"/>
+          </w:tcPr>
+          <w:p>
+            <w:r>
+              <w:rPr>
+                <w:sz w:val="18"/>
+              </w:rPr>
+              <w:t>여행 삭제 (썸네일·방문지·여행기·매칭 로그 함께 삭제)</w:t>
             </w:r>
           </w:p>
         </w:tc>
@@ -7896,7 +7896,7 @@
               <w:rPr>
                 <w:sz w:val="18"/>
               </w:rPr>
-              <w:t>FR-01, A2</w:t>
+              <w:t>NFR-04, A1</w:t>
             </w:r>
           </w:p>
         </w:tc>
@@ -7914,7 +7914,7 @@
         </w:tc>
         <w:tc>
           <w:tcPr>
-            <w:tcW w:type="dxa" w:w="3065"/>
+            <w:tcW w:type="dxa" w:w="2847"/>
             <w:vAlign w:val="center"/>
           </w:tcPr>
           <w:p>
@@ -7924,29 +7924,21 @@
                 <w:color w:val="9A3412"/>
                 <w:sz w:val="18"/>
               </w:rPr>
-              <w:t>POST /trips/{trip_id}/analysis</w:t>
-            </w:r>
-          </w:p>
-        </w:tc>
-        <w:tc>
-          <w:tcPr>
-            <w:tcW w:type="dxa" w:w="2546"/>
-            <w:vAlign w:val="center"/>
-          </w:tcPr>
-          <w:p>
-            <w:r>
-              <w:rPr>
-                <w:sz w:val="18"/>
-              </w:rPr>
-              <w:t xml:space="preserve">분석 시작 → </w:t>
-            </w:r>
-            <w:r>
-              <w:rPr>
-                <w:rFonts w:ascii="Consolas" w:hAnsi="Consolas" w:eastAsia="맑은 고딕"/>
-                <w:color w:val="9A3412"/>
-                <w:sz w:val="18"/>
-              </w:rPr>
-              <w:t>job_id</w:t>
+              <w:t>POST /trips/{trip_id}/photos</w:t>
+            </w:r>
+          </w:p>
+        </w:tc>
+        <w:tc>
+          <w:tcPr>
+            <w:tcW w:type="dxa" w:w="2765"/>
+            <w:vAlign w:val="center"/>
+          </w:tcPr>
+          <w:p>
+            <w:r>
+              <w:rPr>
+                <w:sz w:val="18"/>
+              </w:rPr>
+              <w:t>사진 업로드 (multipart, 최대 30장)</w:t>
             </w:r>
           </w:p>
         </w:tc>
@@ -7974,7 +7966,7 @@
               <w:rPr>
                 <w:sz w:val="18"/>
               </w:rPr>
-              <w:t>FR-01~04</w:t>
+              <w:t>FR-01, A2</w:t>
             </w:r>
           </w:p>
         </w:tc>
@@ -7992,7 +7984,7 @@
         </w:tc>
         <w:tc>
           <w:tcPr>
-            <w:tcW w:type="dxa" w:w="3065"/>
+            <w:tcW w:type="dxa" w:w="2847"/>
             <w:vAlign w:val="center"/>
           </w:tcPr>
           <w:p>
@@ -8002,21 +7994,29 @@
                 <w:color w:val="9A3412"/>
                 <w:sz w:val="18"/>
               </w:rPr>
-              <w:t>GET /jobs/{job_id}</w:t>
-            </w:r>
-          </w:p>
-        </w:tc>
-        <w:tc>
-          <w:tcPr>
-            <w:tcW w:type="dxa" w:w="2546"/>
-            <w:vAlign w:val="center"/>
-          </w:tcPr>
-          <w:p>
-            <w:r>
-              <w:rPr>
-                <w:sz w:val="18"/>
-              </w:rPr>
-              <w:t>단계, 진행률, 남은 시간, 미리보기 방문지</w:t>
+              <w:t>POST /trips/{trip_id}/analysis</w:t>
+            </w:r>
+          </w:p>
+        </w:tc>
+        <w:tc>
+          <w:tcPr>
+            <w:tcW w:type="dxa" w:w="2765"/>
+            <w:vAlign w:val="center"/>
+          </w:tcPr>
+          <w:p>
+            <w:r>
+              <w:rPr>
+                <w:sz w:val="18"/>
+              </w:rPr>
+              <w:t xml:space="preserve">분석 시작 (AI 전송 동의 필요) → </w:t>
+            </w:r>
+            <w:r>
+              <w:rPr>
+                <w:rFonts w:ascii="Consolas" w:hAnsi="Consolas" w:eastAsia="맑은 고딕"/>
+                <w:color w:val="9A3412"/>
+                <w:sz w:val="18"/>
+              </w:rPr>
+              <w:t>job_id</w:t>
             </w:r>
           </w:p>
         </w:tc>
@@ -8044,7 +8044,7 @@
               <w:rPr>
                 <w:sz w:val="18"/>
               </w:rPr>
-              <w:t>UI-01·02, A3</w:t>
+              <w:t>FR-01~04, NFR-04</w:t>
             </w:r>
           </w:p>
         </w:tc>
@@ -8058,18 +8058,11 @@
             <w:tcW w:type="dxa" w:w="845"/>
             <w:vAlign w:val="center"/>
           </w:tcPr>
-          <w:p>
-            <w:r>
-              <w:rPr>
-                <w:sz w:val="18"/>
-              </w:rPr>
-              <w:t>IF-03</w:t>
-            </w:r>
-          </w:p>
-        </w:tc>
-        <w:tc>
-          <w:tcPr>
-            <w:tcW w:type="dxa" w:w="3065"/>
+          <w:p/>
+        </w:tc>
+        <w:tc>
+          <w:tcPr>
+            <w:tcW w:type="dxa" w:w="2847"/>
             <w:vAlign w:val="center"/>
           </w:tcPr>
           <w:p>
@@ -8079,21 +8072,21 @@
                 <w:color w:val="9A3412"/>
                 <w:sz w:val="18"/>
               </w:rPr>
-              <w:t>GET /trips/{trip_id}/visits</w:t>
-            </w:r>
-          </w:p>
-        </w:tc>
-        <w:tc>
-          <w:tcPr>
-            <w:tcW w:type="dxa" w:w="2546"/>
-            <w:vAlign w:val="center"/>
-          </w:tcPr>
-          <w:p>
-            <w:r>
-              <w:rPr>
-                <w:sz w:val="18"/>
-              </w:rPr>
-              <w:t>방문지 목록, 상태, 확신도</w:t>
+              <w:t>GET /jobs/{job_id}</w:t>
+            </w:r>
+          </w:p>
+        </w:tc>
+        <w:tc>
+          <w:tcPr>
+            <w:tcW w:type="dxa" w:w="2765"/>
+            <w:vAlign w:val="center"/>
+          </w:tcPr>
+          <w:p>
+            <w:r>
+              <w:rPr>
+                <w:sz w:val="18"/>
+              </w:rPr>
+              <w:t>단계, 진행률, 남은 시간, 미리보기 방문지</w:t>
             </w:r>
           </w:p>
         </w:tc>
@@ -8107,7 +8100,7 @@
               <w:rPr>
                 <w:sz w:val="18"/>
               </w:rPr>
-              <w:t>CP-03</w:t>
+              <w:t>CP-02</w:t>
             </w:r>
           </w:p>
         </w:tc>
@@ -8121,7 +8114,7 @@
               <w:rPr>
                 <w:sz w:val="18"/>
               </w:rPr>
-              <w:t>B1</w:t>
+              <w:t>UI-01·02, A3</w:t>
             </w:r>
           </w:p>
         </w:tc>
@@ -8135,11 +8128,18 @@
             <w:tcW w:type="dxa" w:w="845"/>
             <w:vAlign w:val="center"/>
           </w:tcPr>
-          <w:p/>
-        </w:tc>
-        <w:tc>
-          <w:tcPr>
-            <w:tcW w:type="dxa" w:w="3065"/>
+          <w:p>
+            <w:r>
+              <w:rPr>
+                <w:sz w:val="18"/>
+              </w:rPr>
+              <w:t>IF-03</w:t>
+            </w:r>
+          </w:p>
+        </w:tc>
+        <w:tc>
+          <w:tcPr>
+            <w:tcW w:type="dxa" w:w="2847"/>
             <w:vAlign w:val="center"/>
           </w:tcPr>
           <w:p>
@@ -8149,21 +8149,21 @@
                 <w:color w:val="9A3412"/>
                 <w:sz w:val="18"/>
               </w:rPr>
-              <w:t>GET /visits/{visit_id}/candidates</w:t>
-            </w:r>
-          </w:p>
-        </w:tc>
-        <w:tc>
-          <w:tcPr>
-            <w:tcW w:type="dxa" w:w="2546"/>
-            <w:vAlign w:val="center"/>
-          </w:tcPr>
-          <w:p>
-            <w:r>
-              <w:rPr>
-                <w:sz w:val="18"/>
-              </w:rPr>
-              <w:t>후보, 거리, AI 추천, 판단 근거, 출처</w:t>
+              <w:t>GET /trips/{trip_id}/visits</w:t>
+            </w:r>
+          </w:p>
+        </w:tc>
+        <w:tc>
+          <w:tcPr>
+            <w:tcW w:type="dxa" w:w="2765"/>
+            <w:vAlign w:val="center"/>
+          </w:tcPr>
+          <w:p>
+            <w:r>
+              <w:rPr>
+                <w:sz w:val="18"/>
+              </w:rPr>
+              <w:t>방문지 목록, 상태, 확신도</w:t>
             </w:r>
           </w:p>
         </w:tc>
@@ -8191,7 +8191,7 @@
               <w:rPr>
                 <w:sz w:val="18"/>
               </w:rPr>
-              <w:t>FR-05, UI-04, B2</w:t>
+              <w:t>B1</w:t>
             </w:r>
           </w:p>
         </w:tc>
@@ -8209,7 +8209,7 @@
         </w:tc>
         <w:tc>
           <w:tcPr>
-            <w:tcW w:type="dxa" w:w="3065"/>
+            <w:tcW w:type="dxa" w:w="2847"/>
             <w:vAlign w:val="center"/>
           </w:tcPr>
           <w:p>
@@ -8219,49 +8219,21 @@
                 <w:color w:val="9A3412"/>
                 <w:sz w:val="18"/>
               </w:rPr>
-              <w:t>PUT /visits/{visit_id}/place</w:t>
-            </w:r>
-          </w:p>
-        </w:tc>
-        <w:tc>
-          <w:tcPr>
-            <w:tcW w:type="dxa" w:w="2546"/>
-            <w:vAlign w:val="center"/>
-          </w:tcPr>
-          <w:p>
-            <w:r>
-              <w:rPr>
-                <w:sz w:val="18"/>
-              </w:rPr>
-              <w:t>장소 확정·변경 (</w:t>
-            </w:r>
-            <w:r>
-              <w:rPr>
-                <w:rFonts w:ascii="Consolas" w:hAnsi="Consolas" w:eastAsia="맑은 고딕"/>
-                <w:color w:val="9A3412"/>
-                <w:sz w:val="18"/>
-              </w:rPr>
-              <w:t>place_id</w:t>
-            </w:r>
-            <w:r>
-              <w:rPr>
-                <w:sz w:val="18"/>
-              </w:rPr>
-              <w:t xml:space="preserve"> 또는 </w:t>
-            </w:r>
-            <w:r>
-              <w:rPr>
-                <w:rFonts w:ascii="Consolas" w:hAnsi="Consolas" w:eastAsia="맑은 고딕"/>
-                <w:color w:val="9A3412"/>
-                <w:sz w:val="18"/>
-              </w:rPr>
-              <w:t>other</w:t>
-            </w:r>
-            <w:r>
-              <w:rPr>
-                <w:sz w:val="18"/>
-              </w:rPr>
-              <w:t>)</w:t>
+              <w:t>GET /visits/{visit_id}/candidates</w:t>
+            </w:r>
+          </w:p>
+        </w:tc>
+        <w:tc>
+          <w:tcPr>
+            <w:tcW w:type="dxa" w:w="2765"/>
+            <w:vAlign w:val="center"/>
+          </w:tcPr>
+          <w:p>
+            <w:r>
+              <w:rPr>
+                <w:sz w:val="18"/>
+              </w:rPr>
+              <w:t>후보, 거리, AI 추천, 판단 근거, 출처</w:t>
             </w:r>
           </w:p>
         </w:tc>
@@ -8289,7 +8261,7 @@
               <w:rPr>
                 <w:sz w:val="18"/>
               </w:rPr>
-              <w:t>FR-05, B2·B4</w:t>
+              <w:t>FR-05, UI-04, B2</w:t>
             </w:r>
           </w:p>
         </w:tc>
@@ -8307,7 +8279,7 @@
         </w:tc>
         <w:tc>
           <w:tcPr>
-            <w:tcW w:type="dxa" w:w="3065"/>
+            <w:tcW w:type="dxa" w:w="2847"/>
             <w:vAlign w:val="center"/>
           </w:tcPr>
           <w:p>
@@ -8317,21 +8289,49 @@
                 <w:color w:val="9A3412"/>
                 <w:sz w:val="18"/>
               </w:rPr>
-              <w:t>GET /places/search?q=&amp;lat=&amp;lng=</w:t>
-            </w:r>
-          </w:p>
-        </w:tc>
-        <w:tc>
-          <w:tcPr>
-            <w:tcW w:type="dxa" w:w="2546"/>
-            <w:vAlign w:val="center"/>
-          </w:tcPr>
-          <w:p>
-            <w:r>
-              <w:rPr>
-                <w:sz w:val="18"/>
-              </w:rPr>
-              <w:t>직접 검색</w:t>
+              <w:t>PUT /visits/{visit_id}/place</w:t>
+            </w:r>
+          </w:p>
+        </w:tc>
+        <w:tc>
+          <w:tcPr>
+            <w:tcW w:type="dxa" w:w="2765"/>
+            <w:vAlign w:val="center"/>
+          </w:tcPr>
+          <w:p>
+            <w:r>
+              <w:rPr>
+                <w:sz w:val="18"/>
+              </w:rPr>
+              <w:t>장소 확정·변경 (</w:t>
+            </w:r>
+            <w:r>
+              <w:rPr>
+                <w:rFonts w:ascii="Consolas" w:hAnsi="Consolas" w:eastAsia="맑은 고딕"/>
+                <w:color w:val="9A3412"/>
+                <w:sz w:val="18"/>
+              </w:rPr>
+              <w:t>place_id</w:t>
+            </w:r>
+            <w:r>
+              <w:rPr>
+                <w:sz w:val="18"/>
+              </w:rPr>
+              <w:t xml:space="preserve"> 또는 </w:t>
+            </w:r>
+            <w:r>
+              <w:rPr>
+                <w:rFonts w:ascii="Consolas" w:hAnsi="Consolas" w:eastAsia="맑은 고딕"/>
+                <w:color w:val="9A3412"/>
+                <w:sz w:val="18"/>
+              </w:rPr>
+              <w:t>other</w:t>
+            </w:r>
+            <w:r>
+              <w:rPr>
+                <w:sz w:val="18"/>
+              </w:rPr>
+              <w:t>)</w:t>
             </w:r>
           </w:p>
         </w:tc>
@@ -8359,7 +8359,7 @@
               <w:rPr>
                 <w:sz w:val="18"/>
               </w:rPr>
-              <w:t>UI-05</w:t>
+              <w:t>FR-05, B2·B4</w:t>
             </w:r>
           </w:p>
         </w:tc>
@@ -8377,7 +8377,7 @@
         </w:tc>
         <w:tc>
           <w:tcPr>
-            <w:tcW w:type="dxa" w:w="3065"/>
+            <w:tcW w:type="dxa" w:w="2847"/>
             <w:vAlign w:val="center"/>
           </w:tcPr>
           <w:p>
@@ -8387,21 +8387,21 @@
                 <w:color w:val="9A3412"/>
                 <w:sz w:val="18"/>
               </w:rPr>
-              <w:t>GET /trips/{trip_id}/photos/untagged</w:t>
-            </w:r>
-          </w:p>
-        </w:tc>
-        <w:tc>
-          <w:tcPr>
-            <w:tcW w:type="dxa" w:w="2546"/>
-            <w:vAlign w:val="center"/>
-          </w:tcPr>
-          <w:p>
-            <w:r>
-              <w:rPr>
-                <w:sz w:val="18"/>
-              </w:rPr>
-              <w:t>위치 없는 사진과 추천 방문지</w:t>
+              <w:t>GET /places/search?q=&amp;lat=&amp;lng=</w:t>
+            </w:r>
+          </w:p>
+        </w:tc>
+        <w:tc>
+          <w:tcPr>
+            <w:tcW w:type="dxa" w:w="2765"/>
+            <w:vAlign w:val="center"/>
+          </w:tcPr>
+          <w:p>
+            <w:r>
+              <w:rPr>
+                <w:sz w:val="18"/>
+              </w:rPr>
+              <w:t>직접 검색</w:t>
             </w:r>
           </w:p>
         </w:tc>
@@ -8429,7 +8429,7 @@
               <w:rPr>
                 <w:sz w:val="18"/>
               </w:rPr>
-              <w:t>FR-06, B3</w:t>
+              <w:t>UI-05</w:t>
             </w:r>
           </w:p>
         </w:tc>
@@ -8447,7 +8447,7 @@
         </w:tc>
         <w:tc>
           <w:tcPr>
-            <w:tcW w:type="dxa" w:w="3065"/>
+            <w:tcW w:type="dxa" w:w="2847"/>
             <w:vAlign w:val="center"/>
           </w:tcPr>
           <w:p>
@@ -8457,21 +8457,21 @@
                 <w:color w:val="9A3412"/>
                 <w:sz w:val="18"/>
               </w:rPr>
-              <w:t>PUT /photos/{photo_id}/visit</w:t>
-            </w:r>
-          </w:p>
-        </w:tc>
-        <w:tc>
-          <w:tcPr>
-            <w:tcW w:type="dxa" w:w="2546"/>
-            <w:vAlign w:val="center"/>
-          </w:tcPr>
-          <w:p>
-            <w:r>
-              <w:rPr>
-                <w:sz w:val="18"/>
-              </w:rPr>
-              <w:t>위치 없는 사진 배정</w:t>
+              <w:t>GET /trips/{trip_id}/photos/untagged</w:t>
+            </w:r>
+          </w:p>
+        </w:tc>
+        <w:tc>
+          <w:tcPr>
+            <w:tcW w:type="dxa" w:w="2765"/>
+            <w:vAlign w:val="center"/>
+          </w:tcPr>
+          <w:p>
+            <w:r>
+              <w:rPr>
+                <w:sz w:val="18"/>
+              </w:rPr>
+              <w:t>위치 없는 사진과 추천 방문지</w:t>
             </w:r>
           </w:p>
         </w:tc>
@@ -8499,7 +8499,7 @@
               <w:rPr>
                 <w:sz w:val="18"/>
               </w:rPr>
-              <w:t>FR-06</w:t>
+              <w:t>FR-06, B3</w:t>
             </w:r>
           </w:p>
         </w:tc>
@@ -8517,7 +8517,7 @@
         </w:tc>
         <w:tc>
           <w:tcPr>
-            <w:tcW w:type="dxa" w:w="3065"/>
+            <w:tcW w:type="dxa" w:w="2847"/>
             <w:vAlign w:val="center"/>
           </w:tcPr>
           <w:p>
@@ -8527,21 +8527,21 @@
                 <w:color w:val="9A3412"/>
                 <w:sz w:val="18"/>
               </w:rPr>
-              <w:t>GET /trips/{trip_id}/route?day=</w:t>
-            </w:r>
-          </w:p>
-        </w:tc>
-        <w:tc>
-          <w:tcPr>
-            <w:tcW w:type="dxa" w:w="2546"/>
-            <w:vAlign w:val="center"/>
-          </w:tcPr>
-          <w:p>
-            <w:r>
-              <w:rPr>
-                <w:sz w:val="18"/>
-              </w:rPr>
-              <w:t>동선, 이동 시간, 타임라인</w:t>
+              <w:t>PUT /photos/{photo_id}/visit</w:t>
+            </w:r>
+          </w:p>
+        </w:tc>
+        <w:tc>
+          <w:tcPr>
+            <w:tcW w:type="dxa" w:w="2765"/>
+            <w:vAlign w:val="center"/>
+          </w:tcPr>
+          <w:p>
+            <w:r>
+              <w:rPr>
+                <w:sz w:val="18"/>
+              </w:rPr>
+              <w:t>위치 없는 사진 배정</w:t>
             </w:r>
           </w:p>
         </w:tc>
@@ -8555,7 +8555,7 @@
               <w:rPr>
                 <w:sz w:val="18"/>
               </w:rPr>
-              <w:t>CP-03 → CP-05</w:t>
+              <w:t>CP-03</w:t>
             </w:r>
           </w:p>
         </w:tc>
@@ -8569,7 +8569,7 @@
               <w:rPr>
                 <w:sz w:val="18"/>
               </w:rPr>
-              <w:t>FR-07, C1·C2</w:t>
+              <w:t>FR-06</w:t>
             </w:r>
           </w:p>
         </w:tc>
@@ -8587,7 +8587,7 @@
         </w:tc>
         <w:tc>
           <w:tcPr>
-            <w:tcW w:type="dxa" w:w="3065"/>
+            <w:tcW w:type="dxa" w:w="2847"/>
             <w:vAlign w:val="center"/>
           </w:tcPr>
           <w:p>
@@ -8597,21 +8597,21 @@
                 <w:color w:val="9A3412"/>
                 <w:sz w:val="18"/>
               </w:rPr>
-              <w:t>GET /places/{place_id}</w:t>
-            </w:r>
-          </w:p>
-        </w:tc>
-        <w:tc>
-          <w:tcPr>
-            <w:tcW w:type="dxa" w:w="2546"/>
-            <w:vAlign w:val="center"/>
-          </w:tcPr>
-          <w:p>
-            <w:r>
-              <w:rPr>
-                <w:sz w:val="18"/>
-              </w:rPr>
-              <w:t>장소 상세 (개요, 주소, 사진, 출처, 갱신일)</w:t>
+              <w:t>GET /trips/{trip_id}/route?day=</w:t>
+            </w:r>
+          </w:p>
+        </w:tc>
+        <w:tc>
+          <w:tcPr>
+            <w:tcW w:type="dxa" w:w="2765"/>
+            <w:vAlign w:val="center"/>
+          </w:tcPr>
+          <w:p>
+            <w:r>
+              <w:rPr>
+                <w:sz w:val="18"/>
+              </w:rPr>
+              <w:t>동선, 이동 시간, 타임라인</w:t>
             </w:r>
           </w:p>
         </w:tc>
@@ -8625,7 +8625,7 @@
               <w:rPr>
                 <w:sz w:val="18"/>
               </w:rPr>
-              <w:t>CP-03</w:t>
+              <w:t>CP-03 → CP-05</w:t>
             </w:r>
           </w:p>
         </w:tc>
@@ -8639,7 +8639,7 @@
               <w:rPr>
                 <w:sz w:val="18"/>
               </w:rPr>
-              <w:t>FR-08, C3</w:t>
+              <w:t>FR-07, C1·C2</w:t>
             </w:r>
           </w:p>
         </w:tc>
@@ -8653,18 +8653,11 @@
             <w:tcW w:type="dxa" w:w="845"/>
             <w:vAlign w:val="center"/>
           </w:tcPr>
-          <w:p>
-            <w:r>
-              <w:rPr>
-                <w:sz w:val="18"/>
-              </w:rPr>
-              <w:t>IF-04</w:t>
-            </w:r>
-          </w:p>
-        </w:tc>
-        <w:tc>
-          <w:tcPr>
-            <w:tcW w:type="dxa" w:w="3065"/>
+          <w:p/>
+        </w:tc>
+        <w:tc>
+          <w:tcPr>
+            <w:tcW w:type="dxa" w:w="2847"/>
             <w:vAlign w:val="center"/>
           </w:tcPr>
           <w:p>
@@ -8674,29 +8667,21 @@
                 <w:color w:val="9A3412"/>
                 <w:sz w:val="18"/>
               </w:rPr>
-              <w:t>POST /trips/{trip_id}/stories</w:t>
-            </w:r>
-          </w:p>
-        </w:tc>
-        <w:tc>
-          <w:tcPr>
-            <w:tcW w:type="dxa" w:w="2546"/>
-            <w:vAlign w:val="center"/>
-          </w:tcPr>
-          <w:p>
-            <w:r>
-              <w:rPr>
-                <w:sz w:val="18"/>
-              </w:rPr>
-              <w:t xml:space="preserve">여행기 생성 (문체) → </w:t>
-            </w:r>
-            <w:r>
-              <w:rPr>
-                <w:rFonts w:ascii="Consolas" w:hAnsi="Consolas" w:eastAsia="맑은 고딕"/>
-                <w:color w:val="9A3412"/>
-                <w:sz w:val="18"/>
-              </w:rPr>
-              <w:t>job_id</w:t>
+              <w:t>GET /places/{place_id}</w:t>
+            </w:r>
+          </w:p>
+        </w:tc>
+        <w:tc>
+          <w:tcPr>
+            <w:tcW w:type="dxa" w:w="2765"/>
+            <w:vAlign w:val="center"/>
+          </w:tcPr>
+          <w:p>
+            <w:r>
+              <w:rPr>
+                <w:sz w:val="18"/>
+              </w:rPr>
+              <w:t>장소 상세 (개요, 주소, 사진, 출처, 갱신일)</w:t>
             </w:r>
           </w:p>
         </w:tc>
@@ -8710,7 +8695,7 @@
               <w:rPr>
                 <w:sz w:val="18"/>
               </w:rPr>
-              <w:t>CP-04</w:t>
+              <w:t>CP-03</w:t>
             </w:r>
           </w:p>
         </w:tc>
@@ -8724,7 +8709,7 @@
               <w:rPr>
                 <w:sz w:val="18"/>
               </w:rPr>
-              <w:t>FR-09, D1</w:t>
+              <w:t>FR-08, C3</w:t>
             </w:r>
           </w:p>
         </w:tc>
@@ -8738,11 +8723,18 @@
             <w:tcW w:type="dxa" w:w="845"/>
             <w:vAlign w:val="center"/>
           </w:tcPr>
-          <w:p/>
-        </w:tc>
-        <w:tc>
-          <w:tcPr>
-            <w:tcW w:type="dxa" w:w="3065"/>
+          <w:p>
+            <w:r>
+              <w:rPr>
+                <w:sz w:val="18"/>
+              </w:rPr>
+              <w:t>IF-04</w:t>
+            </w:r>
+          </w:p>
+        </w:tc>
+        <w:tc>
+          <w:tcPr>
+            <w:tcW w:type="dxa" w:w="2847"/>
             <w:vAlign w:val="center"/>
           </w:tcPr>
           <w:p>
@@ -8752,21 +8744,29 @@
                 <w:color w:val="9A3412"/>
                 <w:sz w:val="18"/>
               </w:rPr>
-              <w:t>GET /stories/{story_id}</w:t>
-            </w:r>
-          </w:p>
-        </w:tc>
-        <w:tc>
-          <w:tcPr>
-            <w:tcW w:type="dxa" w:w="2546"/>
-            <w:vAlign w:val="center"/>
-          </w:tcPr>
-          <w:p>
-            <w:r>
-              <w:rPr>
-                <w:sz w:val="18"/>
-              </w:rPr>
-              <w:t>제목, 본문, 각주, 동선 요약</w:t>
+              <w:t>POST /trips/{trip_id}/stories</w:t>
+            </w:r>
+          </w:p>
+        </w:tc>
+        <w:tc>
+          <w:tcPr>
+            <w:tcW w:type="dxa" w:w="2765"/>
+            <w:vAlign w:val="center"/>
+          </w:tcPr>
+          <w:p>
+            <w:r>
+              <w:rPr>
+                <w:sz w:val="18"/>
+              </w:rPr>
+              <w:t xml:space="preserve">여행기 생성 (문체) → </w:t>
+            </w:r>
+            <w:r>
+              <w:rPr>
+                <w:rFonts w:ascii="Consolas" w:hAnsi="Consolas" w:eastAsia="맑은 고딕"/>
+                <w:color w:val="9A3412"/>
+                <w:sz w:val="18"/>
+              </w:rPr>
+              <w:t>job_id</w:t>
             </w:r>
           </w:p>
         </w:tc>
@@ -8794,7 +8794,7 @@
               <w:rPr>
                 <w:sz w:val="18"/>
               </w:rPr>
-              <w:t>D2</w:t>
+              <w:t>FR-09, D1</w:t>
             </w:r>
           </w:p>
         </w:tc>
@@ -8812,7 +8812,7 @@
         </w:tc>
         <w:tc>
           <w:tcPr>
-            <w:tcW w:type="dxa" w:w="3065"/>
+            <w:tcW w:type="dxa" w:w="2847"/>
             <w:vAlign w:val="center"/>
           </w:tcPr>
           <w:p>
@@ -8822,21 +8822,21 @@
                 <w:color w:val="9A3412"/>
                 <w:sz w:val="18"/>
               </w:rPr>
-              <w:t>PATCH /stories/{story_id}</w:t>
-            </w:r>
-          </w:p>
-        </w:tc>
-        <w:tc>
-          <w:tcPr>
-            <w:tcW w:type="dxa" w:w="2546"/>
-            <w:vAlign w:val="center"/>
-          </w:tcPr>
-          <w:p>
-            <w:r>
-              <w:rPr>
-                <w:sz w:val="18"/>
-              </w:rPr>
-              <w:t>편집 저장 → 사실 대조 경고</w:t>
+              <w:t>GET /stories/{story_id}</w:t>
+            </w:r>
+          </w:p>
+        </w:tc>
+        <w:tc>
+          <w:tcPr>
+            <w:tcW w:type="dxa" w:w="2765"/>
+            <w:vAlign w:val="center"/>
+          </w:tcPr>
+          <w:p>
+            <w:r>
+              <w:rPr>
+                <w:sz w:val="18"/>
+              </w:rPr>
+              <w:t>제목, 본문, 각주, 동선 요약</w:t>
             </w:r>
           </w:p>
         </w:tc>
@@ -8864,7 +8864,7 @@
               <w:rPr>
                 <w:sz w:val="18"/>
               </w:rPr>
-              <w:t>FR-10, D3</w:t>
+              <w:t>D2</w:t>
             </w:r>
           </w:p>
         </w:tc>
@@ -8882,7 +8882,7 @@
         </w:tc>
         <w:tc>
           <w:tcPr>
-            <w:tcW w:type="dxa" w:w="3065"/>
+            <w:tcW w:type="dxa" w:w="2847"/>
             <w:vAlign w:val="center"/>
           </w:tcPr>
           <w:p>
@@ -8892,29 +8892,21 @@
                 <w:color w:val="9A3412"/>
                 <w:sz w:val="18"/>
               </w:rPr>
-              <w:t>POST /stories/{story_id}/paragraphs/{pid}/rewrite</w:t>
-            </w:r>
-          </w:p>
-        </w:tc>
-        <w:tc>
-          <w:tcPr>
-            <w:tcW w:type="dxa" w:w="2546"/>
-            <w:vAlign w:val="center"/>
-          </w:tcPr>
-          <w:p>
-            <w:r>
-              <w:rPr>
-                <w:sz w:val="18"/>
-              </w:rPr>
-              <w:t xml:space="preserve">문단 다시 쓰기 → </w:t>
-            </w:r>
-            <w:r>
-              <w:rPr>
-                <w:rFonts w:ascii="Consolas" w:hAnsi="Consolas" w:eastAsia="맑은 고딕"/>
-                <w:color w:val="9A3412"/>
-                <w:sz w:val="18"/>
-              </w:rPr>
-              <w:t>job_id</w:t>
+              <w:t>PATCH /stories/{story_id}</w:t>
+            </w:r>
+          </w:p>
+        </w:tc>
+        <w:tc>
+          <w:tcPr>
+            <w:tcW w:type="dxa" w:w="2765"/>
+            <w:vAlign w:val="center"/>
+          </w:tcPr>
+          <w:p>
+            <w:r>
+              <w:rPr>
+                <w:sz w:val="18"/>
+              </w:rPr>
+              <w:t>편집 저장 → 사실 대조 경고</w:t>
             </w:r>
           </w:p>
         </w:tc>
@@ -8942,7 +8934,7 @@
               <w:rPr>
                 <w:sz w:val="18"/>
               </w:rPr>
-              <w:t>FR-10</w:t>
+              <w:t>FR-10, D3</w:t>
             </w:r>
           </w:p>
         </w:tc>
@@ -8960,7 +8952,7 @@
         </w:tc>
         <w:tc>
           <w:tcPr>
-            <w:tcW w:type="dxa" w:w="3065"/>
+            <w:tcW w:type="dxa" w:w="2847"/>
             <w:vAlign w:val="center"/>
           </w:tcPr>
           <w:p>
@@ -8970,13 +8962,91 @@
                 <w:color w:val="9A3412"/>
                 <w:sz w:val="18"/>
               </w:rPr>
+              <w:t>POST /stories/{story_id}/paragraphs/{pid}/rewrite</w:t>
+            </w:r>
+          </w:p>
+        </w:tc>
+        <w:tc>
+          <w:tcPr>
+            <w:tcW w:type="dxa" w:w="2765"/>
+            <w:vAlign w:val="center"/>
+          </w:tcPr>
+          <w:p>
+            <w:r>
+              <w:rPr>
+                <w:sz w:val="18"/>
+              </w:rPr>
+              <w:t xml:space="preserve">문단 다시 쓰기 → </w:t>
+            </w:r>
+            <w:r>
+              <w:rPr>
+                <w:rFonts w:ascii="Consolas" w:hAnsi="Consolas" w:eastAsia="맑은 고딕"/>
+                <w:color w:val="9A3412"/>
+                <w:sz w:val="18"/>
+              </w:rPr>
+              <w:t>job_id</w:t>
+            </w:r>
+          </w:p>
+        </w:tc>
+        <w:tc>
+          <w:tcPr>
+            <w:tcW w:type="dxa" w:w="1835"/>
+            <w:vAlign w:val="center"/>
+          </w:tcPr>
+          <w:p>
+            <w:r>
+              <w:rPr>
+                <w:sz w:val="18"/>
+              </w:rPr>
+              <w:t>CP-04</w:t>
+            </w:r>
+          </w:p>
+        </w:tc>
+        <w:tc>
+          <w:tcPr>
+            <w:tcW w:type="dxa" w:w="1630"/>
+            <w:vAlign w:val="center"/>
+          </w:tcPr>
+          <w:p>
+            <w:r>
+              <w:rPr>
+                <w:sz w:val="18"/>
+              </w:rPr>
+              <w:t>FR-10</w:t>
+            </w:r>
+          </w:p>
+        </w:tc>
+      </w:tr>
+      <w:tr>
+        <w:trPr>
+          <w:cantSplit w:val="true"/>
+        </w:trPr>
+        <w:tc>
+          <w:tcPr>
+            <w:tcW w:type="dxa" w:w="845"/>
+            <w:vAlign w:val="center"/>
+          </w:tcPr>
+          <w:p/>
+        </w:tc>
+        <w:tc>
+          <w:tcPr>
+            <w:tcW w:type="dxa" w:w="2847"/>
+            <w:vAlign w:val="center"/>
+          </w:tcPr>
+          <w:p>
+            <w:r>
+              <w:rPr>
+                <w:rFonts w:ascii="Consolas" w:hAnsi="Consolas" w:eastAsia="맑은 고딕"/>
+                <w:color w:val="9A3412"/>
+                <w:sz w:val="18"/>
+              </w:rPr>
               <w:t>POST /stories/{story_id}/share-card</w:t>
             </w:r>
           </w:p>
         </w:tc>
         <w:tc>
           <w:tcPr>
-            <w:tcW w:type="dxa" w:w="2546"/>
+            <w:tcW w:type="dxa" w:w="2765"/>
             <w:vAlign w:val="center"/>
           </w:tcPr>
           <w:p>
@@ -9201,7 +9271,7 @@
         <w:ind w:left="227" w:hanging="227"/>
       </w:pPr>
       <w:r>
-        <w:t>3. 외부 서비스는 CP-18, CP-19를 거쳐서만 호출한다. 다른 컴포넌트는 외부 API 주소·키를 모른다.</w:t>
+        <w:t>3. 서버 쪽 외부 호출은 CP-18, CP-19를 거쳐서만 한다. 다른 컴포넌트는 외부 API 주소·키를 모른다. 예외로 브라우저의 지도 표시는 CP-01이 카카오맵 JS SDK를 직접 쓴다 (NFR-07).</w:t>
       </w:r>
     </w:p>
     <w:p>
@@ -9210,6 +9280,14 @@
       </w:pPr>
       <w:r>
         <w:t>4. 순수 로직 컴포넌트(CP-08, CP-09, CP-14)는 다른 컴포넌트에 의존하지 않는다 → 단위 테스트 대상.</w:t>
+      </w:r>
+    </w:p>
+    <w:p>
+      <w:pPr>
+        <w:ind w:left="227" w:hanging="227"/>
+      </w:pPr>
+      <w:r>
+        <w:t>5. 응집도·결합도: 컴포넌트는 하나의 책임 묶음(유스케이스 또는 처리 단계)으로 나눠 응집도를 높이고, 컴포넌트 사이는 정의된 인터페이스(IF)로 필요한 데이터만 주고받아 결합도를 낮춘다.</w:t>
       </w:r>
     </w:p>
     <w:p>
@@ -9333,7 +9411,7 @@
         </w:trPr>
         <w:tc>
           <w:tcPr>
-            <w:tcW w:type="dxa" w:w="1022"/>
+            <w:tcW w:type="dxa" w:w="1129"/>
             <w:shd w:val="clear" w:color="auto" w:fill="1F4E79"/>
             <w:vAlign w:val="center"/>
           </w:tcPr>
@@ -9353,7 +9431,7 @@
         </w:tc>
         <w:tc>
           <w:tcPr>
-            <w:tcW w:type="dxa" w:w="3152"/>
+            <w:tcW w:type="dxa" w:w="2762"/>
             <w:shd w:val="clear" w:color="auto" w:fill="1F4E79"/>
             <w:vAlign w:val="center"/>
           </w:tcPr>
@@ -9413,7 +9491,7 @@
         </w:tc>
         <w:tc>
           <w:tcPr>
-            <w:tcW w:type="dxa" w:w="2701"/>
+            <w:tcW w:type="dxa" w:w="2983"/>
             <w:shd w:val="clear" w:color="auto" w:fill="1F4E79"/>
             <w:vAlign w:val="center"/>
           </w:tcPr>
@@ -9438,7 +9516,7 @@
         </w:trPr>
         <w:tc>
           <w:tcPr>
-            <w:tcW w:type="dxa" w:w="1022"/>
+            <w:tcW w:type="dxa" w:w="1129"/>
             <w:vAlign w:val="center"/>
           </w:tcPr>
           <w:p>
@@ -9452,7 +9530,7 @@
         </w:tc>
         <w:tc>
           <w:tcPr>
-            <w:tcW w:type="dxa" w:w="3152"/>
+            <w:tcW w:type="dxa" w:w="2762"/>
             <w:vAlign w:val="center"/>
           </w:tcPr>
           <w:p>
@@ -9494,7 +9572,7 @@
         </w:tc>
         <w:tc>
           <w:tcPr>
-            <w:tcW w:type="dxa" w:w="2701"/>
+            <w:tcW w:type="dxa" w:w="2983"/>
             <w:vAlign w:val="center"/>
           </w:tcPr>
           <w:p>
@@ -9513,7 +9591,7 @@
         </w:trPr>
         <w:tc>
           <w:tcPr>
-            <w:tcW w:type="dxa" w:w="1022"/>
+            <w:tcW w:type="dxa" w:w="1129"/>
             <w:vAlign w:val="center"/>
           </w:tcPr>
           <w:p>
@@ -9527,7 +9605,7 @@
         </w:tc>
         <w:tc>
           <w:tcPr>
-            <w:tcW w:type="dxa" w:w="3152"/>
+            <w:tcW w:type="dxa" w:w="2762"/>
             <w:vAlign w:val="center"/>
           </w:tcPr>
           <w:p>
@@ -9569,7 +9647,7 @@
         </w:tc>
         <w:tc>
           <w:tcPr>
-            <w:tcW w:type="dxa" w:w="2701"/>
+            <w:tcW w:type="dxa" w:w="2983"/>
             <w:vAlign w:val="center"/>
           </w:tcPr>
           <w:p>
@@ -9588,7 +9666,7 @@
         </w:trPr>
         <w:tc>
           <w:tcPr>
-            <w:tcW w:type="dxa" w:w="1022"/>
+            <w:tcW w:type="dxa" w:w="1129"/>
             <w:vAlign w:val="center"/>
           </w:tcPr>
           <w:p>
@@ -9602,7 +9680,7 @@
         </w:tc>
         <w:tc>
           <w:tcPr>
-            <w:tcW w:type="dxa" w:w="3152"/>
+            <w:tcW w:type="dxa" w:w="2762"/>
             <w:vAlign w:val="center"/>
           </w:tcPr>
           <w:p>
@@ -9644,7 +9722,7 @@
         </w:tc>
         <w:tc>
           <w:tcPr>
-            <w:tcW w:type="dxa" w:w="2701"/>
+            <w:tcW w:type="dxa" w:w="2983"/>
             <w:vAlign w:val="center"/>
           </w:tcPr>
           <w:p>
@@ -9663,7 +9741,7 @@
         </w:trPr>
         <w:tc>
           <w:tcPr>
-            <w:tcW w:type="dxa" w:w="1022"/>
+            <w:tcW w:type="dxa" w:w="1129"/>
             <w:vAlign w:val="center"/>
           </w:tcPr>
           <w:p>
@@ -9677,7 +9755,7 @@
         </w:tc>
         <w:tc>
           <w:tcPr>
-            <w:tcW w:type="dxa" w:w="3152"/>
+            <w:tcW w:type="dxa" w:w="2762"/>
             <w:vAlign w:val="center"/>
           </w:tcPr>
           <w:p>
@@ -9719,7 +9797,7 @@
         </w:tc>
         <w:tc>
           <w:tcPr>
-            <w:tcW w:type="dxa" w:w="2701"/>
+            <w:tcW w:type="dxa" w:w="2983"/>
             <w:vAlign w:val="center"/>
           </w:tcPr>
           <w:p>
@@ -9738,7 +9816,7 @@
         </w:trPr>
         <w:tc>
           <w:tcPr>
-            <w:tcW w:type="dxa" w:w="1022"/>
+            <w:tcW w:type="dxa" w:w="1129"/>
             <w:vAlign w:val="center"/>
           </w:tcPr>
           <w:p>
@@ -9752,7 +9830,7 @@
         </w:tc>
         <w:tc>
           <w:tcPr>
-            <w:tcW w:type="dxa" w:w="3152"/>
+            <w:tcW w:type="dxa" w:w="2762"/>
             <w:vAlign w:val="center"/>
           </w:tcPr>
           <w:p>
@@ -9794,7 +9872,7 @@
         </w:tc>
         <w:tc>
           <w:tcPr>
-            <w:tcW w:type="dxa" w:w="2701"/>
+            <w:tcW w:type="dxa" w:w="2983"/>
             <w:vAlign w:val="center"/>
           </w:tcPr>
           <w:p>
@@ -9813,7 +9891,7 @@
         </w:trPr>
         <w:tc>
           <w:tcPr>
-            <w:tcW w:type="dxa" w:w="1022"/>
+            <w:tcW w:type="dxa" w:w="1129"/>
             <w:vAlign w:val="center"/>
           </w:tcPr>
           <w:p>
@@ -9827,7 +9905,7 @@
         </w:tc>
         <w:tc>
           <w:tcPr>
-            <w:tcW w:type="dxa" w:w="3152"/>
+            <w:tcW w:type="dxa" w:w="2762"/>
             <w:vAlign w:val="center"/>
           </w:tcPr>
           <w:p>
@@ -9869,7 +9947,7 @@
         </w:tc>
         <w:tc>
           <w:tcPr>
-            <w:tcW w:type="dxa" w:w="2701"/>
+            <w:tcW w:type="dxa" w:w="2983"/>
             <w:vAlign w:val="center"/>
           </w:tcPr>
           <w:p>
@@ -9888,7 +9966,7 @@
         </w:trPr>
         <w:tc>
           <w:tcPr>
-            <w:tcW w:type="dxa" w:w="1022"/>
+            <w:tcW w:type="dxa" w:w="1129"/>
             <w:vAlign w:val="center"/>
           </w:tcPr>
           <w:p>
@@ -9902,7 +9980,7 @@
         </w:tc>
         <w:tc>
           <w:tcPr>
-            <w:tcW w:type="dxa" w:w="3152"/>
+            <w:tcW w:type="dxa" w:w="2762"/>
             <w:vAlign w:val="center"/>
           </w:tcPr>
           <w:p>
@@ -9944,7 +10022,7 @@
         </w:tc>
         <w:tc>
           <w:tcPr>
-            <w:tcW w:type="dxa" w:w="2701"/>
+            <w:tcW w:type="dxa" w:w="2983"/>
             <w:vAlign w:val="center"/>
           </w:tcPr>
           <w:p>
@@ -9963,7 +10041,7 @@
         </w:trPr>
         <w:tc>
           <w:tcPr>
-            <w:tcW w:type="dxa" w:w="1022"/>
+            <w:tcW w:type="dxa" w:w="1129"/>
             <w:vAlign w:val="center"/>
           </w:tcPr>
           <w:p>
@@ -9977,7 +10055,7 @@
         </w:tc>
         <w:tc>
           <w:tcPr>
-            <w:tcW w:type="dxa" w:w="3152"/>
+            <w:tcW w:type="dxa" w:w="2762"/>
             <w:vAlign w:val="center"/>
           </w:tcPr>
           <w:p>
@@ -10019,7 +10097,7 @@
         </w:tc>
         <w:tc>
           <w:tcPr>
-            <w:tcW w:type="dxa" w:w="2701"/>
+            <w:tcW w:type="dxa" w:w="2983"/>
             <w:vAlign w:val="center"/>
           </w:tcPr>
           <w:p>
@@ -10038,7 +10116,7 @@
         </w:trPr>
         <w:tc>
           <w:tcPr>
-            <w:tcW w:type="dxa" w:w="1022"/>
+            <w:tcW w:type="dxa" w:w="1129"/>
             <w:vAlign w:val="center"/>
           </w:tcPr>
           <w:p>
@@ -10052,7 +10130,7 @@
         </w:tc>
         <w:tc>
           <w:tcPr>
-            <w:tcW w:type="dxa" w:w="3152"/>
+            <w:tcW w:type="dxa" w:w="2762"/>
             <w:vAlign w:val="center"/>
           </w:tcPr>
           <w:p>
@@ -10094,7 +10172,7 @@
         </w:tc>
         <w:tc>
           <w:tcPr>
-            <w:tcW w:type="dxa" w:w="2701"/>
+            <w:tcW w:type="dxa" w:w="2983"/>
             <w:vAlign w:val="center"/>
           </w:tcPr>
           <w:p>
@@ -10113,7 +10191,7 @@
         </w:trPr>
         <w:tc>
           <w:tcPr>
-            <w:tcW w:type="dxa" w:w="1022"/>
+            <w:tcW w:type="dxa" w:w="1129"/>
             <w:vAlign w:val="center"/>
           </w:tcPr>
           <w:p>
@@ -10127,7 +10205,7 @@
         </w:tc>
         <w:tc>
           <w:tcPr>
-            <w:tcW w:type="dxa" w:w="3152"/>
+            <w:tcW w:type="dxa" w:w="2762"/>
             <w:vAlign w:val="center"/>
           </w:tcPr>
           <w:p>
@@ -10169,7 +10247,7 @@
         </w:tc>
         <w:tc>
           <w:tcPr>
-            <w:tcW w:type="dxa" w:w="2701"/>
+            <w:tcW w:type="dxa" w:w="2983"/>
             <w:vAlign w:val="center"/>
           </w:tcPr>
           <w:p>
@@ -10188,7 +10266,7 @@
         </w:trPr>
         <w:tc>
           <w:tcPr>
-            <w:tcW w:type="dxa" w:w="1022"/>
+            <w:tcW w:type="dxa" w:w="1129"/>
             <w:vAlign w:val="center"/>
           </w:tcPr>
           <w:p>
@@ -10202,7 +10280,7 @@
         </w:tc>
         <w:tc>
           <w:tcPr>
-            <w:tcW w:type="dxa" w:w="3152"/>
+            <w:tcW w:type="dxa" w:w="2762"/>
             <w:vAlign w:val="center"/>
           </w:tcPr>
           <w:p>
@@ -10244,7 +10322,7 @@
         </w:tc>
         <w:tc>
           <w:tcPr>
-            <w:tcW w:type="dxa" w:w="2701"/>
+            <w:tcW w:type="dxa" w:w="2983"/>
             <w:vAlign w:val="center"/>
           </w:tcPr>
           <w:p>
@@ -10263,7 +10341,7 @@
         </w:trPr>
         <w:tc>
           <w:tcPr>
-            <w:tcW w:type="dxa" w:w="1022"/>
+            <w:tcW w:type="dxa" w:w="1129"/>
             <w:vAlign w:val="center"/>
           </w:tcPr>
           <w:p>
@@ -10277,15 +10355,15 @@
         </w:tc>
         <w:tc>
           <w:tcPr>
-            <w:tcW w:type="dxa" w:w="3152"/>
-            <w:vAlign w:val="center"/>
-          </w:tcPr>
-          <w:p>
-            <w:r>
-              <w:rPr>
-                <w:sz w:val="18"/>
-              </w:rPr>
-              <w:t>근처 못 가본 곳 추천 (C, MVP 이후)</w:t>
+            <w:tcW w:type="dxa" w:w="2762"/>
+            <w:vAlign w:val="center"/>
+          </w:tcPr>
+          <w:p>
+            <w:r>
+              <w:rPr>
+                <w:sz w:val="18"/>
+              </w:rPr>
+              <w:t>근처 못 가본 곳 추천</w:t>
             </w:r>
           </w:p>
         </w:tc>
@@ -10319,7 +10397,7 @@
         </w:tc>
         <w:tc>
           <w:tcPr>
-            <w:tcW w:type="dxa" w:w="2701"/>
+            <w:tcW w:type="dxa" w:w="2983"/>
             <w:vAlign w:val="center"/>
           </w:tcPr>
           <w:p>
@@ -10352,7 +10430,7 @@
         </w:trPr>
         <w:tc>
           <w:tcPr>
-            <w:tcW w:type="dxa" w:w="2234"/>
+            <w:tcW w:type="dxa" w:w="1886"/>
             <w:shd w:val="clear" w:color="auto" w:fill="1F4E79"/>
             <w:vAlign w:val="center"/>
           </w:tcPr>
@@ -10372,7 +10450,7 @@
         </w:tc>
         <w:tc>
           <w:tcPr>
-            <w:tcW w:type="dxa" w:w="7688"/>
+            <w:tcW w:type="dxa" w:w="8036"/>
             <w:shd w:val="clear" w:color="auto" w:fill="1F4E79"/>
             <w:vAlign w:val="center"/>
           </w:tcPr>
@@ -10397,7 +10475,7 @@
         </w:trPr>
         <w:tc>
           <w:tcPr>
-            <w:tcW w:type="dxa" w:w="2234"/>
+            <w:tcW w:type="dxa" w:w="1886"/>
             <w:vAlign w:val="center"/>
           </w:tcPr>
           <w:p>
@@ -10411,7 +10489,7 @@
         </w:tc>
         <w:tc>
           <w:tcPr>
-            <w:tcW w:type="dxa" w:w="7688"/>
+            <w:tcW w:type="dxa" w:w="8036"/>
             <w:vAlign w:val="center"/>
           </w:tcPr>
           <w:p>
@@ -10430,7 +10508,7 @@
         </w:trPr>
         <w:tc>
           <w:tcPr>
-            <w:tcW w:type="dxa" w:w="2234"/>
+            <w:tcW w:type="dxa" w:w="1886"/>
             <w:vAlign w:val="center"/>
           </w:tcPr>
           <w:p>
@@ -10444,7 +10522,7 @@
         </w:tc>
         <w:tc>
           <w:tcPr>
-            <w:tcW w:type="dxa" w:w="7688"/>
+            <w:tcW w:type="dxa" w:w="8036"/>
             <w:vAlign w:val="center"/>
           </w:tcPr>
           <w:p>
@@ -10463,7 +10541,7 @@
         </w:trPr>
         <w:tc>
           <w:tcPr>
-            <w:tcW w:type="dxa" w:w="2234"/>
+            <w:tcW w:type="dxa" w:w="1886"/>
             <w:vAlign w:val="center"/>
           </w:tcPr>
           <w:p>
@@ -10477,7 +10555,7 @@
         </w:tc>
         <w:tc>
           <w:tcPr>
-            <w:tcW w:type="dxa" w:w="7688"/>
+            <w:tcW w:type="dxa" w:w="8036"/>
             <w:vAlign w:val="center"/>
           </w:tcPr>
           <w:p>
@@ -10496,7 +10574,7 @@
         </w:trPr>
         <w:tc>
           <w:tcPr>
-            <w:tcW w:type="dxa" w:w="2234"/>
+            <w:tcW w:type="dxa" w:w="1886"/>
             <w:vAlign w:val="center"/>
           </w:tcPr>
           <w:p>
@@ -10510,15 +10588,15 @@
         </w:tc>
         <w:tc>
           <w:tcPr>
-            <w:tcW w:type="dxa" w:w="7688"/>
-            <w:vAlign w:val="center"/>
-          </w:tcPr>
-          <w:p>
-            <w:r>
-              <w:rPr>
-                <w:sz w:val="18"/>
-              </w:rPr>
-              <w:t>CP-17 임시 저장·삭제, CP-08 썸네일 EXIF 제거, CP-19 인물 미분석</w:t>
+            <w:tcW w:type="dxa" w:w="8036"/>
+            <w:vAlign w:val="center"/>
+          </w:tcPr>
+          <w:p>
+            <w:r>
+              <w:rPr>
+                <w:sz w:val="18"/>
+              </w:rPr>
+              <w:t>CP-17 임시 저장·삭제, CP-08 썸네일 EXIF 제거, CP-19 인물 미분석, CP-02 AI 전송 동의 확인·여행 삭제, CP-15 연쇄 삭제</w:t>
             </w:r>
           </w:p>
         </w:tc>
@@ -10529,7 +10607,7 @@
         </w:trPr>
         <w:tc>
           <w:tcPr>
-            <w:tcW w:type="dxa" w:w="2234"/>
+            <w:tcW w:type="dxa" w:w="1886"/>
             <w:vAlign w:val="center"/>
           </w:tcPr>
           <w:p>
@@ -10543,7 +10621,7 @@
         </w:tc>
         <w:tc>
           <w:tcPr>
-            <w:tcW w:type="dxa" w:w="7688"/>
+            <w:tcW w:type="dxa" w:w="8036"/>
             <w:vAlign w:val="center"/>
           </w:tcPr>
           <w:p>
@@ -10562,7 +10640,7 @@
         </w:trPr>
         <w:tc>
           <w:tcPr>
-            <w:tcW w:type="dxa" w:w="2234"/>
+            <w:tcW w:type="dxa" w:w="1886"/>
             <w:vAlign w:val="center"/>
           </w:tcPr>
           <w:p>
@@ -10576,7 +10654,7 @@
         </w:tc>
         <w:tc>
           <w:tcPr>
-            <w:tcW w:type="dxa" w:w="7688"/>
+            <w:tcW w:type="dxa" w:w="8036"/>
             <w:vAlign w:val="center"/>
           </w:tcPr>
           <w:p>
@@ -10595,7 +10673,7 @@
         </w:trPr>
         <w:tc>
           <w:tcPr>
-            <w:tcW w:type="dxa" w:w="2234"/>
+            <w:tcW w:type="dxa" w:w="1886"/>
             <w:vAlign w:val="center"/>
           </w:tcPr>
           <w:p>
@@ -10609,7 +10687,7 @@
         </w:tc>
         <w:tc>
           <w:tcPr>
-            <w:tcW w:type="dxa" w:w="7688"/>
+            <w:tcW w:type="dxa" w:w="8036"/>
             <w:vAlign w:val="center"/>
           </w:tcPr>
           <w:p>
@@ -10628,7 +10706,7 @@
         </w:trPr>
         <w:tc>
           <w:tcPr>
-            <w:tcW w:type="dxa" w:w="2234"/>
+            <w:tcW w:type="dxa" w:w="1886"/>
             <w:vAlign w:val="center"/>
           </w:tcPr>
           <w:p>
@@ -10642,7 +10720,7 @@
         </w:tc>
         <w:tc>
           <w:tcPr>
-            <w:tcW w:type="dxa" w:w="7688"/>
+            <w:tcW w:type="dxa" w:w="8036"/>
             <w:vAlign w:val="center"/>
           </w:tcPr>
           <w:p>
@@ -10891,7 +10969,7 @@
         </w:tc>
         <w:tc>
           <w:tcPr>
-            <w:tcW w:type="dxa" w:w="2811"/>
+            <w:tcW w:type="dxa" w:w="2786"/>
             <w:shd w:val="clear" w:color="auto" w:fill="1F4E79"/>
             <w:vAlign w:val="center"/>
           </w:tcPr>
@@ -10911,7 +10989,7 @@
         </w:tc>
         <w:tc>
           <w:tcPr>
-            <w:tcW w:type="dxa" w:w="4686"/>
+            <w:tcW w:type="dxa" w:w="4711"/>
             <w:shd w:val="clear" w:color="auto" w:fill="1F4E79"/>
             <w:vAlign w:val="center"/>
           </w:tcPr>
@@ -10964,7 +11042,7 @@
         </w:tc>
         <w:tc>
           <w:tcPr>
-            <w:tcW w:type="dxa" w:w="2811"/>
+            <w:tcW w:type="dxa" w:w="2786"/>
             <w:vAlign w:val="center"/>
           </w:tcPr>
           <w:p>
@@ -10978,15 +11056,15 @@
         </w:tc>
         <w:tc>
           <w:tcPr>
-            <w:tcW w:type="dxa" w:w="4686"/>
-            <w:vAlign w:val="center"/>
-          </w:tcPr>
-          <w:p>
-            <w:r>
-              <w:rPr>
-                <w:sz w:val="18"/>
-              </w:rPr>
-              <w:t>PoC: 테스트셋 30장 정확도·응답 시간·비용</w:t>
+            <w:tcW w:type="dxa" w:w="4711"/>
+            <w:vAlign w:val="center"/>
+          </w:tcPr>
+          <w:p>
+            <w:r>
+              <w:rPr>
+                <w:sz w:val="18"/>
+              </w:rPr>
+              <w:t>PoC: 조정용 사진으로 정확도·응답 시간·비용 비교 (평가셋과 분리)</w:t>
             </w:r>
           </w:p>
         </w:tc>
@@ -11025,7 +11103,7 @@
         </w:tc>
         <w:tc>
           <w:tcPr>
-            <w:tcW w:type="dxa" w:w="2811"/>
+            <w:tcW w:type="dxa" w:w="2786"/>
             <w:vAlign w:val="center"/>
           </w:tcPr>
           <w:p>
@@ -11039,7 +11117,7 @@
         </w:tc>
         <w:tc>
           <w:tcPr>
-            <w:tcW w:type="dxa" w:w="4686"/>
+            <w:tcW w:type="dxa" w:w="4711"/>
             <w:vAlign w:val="center"/>
           </w:tcPr>
           <w:p>
@@ -11086,7 +11164,7 @@
         </w:tc>
         <w:tc>
           <w:tcPr>
-            <w:tcW w:type="dxa" w:w="2811"/>
+            <w:tcW w:type="dxa" w:w="2786"/>
             <w:vAlign w:val="center"/>
           </w:tcPr>
           <w:p>
@@ -11100,7 +11178,7 @@
         </w:tc>
         <w:tc>
           <w:tcPr>
-            <w:tcW w:type="dxa" w:w="4686"/>
+            <w:tcW w:type="dxa" w:w="4711"/>
             <w:vAlign w:val="center"/>
           </w:tcPr>
           <w:p>
@@ -11147,7 +11225,7 @@
         </w:tc>
         <w:tc>
           <w:tcPr>
-            <w:tcW w:type="dxa" w:w="2811"/>
+            <w:tcW w:type="dxa" w:w="2786"/>
             <w:vAlign w:val="center"/>
           </w:tcPr>
           <w:p>
@@ -11161,7 +11239,7 @@
         </w:tc>
         <w:tc>
           <w:tcPr>
-            <w:tcW w:type="dxa" w:w="4686"/>
+            <w:tcW w:type="dxa" w:w="4711"/>
             <w:vAlign w:val="center"/>
           </w:tcPr>
           <w:p>
@@ -11170,6 +11248,67 @@
                 <w:sz w:val="18"/>
               </w:rPr>
               <w:t>팀 회의: 정확도가 부족하면 길찾기 API 추가 검토</w:t>
+            </w:r>
+          </w:p>
+        </w:tc>
+      </w:tr>
+      <w:tr>
+        <w:trPr>
+          <w:cantSplit w:val="true"/>
+        </w:trPr>
+        <w:tc>
+          <w:tcPr>
+            <w:tcW w:type="dxa" w:w="692"/>
+            <w:vAlign w:val="center"/>
+          </w:tcPr>
+          <w:p>
+            <w:r>
+              <w:rPr>
+                <w:sz w:val="18"/>
+              </w:rPr>
+              <w:t>A-5</w:t>
+            </w:r>
+          </w:p>
+        </w:tc>
+        <w:tc>
+          <w:tcPr>
+            <w:tcW w:type="dxa" w:w="1733"/>
+            <w:vAlign w:val="center"/>
+          </w:tcPr>
+          <w:p>
+            <w:r>
+              <w:rPr>
+                <w:sz w:val="18"/>
+              </w:rPr>
+              <w:t>카카오 로컬 데이터의 AI 입력 활용</w:t>
+            </w:r>
+          </w:p>
+        </w:tc>
+        <w:tc>
+          <w:tcPr>
+            <w:tcW w:type="dxa" w:w="2786"/>
+            <w:vAlign w:val="center"/>
+          </w:tcPr>
+          <w:p>
+            <w:r>
+              <w:rPr>
+                <w:sz w:val="18"/>
+              </w:rPr>
+              <w:t>카카오 결과(장소명·분류)를 VLM 후보 정보로 사용</w:t>
+            </w:r>
+          </w:p>
+        </w:tc>
+        <w:tc>
+          <w:tcPr>
+            <w:tcW w:type="dxa" w:w="4711"/>
+            <w:vAlign w:val="center"/>
+          </w:tcPr>
+          <w:p>
+            <w:r>
+              <w:rPr>
+                <w:sz w:val="18"/>
+              </w:rPr>
+              <w:t>카카오 데브톡 문의로 허용 범위 확인. 불가하면 공공데이터 후보만 VLM에 전달</w:t>
             </w:r>
           </w:p>
         </w:tc>
@@ -11238,7 +11377,7 @@
         </w:tc>
         <w:tc>
           <w:tcPr>
-            <w:tcW w:type="dxa" w:w="1110"/>
+            <w:tcW w:type="dxa" w:w="1095"/>
             <w:shd w:val="clear" w:color="auto" w:fill="1F4E79"/>
             <w:vAlign w:val="center"/>
           </w:tcPr>
@@ -11258,7 +11397,7 @@
         </w:tc>
         <w:tc>
           <w:tcPr>
-            <w:tcW w:type="dxa" w:w="3999"/>
+            <w:tcW w:type="dxa" w:w="3945"/>
             <w:shd w:val="clear" w:color="auto" w:fill="1F4E79"/>
             <w:vAlign w:val="center"/>
           </w:tcPr>
@@ -11278,7 +11417,7 @@
         </w:tc>
         <w:tc>
           <w:tcPr>
-            <w:tcW w:type="dxa" w:w="4120"/>
+            <w:tcW w:type="dxa" w:w="4190"/>
             <w:shd w:val="clear" w:color="auto" w:fill="1F4E79"/>
             <w:vAlign w:val="center"/>
           </w:tcPr>
@@ -11317,7 +11456,7 @@
         </w:tc>
         <w:tc>
           <w:tcPr>
-            <w:tcW w:type="dxa" w:w="1110"/>
+            <w:tcW w:type="dxa" w:w="1095"/>
             <w:vAlign w:val="center"/>
           </w:tcPr>
           <w:p>
@@ -11331,7 +11470,7 @@
         </w:tc>
         <w:tc>
           <w:tcPr>
-            <w:tcW w:type="dxa" w:w="3999"/>
+            <w:tcW w:type="dxa" w:w="3945"/>
             <w:vAlign w:val="center"/>
           </w:tcPr>
           <w:p>
@@ -11345,7 +11484,7 @@
         </w:tc>
         <w:tc>
           <w:tcPr>
-            <w:tcW w:type="dxa" w:w="4120"/>
+            <w:tcW w:type="dxa" w:w="4190"/>
             <w:vAlign w:val="center"/>
           </w:tcPr>
           <w:p>
@@ -11404,7 +11543,7 @@
         </w:tc>
         <w:tc>
           <w:tcPr>
-            <w:tcW w:type="dxa" w:w="1110"/>
+            <w:tcW w:type="dxa" w:w="1095"/>
             <w:vAlign w:val="center"/>
           </w:tcPr>
           <w:p>
@@ -11418,7 +11557,7 @@
         </w:tc>
         <w:tc>
           <w:tcPr>
-            <w:tcW w:type="dxa" w:w="3999"/>
+            <w:tcW w:type="dxa" w:w="3945"/>
             <w:vAlign w:val="center"/>
           </w:tcPr>
           <w:p>
@@ -11432,7 +11571,7 @@
         </w:tc>
         <w:tc>
           <w:tcPr>
-            <w:tcW w:type="dxa" w:w="4120"/>
+            <w:tcW w:type="dxa" w:w="4190"/>
             <w:vAlign w:val="center"/>
           </w:tcPr>
           <w:p>
@@ -11478,7 +11617,7 @@
         </w:tc>
         <w:tc>
           <w:tcPr>
-            <w:tcW w:type="dxa" w:w="1110"/>
+            <w:tcW w:type="dxa" w:w="1095"/>
             <w:vAlign w:val="center"/>
           </w:tcPr>
           <w:p>
@@ -11492,7 +11631,7 @@
         </w:tc>
         <w:tc>
           <w:tcPr>
-            <w:tcW w:type="dxa" w:w="3999"/>
+            <w:tcW w:type="dxa" w:w="3945"/>
             <w:vAlign w:val="center"/>
           </w:tcPr>
           <w:p>
@@ -11506,7 +11645,7 @@
         </w:tc>
         <w:tc>
           <w:tcPr>
-            <w:tcW w:type="dxa" w:w="4120"/>
+            <w:tcW w:type="dxa" w:w="4190"/>
             <w:vAlign w:val="center"/>
           </w:tcPr>
           <w:p>
@@ -11539,7 +11678,7 @@
         </w:tc>
         <w:tc>
           <w:tcPr>
-            <w:tcW w:type="dxa" w:w="1110"/>
+            <w:tcW w:type="dxa" w:w="1095"/>
             <w:vAlign w:val="center"/>
           </w:tcPr>
           <w:p>
@@ -11553,7 +11692,7 @@
         </w:tc>
         <w:tc>
           <w:tcPr>
-            <w:tcW w:type="dxa" w:w="3999"/>
+            <w:tcW w:type="dxa" w:w="3945"/>
             <w:vAlign w:val="center"/>
           </w:tcPr>
           <w:p>
@@ -11567,7 +11706,7 @@
         </w:tc>
         <w:tc>
           <w:tcPr>
-            <w:tcW w:type="dxa" w:w="4120"/>
+            <w:tcW w:type="dxa" w:w="4190"/>
             <w:vAlign w:val="center"/>
           </w:tcPr>
           <w:p>
@@ -11600,7 +11739,7 @@
         </w:tc>
         <w:tc>
           <w:tcPr>
-            <w:tcW w:type="dxa" w:w="1110"/>
+            <w:tcW w:type="dxa" w:w="1095"/>
             <w:vAlign w:val="center"/>
           </w:tcPr>
           <w:p>
@@ -11614,7 +11753,7 @@
         </w:tc>
         <w:tc>
           <w:tcPr>
-            <w:tcW w:type="dxa" w:w="3999"/>
+            <w:tcW w:type="dxa" w:w="3945"/>
             <w:vAlign w:val="center"/>
           </w:tcPr>
           <w:p>
@@ -11628,7 +11767,7 @@
         </w:tc>
         <w:tc>
           <w:tcPr>
-            <w:tcW w:type="dxa" w:w="4120"/>
+            <w:tcW w:type="dxa" w:w="4190"/>
             <w:vAlign w:val="center"/>
           </w:tcPr>
           <w:p>
@@ -11661,7 +11800,7 @@
         </w:tc>
         <w:tc>
           <w:tcPr>
-            <w:tcW w:type="dxa" w:w="1110"/>
+            <w:tcW w:type="dxa" w:w="1095"/>
             <w:vAlign w:val="center"/>
           </w:tcPr>
           <w:p>
@@ -11675,7 +11814,7 @@
         </w:tc>
         <w:tc>
           <w:tcPr>
-            <w:tcW w:type="dxa" w:w="3999"/>
+            <w:tcW w:type="dxa" w:w="3945"/>
             <w:vAlign w:val="center"/>
           </w:tcPr>
           <w:p>
@@ -11689,7 +11828,7 @@
         </w:tc>
         <w:tc>
           <w:tcPr>
-            <w:tcW w:type="dxa" w:w="4120"/>
+            <w:tcW w:type="dxa" w:w="4190"/>
             <w:vAlign w:val="center"/>
           </w:tcPr>
           <w:p>
@@ -11722,7 +11861,7 @@
         </w:tc>
         <w:tc>
           <w:tcPr>
-            <w:tcW w:type="dxa" w:w="1110"/>
+            <w:tcW w:type="dxa" w:w="1095"/>
             <w:vAlign w:val="center"/>
           </w:tcPr>
           <w:p>
@@ -11736,7 +11875,7 @@
         </w:tc>
         <w:tc>
           <w:tcPr>
-            <w:tcW w:type="dxa" w:w="3999"/>
+            <w:tcW w:type="dxa" w:w="3945"/>
             <w:vAlign w:val="center"/>
           </w:tcPr>
           <w:p>
@@ -11750,15 +11889,15 @@
         </w:tc>
         <w:tc>
           <w:tcPr>
-            <w:tcW w:type="dxa" w:w="4120"/>
-            <w:vAlign w:val="center"/>
-          </w:tcPr>
-          <w:p>
-            <w:r>
-              <w:rPr>
-                <w:sz w:val="18"/>
-              </w:rPr>
-              <w:t>v0.2에서 근처 추천은 FR-12(C)로 추가하고 영어 여행기는 범위 밖으로 이동. FR-12는 MVP 이후 구현하며 확장 지점은 CP-10, CP-05 (3.5)</w:t>
+            <w:tcW w:type="dxa" w:w="4190"/>
+            <w:vAlign w:val="center"/>
+          </w:tcPr>
+          <w:p>
+            <w:r>
+              <w:rPr>
+                <w:sz w:val="18"/>
+              </w:rPr>
+              <w:t>v0.2에서 근처 추천은 FR-12(C)로 추가하고 영어 여행기는 범위 밖으로 이동. 확장 지점은 CP-10, CP-05 (3.5). v1.0에서 FR-12를 Should로 올림</w:t>
             </w:r>
           </w:p>
         </w:tc>
@@ -11783,7 +11922,7 @@
         </w:tc>
         <w:tc>
           <w:tcPr>
-            <w:tcW w:type="dxa" w:w="1110"/>
+            <w:tcW w:type="dxa" w:w="1095"/>
             <w:vAlign w:val="center"/>
           </w:tcPr>
           <w:p>
@@ -11797,7 +11936,7 @@
         </w:tc>
         <w:tc>
           <w:tcPr>
-            <w:tcW w:type="dxa" w:w="3999"/>
+            <w:tcW w:type="dxa" w:w="3945"/>
             <w:vAlign w:val="center"/>
           </w:tcPr>
           <w:p>
@@ -11811,7 +11950,7 @@
         </w:tc>
         <w:tc>
           <w:tcPr>
-            <w:tcW w:type="dxa" w:w="4120"/>
+            <w:tcW w:type="dxa" w:w="4190"/>
             <w:vAlign w:val="center"/>
           </w:tcPr>
           <w:p>

--- a/docs/submission/03_설계서_찰칵부산_Team10.docx
+++ b/docs/submission/03_설계서_찰칵부산_Team10.docx
@@ -705,7 +705,7 @@
               <w:rPr>
                 <w:sz w:val="18"/>
               </w:rPr>
-              <w:t>중간발표 제출본: 상태도 전이 추가(유스케이스 검토 R-3), 근거 문서를 요구사항분석서 v1.0으로 갱신, 카카오맵 운영정책(로컬 API 결과 미저장)·부산시 데이터 후보 조회·여행 삭제와 AI 전송 동의·기타 장소 동선·사실 대조 방식 반영, 의존 규칙 보완</w:t>
+              <w:t>중간발표 제출본: 상태도 전이 추가(유스케이스 검토 R-3), 근거 문서를 요구사항분석서 v1.0으로 갱신, 카카오맵 운영정책(로컬 API 결과 미저장)·부산시 데이터 후보 조회·여행 삭제와 AI 분석 동의·기타 장소 동선·사실 대조 방식 반영, 의존 규칙 보완, AI 모델 방침(오픈소스 VLM 자체 실행, 저가·무료 LLM) 반영</w:t>
             </w:r>
           </w:p>
         </w:tc>
@@ -1144,7 +1144,7 @@
         </w:trPr>
         <w:tc>
           <w:tcPr>
-            <w:tcW w:type="dxa" w:w="1661"/>
+            <w:tcW w:type="dxa" w:w="1528"/>
             <w:shd w:val="clear" w:color="auto" w:fill="1F4E79"/>
             <w:vAlign w:val="center"/>
           </w:tcPr>
@@ -1164,7 +1164,7 @@
         </w:tc>
         <w:tc>
           <w:tcPr>
-            <w:tcW w:type="dxa" w:w="4353"/>
+            <w:tcW w:type="dxa" w:w="4105"/>
             <w:shd w:val="clear" w:color="auto" w:fill="1F4E79"/>
             <w:vAlign w:val="center"/>
           </w:tcPr>
@@ -1184,7 +1184,7 @@
         </w:tc>
         <w:tc>
           <w:tcPr>
-            <w:tcW w:type="dxa" w:w="3907"/>
+            <w:tcW w:type="dxa" w:w="4288"/>
             <w:shd w:val="clear" w:color="auto" w:fill="1F4E79"/>
             <w:vAlign w:val="center"/>
           </w:tcPr>
@@ -1209,7 +1209,7 @@
         </w:trPr>
         <w:tc>
           <w:tcPr>
-            <w:tcW w:type="dxa" w:w="1661"/>
+            <w:tcW w:type="dxa" w:w="1528"/>
             <w:vAlign w:val="center"/>
           </w:tcPr>
           <w:p>
@@ -1223,7 +1223,7 @@
         </w:tc>
         <w:tc>
           <w:tcPr>
-            <w:tcW w:type="dxa" w:w="4353"/>
+            <w:tcW w:type="dxa" w:w="4105"/>
             <w:vAlign w:val="center"/>
           </w:tcPr>
           <w:p>
@@ -1237,7 +1237,7 @@
         </w:tc>
         <w:tc>
           <w:tcPr>
-            <w:tcW w:type="dxa" w:w="3907"/>
+            <w:tcW w:type="dxa" w:w="4288"/>
             <w:vAlign w:val="center"/>
           </w:tcPr>
           <w:p>
@@ -1256,7 +1256,7 @@
         </w:trPr>
         <w:tc>
           <w:tcPr>
-            <w:tcW w:type="dxa" w:w="1661"/>
+            <w:tcW w:type="dxa" w:w="1528"/>
             <w:vAlign w:val="center"/>
           </w:tcPr>
           <w:p>
@@ -1270,7 +1270,7 @@
         </w:tc>
         <w:tc>
           <w:tcPr>
-            <w:tcW w:type="dxa" w:w="4353"/>
+            <w:tcW w:type="dxa" w:w="4105"/>
             <w:vAlign w:val="center"/>
           </w:tcPr>
           <w:p>
@@ -1284,7 +1284,7 @@
         </w:tc>
         <w:tc>
           <w:tcPr>
-            <w:tcW w:type="dxa" w:w="3907"/>
+            <w:tcW w:type="dxa" w:w="4288"/>
             <w:vAlign w:val="center"/>
           </w:tcPr>
           <w:p>
@@ -1303,7 +1303,7 @@
         </w:trPr>
         <w:tc>
           <w:tcPr>
-            <w:tcW w:type="dxa" w:w="1661"/>
+            <w:tcW w:type="dxa" w:w="1528"/>
             <w:vAlign w:val="center"/>
           </w:tcPr>
           <w:p>
@@ -1317,21 +1317,21 @@
         </w:tc>
         <w:tc>
           <w:tcPr>
-            <w:tcW w:type="dxa" w:w="4353"/>
-            <w:vAlign w:val="center"/>
-          </w:tcPr>
-          <w:p>
-            <w:r>
-              <w:rPr>
-                <w:sz w:val="18"/>
-              </w:rPr>
-              <w:t>TourAPI, 부산시 API, 카카오, LLM·VLM — 쿼터·장애·모델 미정</w:t>
-            </w:r>
-          </w:p>
-        </w:tc>
-        <w:tc>
-          <w:tcPr>
-            <w:tcW w:type="dxa" w:w="3907"/>
+            <w:tcW w:type="dxa" w:w="4105"/>
+            <w:vAlign w:val="center"/>
+          </w:tcPr>
+          <w:p>
+            <w:r>
+              <w:rPr>
+                <w:sz w:val="18"/>
+              </w:rPr>
+              <w:t>TourAPI, 부산시 API, 카카오, LLM API — 쿼터·장애·형식 변경</w:t>
+            </w:r>
+          </w:p>
+        </w:tc>
+        <w:tc>
+          <w:tcPr>
+            <w:tcW w:type="dxa" w:w="4288"/>
             <w:vAlign w:val="center"/>
           </w:tcPr>
           <w:p>
@@ -1350,43 +1350,43 @@
         </w:trPr>
         <w:tc>
           <w:tcPr>
-            <w:tcW w:type="dxa" w:w="1661"/>
-            <w:vAlign w:val="center"/>
-          </w:tcPr>
-          <w:p>
-            <w:r>
-              <w:rPr>
-                <w:sz w:val="18"/>
-              </w:rPr>
-              <w:t>VLM 모델 미정</w:t>
-            </w:r>
-          </w:p>
-        </w:tc>
-        <w:tc>
-          <w:tcPr>
-            <w:tcW w:type="dxa" w:w="4353"/>
-            <w:vAlign w:val="center"/>
-          </w:tcPr>
-          <w:p>
-            <w:r>
-              <w:rPr>
-                <w:sz w:val="18"/>
-              </w:rPr>
-              <w:t>PoC 후 결정</w:t>
-            </w:r>
-          </w:p>
-        </w:tc>
-        <w:tc>
-          <w:tcPr>
-            <w:tcW w:type="dxa" w:w="3907"/>
-            <w:vAlign w:val="center"/>
-          </w:tcPr>
-          <w:p>
-            <w:r>
-              <w:rPr>
-                <w:sz w:val="18"/>
-              </w:rPr>
-              <w:t>AI 호출부를 교체 가능하게 설계</w:t>
+            <w:tcW w:type="dxa" w:w="1528"/>
+            <w:vAlign w:val="center"/>
+          </w:tcPr>
+          <w:p>
+            <w:r>
+              <w:rPr>
+                <w:sz w:val="18"/>
+              </w:rPr>
+              <w:t>AI 비용·VLM 모델 미정</w:t>
+            </w:r>
+          </w:p>
+        </w:tc>
+        <w:tc>
+          <w:tcPr>
+            <w:tcW w:type="dxa" w:w="4105"/>
+            <w:vAlign w:val="center"/>
+          </w:tcPr>
+          <w:p>
+            <w:r>
+              <w:rPr>
+                <w:sz w:val="18"/>
+              </w:rPr>
+              <w:t>유료 AI는 최소화: VLM은 오픈소스 모델을 직접 실행(모델은 PoC 후 결정), LLM은 저가 모델·무료 플랜</w:t>
+            </w:r>
+          </w:p>
+        </w:tc>
+        <w:tc>
+          <w:tcPr>
+            <w:tcW w:type="dxa" w:w="4288"/>
+            <w:vAlign w:val="center"/>
+          </w:tcPr>
+          <w:p>
+            <w:r>
+              <w:rPr>
+                <w:sz w:val="18"/>
+              </w:rPr>
+              <w:t>VLM 추론 서버를 별도 컨테이너로 분리, AI 호출부를 교체 가능하게 설계(속도·정확도가 부족하면 상용 API로 교체)</w:t>
             </w:r>
           </w:p>
         </w:tc>
@@ -1397,7 +1397,7 @@
         </w:trPr>
         <w:tc>
           <w:tcPr>
-            <w:tcW w:type="dxa" w:w="1661"/>
+            <w:tcW w:type="dxa" w:w="1528"/>
             <w:vAlign w:val="center"/>
           </w:tcPr>
           <w:p>
@@ -1411,7 +1411,7 @@
         </w:tc>
         <w:tc>
           <w:tcPr>
-            <w:tcW w:type="dxa" w:w="4353"/>
+            <w:tcW w:type="dxa" w:w="4105"/>
             <w:vAlign w:val="center"/>
           </w:tcPr>
           <w:p>
@@ -1425,7 +1425,7 @@
         </w:tc>
         <w:tc>
           <w:tcPr>
-            <w:tcW w:type="dxa" w:w="3907"/>
+            <w:tcW w:type="dxa" w:w="4288"/>
             <w:vAlign w:val="center"/>
           </w:tcPr>
           <w:p>
@@ -1444,7 +1444,7 @@
         </w:trPr>
         <w:tc>
           <w:tcPr>
-            <w:tcW w:type="dxa" w:w="1661"/>
+            <w:tcW w:type="dxa" w:w="1528"/>
             <w:vAlign w:val="center"/>
           </w:tcPr>
           <w:p>
@@ -1458,7 +1458,7 @@
         </w:tc>
         <w:tc>
           <w:tcPr>
-            <w:tcW w:type="dxa" w:w="4353"/>
+            <w:tcW w:type="dxa" w:w="4105"/>
             <w:vAlign w:val="center"/>
           </w:tcPr>
           <w:p>
@@ -1472,7 +1472,7 @@
         </w:tc>
         <w:tc>
           <w:tcPr>
-            <w:tcW w:type="dxa" w:w="3907"/>
+            <w:tcW w:type="dxa" w:w="4288"/>
             <w:vAlign w:val="center"/>
           </w:tcPr>
           <w:p>
@@ -1561,7 +1561,7 @@
         </w:tc>
         <w:tc>
           <w:tcPr>
-            <w:tcW w:type="dxa" w:w="3483"/>
+            <w:tcW w:type="dxa" w:w="3256"/>
             <w:shd w:val="clear" w:color="auto" w:fill="1F4E79"/>
             <w:vAlign w:val="center"/>
           </w:tcPr>
@@ -1581,7 +1581,7 @@
         </w:tc>
         <w:tc>
           <w:tcPr>
-            <w:tcW w:type="dxa" w:w="2476"/>
+            <w:tcW w:type="dxa" w:w="2702"/>
             <w:shd w:val="clear" w:color="auto" w:fill="1F4E79"/>
             <w:vAlign w:val="center"/>
           </w:tcPr>
@@ -1654,7 +1654,7 @@
         </w:tc>
         <w:tc>
           <w:tcPr>
-            <w:tcW w:type="dxa" w:w="3483"/>
+            <w:tcW w:type="dxa" w:w="3256"/>
             <w:vAlign w:val="center"/>
           </w:tcPr>
           <w:p>
@@ -1668,7 +1668,7 @@
         </w:tc>
         <w:tc>
           <w:tcPr>
-            <w:tcW w:type="dxa" w:w="2476"/>
+            <w:tcW w:type="dxa" w:w="2702"/>
             <w:vAlign w:val="center"/>
           </w:tcPr>
           <w:p>
@@ -1729,7 +1729,7 @@
         </w:tc>
         <w:tc>
           <w:tcPr>
-            <w:tcW w:type="dxa" w:w="3483"/>
+            <w:tcW w:type="dxa" w:w="3256"/>
             <w:vAlign w:val="center"/>
           </w:tcPr>
           <w:p>
@@ -1743,7 +1743,7 @@
         </w:tc>
         <w:tc>
           <w:tcPr>
-            <w:tcW w:type="dxa" w:w="2476"/>
+            <w:tcW w:type="dxa" w:w="2702"/>
             <w:vAlign w:val="center"/>
           </w:tcPr>
           <w:p>
@@ -1804,7 +1804,7 @@
         </w:tc>
         <w:tc>
           <w:tcPr>
-            <w:tcW w:type="dxa" w:w="3483"/>
+            <w:tcW w:type="dxa" w:w="3256"/>
             <w:vAlign w:val="center"/>
           </w:tcPr>
           <w:p>
@@ -1818,7 +1818,7 @@
         </w:tc>
         <w:tc>
           <w:tcPr>
-            <w:tcW w:type="dxa" w:w="2476"/>
+            <w:tcW w:type="dxa" w:w="2702"/>
             <w:vAlign w:val="center"/>
           </w:tcPr>
           <w:p>
@@ -1879,7 +1879,7 @@
         </w:tc>
         <w:tc>
           <w:tcPr>
-            <w:tcW w:type="dxa" w:w="3483"/>
+            <w:tcW w:type="dxa" w:w="3256"/>
             <w:vAlign w:val="center"/>
           </w:tcPr>
           <w:p>
@@ -1893,15 +1893,15 @@
         </w:tc>
         <w:tc>
           <w:tcPr>
-            <w:tcW w:type="dxa" w:w="2476"/>
-            <w:vAlign w:val="center"/>
-          </w:tcPr>
-          <w:p>
-            <w:r>
-              <w:rPr>
-                <w:sz w:val="18"/>
-              </w:rPr>
-              <w:t>임시 저장소 + 작업 종료 시 삭제 + 주기적 정리, 표시용 썸네일은 EXIF 제거, 인물 미분석 프롬프트</w:t>
+            <w:tcW w:type="dxa" w:w="2702"/>
+            <w:vAlign w:val="center"/>
+          </w:tcPr>
+          <w:p>
+            <w:r>
+              <w:rPr>
+                <w:sz w:val="18"/>
+              </w:rPr>
+              <w:t>임시 저장소 + 작업 종료 시 삭제 + 주기적 정리, 표시용 썸네일은 EXIF 제거, 인물 미분석 프롬프트, 사진은 서버 안 VLM에서만 처리</w:t>
             </w:r>
           </w:p>
         </w:tc>
@@ -1954,7 +1954,7 @@
         </w:tc>
         <w:tc>
           <w:tcPr>
-            <w:tcW w:type="dxa" w:w="3483"/>
+            <w:tcW w:type="dxa" w:w="3256"/>
             <w:vAlign w:val="center"/>
           </w:tcPr>
           <w:p>
@@ -1968,7 +1968,7 @@
         </w:tc>
         <w:tc>
           <w:tcPr>
-            <w:tcW w:type="dxa" w:w="2476"/>
+            <w:tcW w:type="dxa" w:w="2702"/>
             <w:vAlign w:val="center"/>
           </w:tcPr>
           <w:p>
@@ -2029,7 +2029,7 @@
         </w:tc>
         <w:tc>
           <w:tcPr>
-            <w:tcW w:type="dxa" w:w="3483"/>
+            <w:tcW w:type="dxa" w:w="3256"/>
             <w:vAlign w:val="center"/>
           </w:tcPr>
           <w:p>
@@ -2043,7 +2043,7 @@
         </w:tc>
         <w:tc>
           <w:tcPr>
-            <w:tcW w:type="dxa" w:w="2476"/>
+            <w:tcW w:type="dxa" w:w="2702"/>
             <w:vAlign w:val="center"/>
           </w:tcPr>
           <w:p>
@@ -2104,7 +2104,7 @@
         </w:tc>
         <w:tc>
           <w:tcPr>
-            <w:tcW w:type="dxa" w:w="3483"/>
+            <w:tcW w:type="dxa" w:w="3256"/>
             <w:vAlign w:val="center"/>
           </w:tcPr>
           <w:p>
@@ -2118,7 +2118,7 @@
         </w:tc>
         <w:tc>
           <w:tcPr>
-            <w:tcW w:type="dxa" w:w="2476"/>
+            <w:tcW w:type="dxa" w:w="2702"/>
             <w:vAlign w:val="center"/>
           </w:tcPr>
           <w:p>
@@ -2179,7 +2179,7 @@
         </w:tc>
         <w:tc>
           <w:tcPr>
-            <w:tcW w:type="dxa" w:w="3483"/>
+            <w:tcW w:type="dxa" w:w="3256"/>
             <w:vAlign w:val="center"/>
           </w:tcPr>
           <w:p>
@@ -2193,7 +2193,7 @@
         </w:tc>
         <w:tc>
           <w:tcPr>
-            <w:tcW w:type="dxa" w:w="2476"/>
+            <w:tcW w:type="dxa" w:w="2702"/>
             <w:vAlign w:val="center"/>
           </w:tcPr>
           <w:p>
@@ -3492,7 +3492,7 @@
       <w:r>
         <w:drawing>
           <wp:inline xmlns:a="http://schemas.openxmlformats.org/drawingml/2006/main" xmlns:pic="http://schemas.openxmlformats.org/drawingml/2006/picture">
-            <wp:extent cx="2571662" cy="7199998"/>
+            <wp:extent cx="2941532" cy="7200000"/>
             <wp:docPr id="1" name="Picture 1"/>
             <wp:cNvGraphicFramePr>
               <a:graphicFrameLocks noChangeAspect="1"/>
@@ -3513,7 +3513,7 @@
                   <pic:spPr>
                     <a:xfrm>
                       <a:off x="0" y="0"/>
-                      <a:ext cx="2571662" cy="7199998"/>
+                      <a:ext cx="2941532" cy="7200000"/>
                     </a:xfrm>
                     <a:prstGeom prst="rect"/>
                   </pic:spPr>
@@ -3844,7 +3844,7 @@
               <w:rPr>
                 <w:sz w:val="18"/>
               </w:rPr>
-              <w:t>외부 서비스</w:t>
+              <w:t>외부 서비스, VLM 추론 서버</w:t>
             </w:r>
           </w:p>
         </w:tc>
@@ -4068,7 +4068,7 @@
       <w:r>
         <w:drawing>
           <wp:inline xmlns:a="http://schemas.openxmlformats.org/drawingml/2006/main" xmlns:pic="http://schemas.openxmlformats.org/drawingml/2006/picture">
-            <wp:extent cx="5940000" cy="3621582"/>
+            <wp:extent cx="5940000" cy="5197500"/>
             <wp:docPr id="5" name="Picture 5"/>
             <wp:cNvGraphicFramePr>
               <a:graphicFrameLocks noChangeAspect="1"/>
@@ -4089,7 +4089,7 @@
                   <pic:spPr>
                     <a:xfrm>
                       <a:off x="0" y="0"/>
-                      <a:ext cx="5940000" cy="3621582"/>
+                      <a:ext cx="5940000" cy="5197500"/>
                     </a:xfrm>
                     <a:prstGeom prst="rect"/>
                   </pic:spPr>
@@ -4118,6 +4118,14 @@
       </w:pPr>
       <w:r>
         <w:t>개발·시연 환경은 Docker Compose 하나로 모든 컨테이너를 띄운다.</w:t>
+      </w:r>
+    </w:p>
+    <w:p>
+      <w:pPr>
+        <w:pStyle w:val="a0"/>
+      </w:pPr>
+      <w:r>
+        <w:t>VLM은 오픈소스 모델을 vlm 컨테이너에서 직접 실행한다. 사진은 이 컨테이너 밖(외부 AI 서비스)으로 나가지 않는다. GPU가 없으면 작은 모델을 쓰고, 응답 시간은 PoC에서 확인한다(NFR-01).</w:t>
       </w:r>
     </w:p>
     <w:p>
@@ -4195,7 +4203,7 @@
         </w:tc>
         <w:tc>
           <w:tcPr>
-            <w:tcW w:type="dxa" w:w="2788"/>
+            <w:tcW w:type="dxa" w:w="3897"/>
             <w:shd w:val="clear" w:color="auto" w:fill="1F4E79"/>
             <w:vAlign w:val="center"/>
           </w:tcPr>
@@ -4215,7 +4223,7 @@
         </w:tc>
         <w:tc>
           <w:tcPr>
-            <w:tcW w:type="dxa" w:w="5676"/>
+            <w:tcW w:type="dxa" w:w="4567"/>
             <w:shd w:val="clear" w:color="auto" w:fill="1F4E79"/>
             <w:vAlign w:val="center"/>
           </w:tcPr>
@@ -4254,7 +4262,7 @@
         </w:tc>
         <w:tc>
           <w:tcPr>
-            <w:tcW w:type="dxa" w:w="2788"/>
+            <w:tcW w:type="dxa" w:w="3897"/>
             <w:vAlign w:val="center"/>
           </w:tcPr>
           <w:p>
@@ -4268,7 +4276,7 @@
         </w:tc>
         <w:tc>
           <w:tcPr>
-            <w:tcW w:type="dxa" w:w="5676"/>
+            <w:tcW w:type="dxa" w:w="4567"/>
             <w:vAlign w:val="center"/>
           </w:tcPr>
           <w:p>
@@ -4301,7 +4309,7 @@
         </w:tc>
         <w:tc>
           <w:tcPr>
-            <w:tcW w:type="dxa" w:w="2788"/>
+            <w:tcW w:type="dxa" w:w="3897"/>
             <w:vAlign w:val="center"/>
           </w:tcPr>
           <w:p>
@@ -4315,7 +4323,7 @@
         </w:tc>
         <w:tc>
           <w:tcPr>
-            <w:tcW w:type="dxa" w:w="5676"/>
+            <w:tcW w:type="dxa" w:w="4567"/>
             <w:vAlign w:val="center"/>
           </w:tcPr>
           <w:p>
@@ -4348,7 +4356,7 @@
         </w:tc>
         <w:tc>
           <w:tcPr>
-            <w:tcW w:type="dxa" w:w="2788"/>
+            <w:tcW w:type="dxa" w:w="3897"/>
             <w:vAlign w:val="center"/>
           </w:tcPr>
           <w:p>
@@ -4362,7 +4370,7 @@
         </w:tc>
         <w:tc>
           <w:tcPr>
-            <w:tcW w:type="dxa" w:w="5676"/>
+            <w:tcW w:type="dxa" w:w="4567"/>
             <w:vAlign w:val="center"/>
           </w:tcPr>
           <w:p>
@@ -4395,7 +4403,7 @@
         </w:tc>
         <w:tc>
           <w:tcPr>
-            <w:tcW w:type="dxa" w:w="2788"/>
+            <w:tcW w:type="dxa" w:w="3897"/>
             <w:vAlign w:val="center"/>
           </w:tcPr>
           <w:p>
@@ -4409,7 +4417,7 @@
         </w:tc>
         <w:tc>
           <w:tcPr>
-            <w:tcW w:type="dxa" w:w="5676"/>
+            <w:tcW w:type="dxa" w:w="4567"/>
             <w:vAlign w:val="center"/>
           </w:tcPr>
           <w:p>
@@ -4442,7 +4450,7 @@
         </w:tc>
         <w:tc>
           <w:tcPr>
-            <w:tcW w:type="dxa" w:w="2788"/>
+            <w:tcW w:type="dxa" w:w="3897"/>
             <w:vAlign w:val="center"/>
           </w:tcPr>
           <w:p>
@@ -4456,7 +4464,7 @@
         </w:tc>
         <w:tc>
           <w:tcPr>
-            <w:tcW w:type="dxa" w:w="5676"/>
+            <w:tcW w:type="dxa" w:w="4567"/>
             <w:vAlign w:val="center"/>
           </w:tcPr>
           <w:p>
@@ -4489,7 +4497,7 @@
         </w:tc>
         <w:tc>
           <w:tcPr>
-            <w:tcW w:type="dxa" w:w="2788"/>
+            <w:tcW w:type="dxa" w:w="3897"/>
             <w:vAlign w:val="center"/>
           </w:tcPr>
           <w:p>
@@ -4503,7 +4511,7 @@
         </w:tc>
         <w:tc>
           <w:tcPr>
-            <w:tcW w:type="dxa" w:w="5676"/>
+            <w:tcW w:type="dxa" w:w="4567"/>
             <w:vAlign w:val="center"/>
           </w:tcPr>
           <w:p>
@@ -4536,7 +4544,7 @@
         </w:tc>
         <w:tc>
           <w:tcPr>
-            <w:tcW w:type="dxa" w:w="2788"/>
+            <w:tcW w:type="dxa" w:w="3897"/>
             <w:vAlign w:val="center"/>
           </w:tcPr>
           <w:p>
@@ -4550,7 +4558,7 @@
         </w:tc>
         <w:tc>
           <w:tcPr>
-            <w:tcW w:type="dxa" w:w="5676"/>
+            <w:tcW w:type="dxa" w:w="4567"/>
             <w:vAlign w:val="center"/>
           </w:tcPr>
           <w:p>
@@ -4583,29 +4591,29 @@
         </w:tc>
         <w:tc>
           <w:tcPr>
-            <w:tcW w:type="dxa" w:w="2788"/>
-            <w:vAlign w:val="center"/>
-          </w:tcPr>
-          <w:p>
-            <w:r>
-              <w:rPr>
-                <w:sz w:val="18"/>
-              </w:rPr>
-              <w:t>멀티모달 LLM API (모델은 PoC 후 결정)</w:t>
-            </w:r>
-          </w:p>
-        </w:tc>
-        <w:tc>
-          <w:tcPr>
-            <w:tcW w:type="dxa" w:w="5676"/>
-            <w:vAlign w:val="center"/>
-          </w:tcPr>
-          <w:p>
-            <w:r>
-              <w:rPr>
-                <w:sz w:val="18"/>
-              </w:rPr>
-              <w:t>VLM 판별 + LLM 여행기를 같은 공급자로 처리 가능 (PoC 후 확정, 부록 A-1)</w:t>
+            <w:tcW w:type="dxa" w:w="3897"/>
+            <w:vAlign w:val="center"/>
+          </w:tcPr>
+          <w:p>
+            <w:r>
+              <w:rPr>
+                <w:sz w:val="18"/>
+              </w:rPr>
+              <w:t>VLM: 오픈소스 멀티모달 모델(예: Ollama로 직접 실행), LLM: Claude Haiku 또는 Gemini 무료 플랜</w:t>
+            </w:r>
+          </w:p>
+        </w:tc>
+        <w:tc>
+          <w:tcPr>
+            <w:tcW w:type="dxa" w:w="4567"/>
+            <w:vAlign w:val="center"/>
+          </w:tcPr>
+          <w:p>
+            <w:r>
+              <w:rPr>
+                <w:sz w:val="18"/>
+              </w:rPr>
+              <w:t>유료 AI 비용 최소화, 사진이 외부 AI로 나가지 않음 (NFR-04). 모델은 PoC 후 확정 (부록 A-1)</w:t>
             </w:r>
           </w:p>
         </w:tc>
@@ -4630,7 +4638,7 @@
         </w:tc>
         <w:tc>
           <w:tcPr>
-            <w:tcW w:type="dxa" w:w="2788"/>
+            <w:tcW w:type="dxa" w:w="3897"/>
             <w:vAlign w:val="center"/>
           </w:tcPr>
           <w:p>
@@ -4644,7 +4652,7 @@
         </w:tc>
         <w:tc>
           <w:tcPr>
-            <w:tcW w:type="dxa" w:w="5676"/>
+            <w:tcW w:type="dxa" w:w="4567"/>
             <w:vAlign w:val="center"/>
           </w:tcPr>
           <w:p>
@@ -4677,7 +4685,7 @@
         </w:tc>
         <w:tc>
           <w:tcPr>
-            <w:tcW w:type="dxa" w:w="2788"/>
+            <w:tcW w:type="dxa" w:w="3897"/>
             <w:vAlign w:val="center"/>
           </w:tcPr>
           <w:p>
@@ -4691,7 +4699,7 @@
         </w:tc>
         <w:tc>
           <w:tcPr>
-            <w:tcW w:type="dxa" w:w="5676"/>
+            <w:tcW w:type="dxa" w:w="4567"/>
             <w:vAlign w:val="center"/>
           </w:tcPr>
           <w:p>
@@ -6060,7 +6068,7 @@
         <w:t>책임</w:t>
       </w:r>
       <w:r>
-        <w:t>: 화면 15개(A1~D4)를 표시한다. 사진을 고르고 30장 초과를 막는다. 분석 진행률을 2초마다 조회해 단계·미리보기를 보여 준다. 카카오맵으로 동선을 그린다. 익명 기기 토큰을 만들어 보관한다. 분석 전에 사진 축소본의 외부 AI 전송 동의를 받고, 다시 접속하면 진행 중인 분석의 상태나 결과를 이어서 보여 준다.</w:t>
+        <w:t>: 화면 15개(A1~D4)를 표시한다. 사진을 고르고 30장 초과를 막는다. 분석 진행률을 2초마다 조회해 단계·미리보기를 보여 준다. 카카오맵으로 동선을 그린다. 익명 기기 토큰을 만들어 보관한다. 분석 전에 사진을 AI로 분석하는 데 동의를 받고, 다시 접속하면 진행 중인 분석의 상태나 결과를 이어서 보여 준다.</w:t>
       </w:r>
     </w:p>
     <w:p>
@@ -6124,7 +6132,7 @@
         <w:t>책임</w:t>
       </w:r>
       <w:r>
-        <w:t>: 여행을 만들고 사진을 받는다(형식·개수·크기 검증). 원본은 Media Store에 임시 저장한다. 분석 작업을 큐에 등록하고, 작업 상태(단계, 진행률, 미리보기 방문지)를 돌려준다. 기기 토큰으로 "내 여행" 목록을 조회한다. 분석은 AI 전송 동의가 있을 때만 시작한다. 여행 삭제 요청을 받으면 Trip Repository·Media Store에 관련 데이터 삭제를 요청한다.</w:t>
+        <w:t>: 여행을 만들고 사진을 받는다(형식·개수·크기 검증). 원본은 Media Store에 임시 저장한다. 분석 작업을 큐에 등록하고, 작업 상태(단계, 진행률, 미리보기 방문지)를 돌려준다. 기기 토큰으로 "내 여행" 목록을 조회한다. 분석은 AI 분석 동의가 있을 때만 시작한다. 여행 삭제 요청을 받으면 Trip Repository·Media Store에 관련 데이터 삭제를 요청한다.</w:t>
       </w:r>
     </w:p>
     <w:p>
@@ -7479,7 +7487,7 @@
         <w:t>책임</w:t>
       </w:r>
       <w:r>
-        <w:t>: VLM·LLM 호출을 한 곳에서 처리한다. 프롬프트를 버전 붙은 파일에서 읽고, 응답을 JSON 스키마로 강제·검증한다. 인물 미분석 지시를 공통으로 넣는다. 이미지 크기를 제한하고, 호출 횟수·비용을 기록한다. 모델 공급자는 설정으로 바꾼다.</w:t>
+        <w:t>: VLM·LLM 호출을 한 곳에서 처리한다. VLM은 서버에서 실행하는 오픈소스 모델(vlm 컨테이너)을, LLM은 외부 API(Claude Haiku 또는 Gemini)를 호출하며, 사진은 VLM에만 보낸다. 프롬프트를 버전 붙은 파일에서 읽고, 응답을 JSON 스키마로 강제·검증한다. 인물 미분석 지시를 공통으로 넣는다. 이미지 크기를 제한하고, 호출 횟수·비용을 기록한다. 모델 공급자는 설정으로 바꾼다.</w:t>
       </w:r>
     </w:p>
     <w:p>
@@ -7524,7 +7532,7 @@
         <w:t>요구</w:t>
       </w:r>
       <w:r>
-        <w:t>: 멀티모달 LLM API</w:t>
+        <w:t>: VLM 추론 서버(오픈소스 모델), LLM API</w:t>
       </w:r>
     </w:p>
     <w:p>
@@ -8008,7 +8016,7 @@
               <w:rPr>
                 <w:sz w:val="18"/>
               </w:rPr>
-              <w:t xml:space="preserve">분석 시작 (AI 전송 동의 필요) → </w:t>
+              <w:t xml:space="preserve">분석 시작 (AI 분석 동의 필요) → </w:t>
             </w:r>
             <w:r>
               <w:rPr>
@@ -10596,7 +10604,7 @@
               <w:rPr>
                 <w:sz w:val="18"/>
               </w:rPr>
-              <w:t>CP-17 임시 저장·삭제, CP-08 썸네일 EXIF 제거, CP-19 인물 미분석, CP-02 AI 전송 동의 확인·여행 삭제, CP-15 연쇄 삭제</w:t>
+              <w:t>CP-17 임시 저장·삭제, CP-08 썸네일 EXIF 제거, CP-19 인물 미분석·사진은 서버 VLM에만 전달, CP-02 AI 분석 동의 확인·여행 삭제, CP-15 연쇄 삭제</w:t>
             </w:r>
           </w:p>
         </w:tc>
@@ -10969,7 +10977,7 @@
         </w:tc>
         <w:tc>
           <w:tcPr>
-            <w:tcW w:type="dxa" w:w="2786"/>
+            <w:tcW w:type="dxa" w:w="2461"/>
             <w:shd w:val="clear" w:color="auto" w:fill="1F4E79"/>
             <w:vAlign w:val="center"/>
           </w:tcPr>
@@ -10989,7 +10997,7 @@
         </w:tc>
         <w:tc>
           <w:tcPr>
-            <w:tcW w:type="dxa" w:w="4711"/>
+            <w:tcW w:type="dxa" w:w="5036"/>
             <w:shd w:val="clear" w:color="auto" w:fill="1F4E79"/>
             <w:vAlign w:val="center"/>
           </w:tcPr>
@@ -11042,29 +11050,29 @@
         </w:tc>
         <w:tc>
           <w:tcPr>
-            <w:tcW w:type="dxa" w:w="2786"/>
-            <w:vAlign w:val="center"/>
-          </w:tcPr>
-          <w:p>
-            <w:r>
-              <w:rPr>
-                <w:sz w:val="18"/>
-              </w:rPr>
-              <w:t>같은 공급자의 멀티모달 모델 하나로 둘 다 처리</w:t>
-            </w:r>
-          </w:p>
-        </w:tc>
-        <w:tc>
-          <w:tcPr>
-            <w:tcW w:type="dxa" w:w="4711"/>
-            <w:vAlign w:val="center"/>
-          </w:tcPr>
-          <w:p>
-            <w:r>
-              <w:rPr>
-                <w:sz w:val="18"/>
-              </w:rPr>
-              <w:t>PoC: 조정용 사진으로 정확도·응답 시간·비용 비교 (평가셋과 분리)</w:t>
+            <w:tcW w:type="dxa" w:w="2461"/>
+            <w:vAlign w:val="center"/>
+          </w:tcPr>
+          <w:p>
+            <w:r>
+              <w:rPr>
+                <w:sz w:val="18"/>
+              </w:rPr>
+              <w:t>VLM은 오픈소스 모델을 직접 실행, LLM은 Claude Haiku 또는 Gemini 무료 플랜</w:t>
+            </w:r>
+          </w:p>
+        </w:tc>
+        <w:tc>
+          <w:tcPr>
+            <w:tcW w:type="dxa" w:w="5036"/>
+            <w:vAlign w:val="center"/>
+          </w:tcPr>
+          <w:p>
+            <w:r>
+              <w:rPr>
+                <w:sz w:val="18"/>
+              </w:rPr>
+              <w:t>PoC: 조정용 사진으로 오픈소스 VLM 후보의 정확도·응답 시간 비교 (평가셋과 분리). NFR-01·02에 못 미치면 상용 VLM API로 교체하고, 이때는 사진 외부 전송 동의를 추가</w:t>
             </w:r>
           </w:p>
         </w:tc>
@@ -11103,7 +11111,7 @@
         </w:tc>
         <w:tc>
           <w:tcPr>
-            <w:tcW w:type="dxa" w:w="2786"/>
+            <w:tcW w:type="dxa" w:w="2461"/>
             <w:vAlign w:val="center"/>
           </w:tcPr>
           <w:p>
@@ -11117,7 +11125,7 @@
         </w:tc>
         <w:tc>
           <w:tcPr>
-            <w:tcW w:type="dxa" w:w="4711"/>
+            <w:tcW w:type="dxa" w:w="5036"/>
             <w:vAlign w:val="center"/>
           </w:tcPr>
           <w:p>
@@ -11164,7 +11172,7 @@
         </w:tc>
         <w:tc>
           <w:tcPr>
-            <w:tcW w:type="dxa" w:w="2786"/>
+            <w:tcW w:type="dxa" w:w="2461"/>
             <w:vAlign w:val="center"/>
           </w:tcPr>
           <w:p>
@@ -11178,7 +11186,7 @@
         </w:tc>
         <w:tc>
           <w:tcPr>
-            <w:tcW w:type="dxa" w:w="4711"/>
+            <w:tcW w:type="dxa" w:w="5036"/>
             <w:vAlign w:val="center"/>
           </w:tcPr>
           <w:p>
@@ -11225,7 +11233,7 @@
         </w:tc>
         <w:tc>
           <w:tcPr>
-            <w:tcW w:type="dxa" w:w="2786"/>
+            <w:tcW w:type="dxa" w:w="2461"/>
             <w:vAlign w:val="center"/>
           </w:tcPr>
           <w:p>
@@ -11239,7 +11247,7 @@
         </w:tc>
         <w:tc>
           <w:tcPr>
-            <w:tcW w:type="dxa" w:w="4711"/>
+            <w:tcW w:type="dxa" w:w="5036"/>
             <w:vAlign w:val="center"/>
           </w:tcPr>
           <w:p>
@@ -11248,67 +11256,6 @@
                 <w:sz w:val="18"/>
               </w:rPr>
               <w:t>팀 회의: 정확도가 부족하면 길찾기 API 추가 검토</w:t>
-            </w:r>
-          </w:p>
-        </w:tc>
-      </w:tr>
-      <w:tr>
-        <w:trPr>
-          <w:cantSplit w:val="true"/>
-        </w:trPr>
-        <w:tc>
-          <w:tcPr>
-            <w:tcW w:type="dxa" w:w="692"/>
-            <w:vAlign w:val="center"/>
-          </w:tcPr>
-          <w:p>
-            <w:r>
-              <w:rPr>
-                <w:sz w:val="18"/>
-              </w:rPr>
-              <w:t>A-5</w:t>
-            </w:r>
-          </w:p>
-        </w:tc>
-        <w:tc>
-          <w:tcPr>
-            <w:tcW w:type="dxa" w:w="1733"/>
-            <w:vAlign w:val="center"/>
-          </w:tcPr>
-          <w:p>
-            <w:r>
-              <w:rPr>
-                <w:sz w:val="18"/>
-              </w:rPr>
-              <w:t>카카오 로컬 데이터의 AI 입력 활용</w:t>
-            </w:r>
-          </w:p>
-        </w:tc>
-        <w:tc>
-          <w:tcPr>
-            <w:tcW w:type="dxa" w:w="2786"/>
-            <w:vAlign w:val="center"/>
-          </w:tcPr>
-          <w:p>
-            <w:r>
-              <w:rPr>
-                <w:sz w:val="18"/>
-              </w:rPr>
-              <w:t>카카오 결과(장소명·분류)를 VLM 후보 정보로 사용</w:t>
-            </w:r>
-          </w:p>
-        </w:tc>
-        <w:tc>
-          <w:tcPr>
-            <w:tcW w:type="dxa" w:w="4711"/>
-            <w:vAlign w:val="center"/>
-          </w:tcPr>
-          <w:p>
-            <w:r>
-              <w:rPr>
-                <w:sz w:val="18"/>
-              </w:rPr>
-              <w:t>카카오 데브톡 문의로 허용 범위 확인. 불가하면 공공데이터 후보만 VLM에 전달</w:t>
             </w:r>
           </w:p>
         </w:tc>

--- a/docs/submission/03_설계서_찰칵부산_Team10.docx
+++ b/docs/submission/03_설계서_찰칵부산_Team10.docx
@@ -754,7 +754,7 @@
               <w:rPr>
                 <w:sz w:val="17"/>
               </w:rPr>
-              <w:t>중간발표 제출본: 3장 컴포넌트 설계까지 10쪽 이내로 정리, 상태도 전이 추가(유스케이스 검토 R-3), 카카오맵 운영정책·부산시 데이터 후보 조회·AI 분석 동의·여행 삭제·사실 대조 방식, AI 모델 방침(오픈소스 VLM 자체 실행, 저가·무료 LLM) 반영</w:t>
+              <w:t>중간발표 제출본: 3장 컴포넌트 설계까지 10쪽 이내로 정리, 상태도 전이 추가(유스케이스 검토 R-3), 카카오맵 운영정책·부산시 데이터 후보 조회·AI 분석 동의·여행 삭제·사실 대조 방식, AI 모델 방침(오픈소스 VLM 자체 실행, 저가·무료 LLM) 반영, 컴포넌트 다이어그램 갱신</w:t>
             </w:r>
           </w:p>
         </w:tc>
@@ -771,7 +771,7 @@
           <w:color w:val="57606A"/>
           <w:sz w:val="19"/>
         </w:rPr>
-        <w:t>요구사항 ID(FR, NFR, UI, DR, AIR, AC)와 유스케이스 ID(UC-01~09)는 요구사항분석서 v1.0을 참조한다. 이 문서에서 새로 만드는 ID는 QA(품질 속성), AD(아키텍처 결정), CP(컴포넌트), IF(인터페이스)다. "PoC 후 확정"으로 표시한 값은 스프린트 1 기술 PoC에서 정한다.</w:t>
+        <w:t>요구사항 ID(FR, NFR, UI, DR, AIR, AC)와 유스케이스 ID(UC-01~09)는 요구사항분석서 v1.0 기준. 이 문서에서 새로 정의하는 ID: QA(품질 속성), AD(아키텍처 결정), CP(컴포넌트), IF(인터페이스). "PoC 후 확정" 표시 값은 스프린트 1 기술 PoC에서 결정</w:t>
       </w:r>
     </w:p>
     <w:p>
@@ -791,8 +791,19 @@
       </w:r>
     </w:p>
     <w:p>
+      <w:pPr>
+        <w:pStyle w:val="a0"/>
+      </w:pPr>
       <w:r>
-        <w:t>이 문서는 요구사항분석서의 기능·품질 요구사항을 어떤 구조로 실현할지 정의한다. 팀원은 이 문서를 기준으로 구현 작업을 나누고, 3.4절 매핑은 요구사항분석서 10장 추적표와 같다.</w:t>
+        <w:t>요구사항분석서의 기능·품질 요구사항을 실현할 구조 정의</w:t>
+      </w:r>
+    </w:p>
+    <w:p>
+      <w:pPr>
+        <w:pStyle w:val="a0"/>
+      </w:pPr>
+      <w:r>
+        <w:t>구현 작업 분담의 기준. 3.4절 매핑은 요구사항분석서 10장 추적표와 동일</w:t>
       </w:r>
     </w:p>
     <w:p>
@@ -804,8 +815,27 @@
       </w:r>
     </w:p>
     <w:p>
+      <w:pPr>
+        <w:pStyle w:val="a0"/>
+      </w:pPr>
       <w:r>
-        <w:t>2장은 아키텍처(품질 속성, 스타일과 결정, 전체 구조, 동작 흐름, 배포), 3장은 컴포넌트 설계(책임, 인터페이스, 의존관계, 요구사항 매핑)를 다룬다. 상세 설계(클래스·DB 스키마·화면)는 최종발표용 설계서에서 다룬다.</w:t>
+        <w:t>2장: 아키텍처(품질 속성, 스타일과 결정, 전체 구조, 동작 흐름, 배포)</w:t>
+      </w:r>
+    </w:p>
+    <w:p>
+      <w:pPr>
+        <w:pStyle w:val="a0"/>
+      </w:pPr>
+      <w:r>
+        <w:t>3장: 컴포넌트 설계(책임, 인터페이스, 의존관계, 요구사항 매핑)</w:t>
+      </w:r>
+    </w:p>
+    <w:p>
+      <w:pPr>
+        <w:pStyle w:val="a0"/>
+      </w:pPr>
+      <w:r>
+        <w:t>상세 설계(클래스·DB 스키마·화면)는 최종발표용 설계서에서 작성</w:t>
       </w:r>
     </w:p>
     <w:p>
@@ -834,7 +864,7 @@
         </w:trPr>
         <w:tc>
           <w:tcPr>
-            <w:tcW w:type="dxa" w:w="1815"/>
+            <w:tcW w:type="dxa" w:w="1663"/>
             <w:shd w:val="clear" w:color="auto" w:fill="1F4E79"/>
             <w:vAlign w:val="center"/>
           </w:tcPr>
@@ -855,7 +885,7 @@
         </w:tc>
         <w:tc>
           <w:tcPr>
-            <w:tcW w:type="dxa" w:w="8106"/>
+            <w:tcW w:type="dxa" w:w="8259"/>
             <w:shd w:val="clear" w:color="auto" w:fill="1F4E79"/>
             <w:vAlign w:val="center"/>
           </w:tcPr>
@@ -881,35 +911,35 @@
         </w:trPr>
         <w:tc>
           <w:tcPr>
-            <w:tcW w:type="dxa" w:w="1815"/>
-            <w:vAlign w:val="center"/>
-          </w:tcPr>
-          <w:p>
-            <w:pPr>
-              <w:spacing w:before="0" w:after="0" w:line="210" w:lineRule="exact"/>
-            </w:pPr>
-            <w:r>
-              <w:rPr>
-                <w:sz w:val="17"/>
-              </w:rPr>
-              <w:t>AI는 두 곳에서만 쓴다</w:t>
-            </w:r>
-          </w:p>
-        </w:tc>
-        <w:tc>
-          <w:tcPr>
-            <w:tcW w:type="dxa" w:w="8106"/>
-            <w:vAlign w:val="center"/>
-          </w:tcPr>
-          <w:p>
-            <w:pPr>
-              <w:spacing w:before="0" w:after="0" w:line="210" w:lineRule="exact"/>
-            </w:pPr>
-            <w:r>
-              <w:rPr>
-                <w:sz w:val="17"/>
-              </w:rPr>
-              <w:t>VLM·LLM 호출은 AI Gateway(CP-19) 한 곳으로만 나가고, 나머지 처리는 코드 컴포넌트로 구현한다</w:t>
+            <w:tcW w:type="dxa" w:w="1663"/>
+            <w:vAlign w:val="center"/>
+          </w:tcPr>
+          <w:p>
+            <w:pPr>
+              <w:spacing w:before="0" w:after="0" w:line="210" w:lineRule="exact"/>
+            </w:pPr>
+            <w:r>
+              <w:rPr>
+                <w:sz w:val="17"/>
+              </w:rPr>
+              <w:t>AI 사용 범위 제한 (2곳)</w:t>
+            </w:r>
+          </w:p>
+        </w:tc>
+        <w:tc>
+          <w:tcPr>
+            <w:tcW w:type="dxa" w:w="8259"/>
+            <w:vAlign w:val="center"/>
+          </w:tcPr>
+          <w:p>
+            <w:pPr>
+              <w:spacing w:before="0" w:after="0" w:line="210" w:lineRule="exact"/>
+            </w:pPr>
+            <w:r>
+              <w:rPr>
+                <w:sz w:val="17"/>
+              </w:rPr>
+              <w:t>VLM·LLM 호출은 AI Gateway(CP-19) 한 곳에서만 처리, 나머지 처리는 코드 컴포넌트로 구현</w:t>
             </w:r>
           </w:p>
         </w:tc>
@@ -920,35 +950,35 @@
         </w:trPr>
         <w:tc>
           <w:tcPr>
-            <w:tcW w:type="dxa" w:w="1815"/>
-            <w:vAlign w:val="center"/>
-          </w:tcPr>
-          <w:p>
-            <w:pPr>
-              <w:spacing w:before="0" w:after="0" w:line="210" w:lineRule="exact"/>
-            </w:pPr>
-            <w:r>
-              <w:rPr>
-                <w:sz w:val="17"/>
-              </w:rPr>
-              <w:t>AI는 추측하지 않는다</w:t>
-            </w:r>
-          </w:p>
-        </w:tc>
-        <w:tc>
-          <w:tcPr>
-            <w:tcW w:type="dxa" w:w="8106"/>
-            <w:vAlign w:val="center"/>
-          </w:tcPr>
-          <w:p>
-            <w:pPr>
-              <w:spacing w:before="0" w:after="0" w:line="210" w:lineRule="exact"/>
-            </w:pPr>
-            <w:r>
-              <w:rPr>
-                <w:sz w:val="17"/>
-              </w:rPr>
-              <w:t>Place Matcher(CP-11)가 후보 목록 밖의 답을 코드로 거부한다 (closed-set)</w:t>
+            <w:tcW w:type="dxa" w:w="1663"/>
+            <w:vAlign w:val="center"/>
+          </w:tcPr>
+          <w:p>
+            <w:pPr>
+              <w:spacing w:before="0" w:after="0" w:line="210" w:lineRule="exact"/>
+            </w:pPr>
+            <w:r>
+              <w:rPr>
+                <w:sz w:val="17"/>
+              </w:rPr>
+              <w:t>AI 추측 금지</w:t>
+            </w:r>
+          </w:p>
+        </w:tc>
+        <w:tc>
+          <w:tcPr>
+            <w:tcW w:type="dxa" w:w="8259"/>
+            <w:vAlign w:val="center"/>
+          </w:tcPr>
+          <w:p>
+            <w:pPr>
+              <w:spacing w:before="0" w:after="0" w:line="210" w:lineRule="exact"/>
+            </w:pPr>
+            <w:r>
+              <w:rPr>
+                <w:sz w:val="17"/>
+              </w:rPr>
+              <w:t>Place Matcher(CP-11)가 후보 목록 밖의 답을 코드로 거부 (closed-set)</w:t>
             </w:r>
           </w:p>
         </w:tc>
@@ -959,35 +989,35 @@
         </w:trPr>
         <w:tc>
           <w:tcPr>
-            <w:tcW w:type="dxa" w:w="1815"/>
-            <w:vAlign w:val="center"/>
-          </w:tcPr>
-          <w:p>
-            <w:pPr>
-              <w:spacing w:before="0" w:after="0" w:line="210" w:lineRule="exact"/>
-            </w:pPr>
-            <w:r>
-              <w:rPr>
-                <w:sz w:val="17"/>
-              </w:rPr>
-              <w:t>모든 사실에는 출처가 붙는다</w:t>
-            </w:r>
-          </w:p>
-        </w:tc>
-        <w:tc>
-          <w:tcPr>
-            <w:tcW w:type="dxa" w:w="8106"/>
-            <w:vAlign w:val="center"/>
-          </w:tcPr>
-          <w:p>
-            <w:pPr>
-              <w:spacing w:before="0" w:after="0" w:line="210" w:lineRule="exact"/>
-            </w:pPr>
-            <w:r>
-              <w:rPr>
-                <w:sz w:val="17"/>
-              </w:rPr>
-              <w:t>공공데이터 장소는 출처·갱신일과 함께 저장하고(카카오는 실시간 조회), Fact Checker(CP-14)가 여행기 문장을 전수 검사한다</w:t>
+            <w:tcW w:type="dxa" w:w="1663"/>
+            <w:vAlign w:val="center"/>
+          </w:tcPr>
+          <w:p>
+            <w:pPr>
+              <w:spacing w:before="0" w:after="0" w:line="210" w:lineRule="exact"/>
+            </w:pPr>
+            <w:r>
+              <w:rPr>
+                <w:sz w:val="17"/>
+              </w:rPr>
+              <w:t>모든 사실에 출처 표시</w:t>
+            </w:r>
+          </w:p>
+        </w:tc>
+        <w:tc>
+          <w:tcPr>
+            <w:tcW w:type="dxa" w:w="8259"/>
+            <w:vAlign w:val="center"/>
+          </w:tcPr>
+          <w:p>
+            <w:pPr>
+              <w:spacing w:before="0" w:after="0" w:line="210" w:lineRule="exact"/>
+            </w:pPr>
+            <w:r>
+              <w:rPr>
+                <w:sz w:val="17"/>
+              </w:rPr>
+              <w:t>공공데이터 장소는 출처·갱신일과 함께 저장(카카오는 실시간 조회), Fact Checker(CP-14)가 여행기 문장 전수 검사</w:t>
             </w:r>
           </w:p>
         </w:tc>
@@ -998,35 +1028,35 @@
         </w:trPr>
         <w:tc>
           <w:tcPr>
-            <w:tcW w:type="dxa" w:w="1815"/>
-            <w:vAlign w:val="center"/>
-          </w:tcPr>
-          <w:p>
-            <w:pPr>
-              <w:spacing w:before="0" w:after="0" w:line="210" w:lineRule="exact"/>
-            </w:pPr>
-            <w:r>
-              <w:rPr>
-                <w:sz w:val="17"/>
-              </w:rPr>
-              <w:t>원본은 남기지 않는다</w:t>
-            </w:r>
-          </w:p>
-        </w:tc>
-        <w:tc>
-          <w:tcPr>
-            <w:tcW w:type="dxa" w:w="8106"/>
-            <w:vAlign w:val="center"/>
-          </w:tcPr>
-          <w:p>
-            <w:pPr>
-              <w:spacing w:before="0" w:after="0" w:line="210" w:lineRule="exact"/>
-            </w:pPr>
-            <w:r>
-              <w:rPr>
-                <w:sz w:val="17"/>
-              </w:rPr>
-              <w:t>원본 사진은 Media Store(CP-17)에 임시로만 두고 자동 삭제하며, 사진은 서버 안 VLM에서만 처리한다</w:t>
+            <w:tcW w:type="dxa" w:w="1663"/>
+            <w:vAlign w:val="center"/>
+          </w:tcPr>
+          <w:p>
+            <w:pPr>
+              <w:spacing w:before="0" w:after="0" w:line="210" w:lineRule="exact"/>
+            </w:pPr>
+            <w:r>
+              <w:rPr>
+                <w:sz w:val="17"/>
+              </w:rPr>
+              <w:t>원본 비보관</w:t>
+            </w:r>
+          </w:p>
+        </w:tc>
+        <w:tc>
+          <w:tcPr>
+            <w:tcW w:type="dxa" w:w="8259"/>
+            <w:vAlign w:val="center"/>
+          </w:tcPr>
+          <w:p>
+            <w:pPr>
+              <w:spacing w:before="0" w:after="0" w:line="210" w:lineRule="exact"/>
+            </w:pPr>
+            <w:r>
+              <w:rPr>
+                <w:sz w:val="17"/>
+              </w:rPr>
+              <w:t>원본 사진은 Media Store(CP-17)에 임시로만 두고 자동 삭제, 사진은 서버 안 VLM에서만 처리</w:t>
             </w:r>
           </w:p>
         </w:tc>
@@ -1037,35 +1067,35 @@
         </w:trPr>
         <w:tc>
           <w:tcPr>
-            <w:tcW w:type="dxa" w:w="1815"/>
-            <w:vAlign w:val="center"/>
-          </w:tcPr>
-          <w:p>
-            <w:pPr>
-              <w:spacing w:before="0" w:after="0" w:line="210" w:lineRule="exact"/>
-            </w:pPr>
-            <w:r>
-              <w:rPr>
-                <w:sz w:val="17"/>
-              </w:rPr>
-              <w:t>바뀔 것은 감싼다</w:t>
-            </w:r>
-          </w:p>
-        </w:tc>
-        <w:tc>
-          <w:tcPr>
-            <w:tcW w:type="dxa" w:w="8106"/>
-            <w:vAlign w:val="center"/>
-          </w:tcPr>
-          <w:p>
-            <w:pPr>
-              <w:spacing w:before="0" w:after="0" w:line="210" w:lineRule="exact"/>
-            </w:pPr>
-            <w:r>
-              <w:rPr>
-                <w:sz w:val="17"/>
-              </w:rPr>
-              <w:t>외부 API와 AI 모델은 어댑터 뒤에 두어, 모델·API가 바뀌어도 안쪽 코드는 그대로 둔다</w:t>
+            <w:tcW w:type="dxa" w:w="1663"/>
+            <w:vAlign w:val="center"/>
+          </w:tcPr>
+          <w:p>
+            <w:pPr>
+              <w:spacing w:before="0" w:after="0" w:line="210" w:lineRule="exact"/>
+            </w:pPr>
+            <w:r>
+              <w:rPr>
+                <w:sz w:val="17"/>
+              </w:rPr>
+              <w:t>변경 요소 격리</w:t>
+            </w:r>
+          </w:p>
+        </w:tc>
+        <w:tc>
+          <w:tcPr>
+            <w:tcW w:type="dxa" w:w="8259"/>
+            <w:vAlign w:val="center"/>
+          </w:tcPr>
+          <w:p>
+            <w:pPr>
+              <w:spacing w:before="0" w:after="0" w:line="210" w:lineRule="exact"/>
+            </w:pPr>
+            <w:r>
+              <w:rPr>
+                <w:sz w:val="17"/>
+              </w:rPr>
+              <w:t>외부 API와 AI 모델은 어댑터 뒤에 배치, 모델·API가 바뀌어도 내부 코드 유지</w:t>
             </w:r>
           </w:p>
         </w:tc>
@@ -1096,8 +1126,19 @@
       </w:r>
     </w:p>
     <w:p>
+      <w:pPr>
+        <w:pStyle w:val="a0"/>
+      </w:pPr>
       <w:r>
-        <w:t>설계에 영향을 준 요인은 긴 분석 시간(수십 초), 분석 중 화면 이탈(UI-03), 많은 외부 의존성(공공데이터·카카오·LLM), 원본 비보관(NFR-04), 유료 AI 최소화, 4명·구현 4주라는 조건이다. 비기능 요구사항을 "자극 → 응답 → 측정"으로 바꾸고 설계 전술을 정했다.</w:t>
+        <w:t>설계 요인: 긴 분석 시간(수십 초), 분석 중 화면 이탈(UI-03), 많은 외부 의존성(공공데이터·카카오·LLM), 원본 비보관(NFR-04), 유료 AI 최소화, 4명·구현 4주</w:t>
+      </w:r>
+    </w:p>
+    <w:p>
+      <w:pPr>
+        <w:pStyle w:val="a0"/>
+      </w:pPr>
+      <w:r>
+        <w:t>비기능 요구사항을 "자극 → 응답 → 측정" 시나리오로 바꾸고 설계 전술 지정</w:t>
       </w:r>
     </w:p>
     <w:tbl>
@@ -1163,7 +1204,7 @@
         </w:tc>
         <w:tc>
           <w:tcPr>
-            <w:tcW w:type="dxa" w:w="3464"/>
+            <w:tcW w:type="dxa" w:w="3458"/>
             <w:shd w:val="clear" w:color="auto" w:fill="1F4E79"/>
             <w:vAlign w:val="center"/>
           </w:tcPr>
@@ -1184,7 +1225,7 @@
         </w:tc>
         <w:tc>
           <w:tcPr>
-            <w:tcW w:type="dxa" w:w="2945"/>
+            <w:tcW w:type="dxa" w:w="2951"/>
             <w:shd w:val="clear" w:color="auto" w:fill="1F4E79"/>
             <w:vAlign w:val="center"/>
           </w:tcPr>
@@ -1265,7 +1306,7 @@
         </w:tc>
         <w:tc>
           <w:tcPr>
-            <w:tcW w:type="dxa" w:w="3464"/>
+            <w:tcW w:type="dxa" w:w="3458"/>
             <w:vAlign w:val="center"/>
           </w:tcPr>
           <w:p>
@@ -1282,7 +1323,7 @@
         </w:tc>
         <w:tc>
           <w:tcPr>
-            <w:tcW w:type="dxa" w:w="2945"/>
+            <w:tcW w:type="dxa" w:w="2951"/>
             <w:vAlign w:val="center"/>
           </w:tcPr>
           <w:p>
@@ -1355,7 +1396,7 @@
         </w:tc>
         <w:tc>
           <w:tcPr>
-            <w:tcW w:type="dxa" w:w="3464"/>
+            <w:tcW w:type="dxa" w:w="3458"/>
             <w:vAlign w:val="center"/>
           </w:tcPr>
           <w:p>
@@ -1372,7 +1413,7 @@
         </w:tc>
         <w:tc>
           <w:tcPr>
-            <w:tcW w:type="dxa" w:w="2945"/>
+            <w:tcW w:type="dxa" w:w="2951"/>
             <w:vAlign w:val="center"/>
           </w:tcPr>
           <w:p>
@@ -1445,7 +1486,7 @@
         </w:tc>
         <w:tc>
           <w:tcPr>
-            <w:tcW w:type="dxa" w:w="3464"/>
+            <w:tcW w:type="dxa" w:w="3458"/>
             <w:vAlign w:val="center"/>
           </w:tcPr>
           <w:p>
@@ -1462,7 +1503,7 @@
         </w:tc>
         <w:tc>
           <w:tcPr>
-            <w:tcW w:type="dxa" w:w="2945"/>
+            <w:tcW w:type="dxa" w:w="2951"/>
             <w:vAlign w:val="center"/>
           </w:tcPr>
           <w:p>
@@ -1535,7 +1576,7 @@
         </w:tc>
         <w:tc>
           <w:tcPr>
-            <w:tcW w:type="dxa" w:w="3464"/>
+            <w:tcW w:type="dxa" w:w="3458"/>
             <w:vAlign w:val="center"/>
           </w:tcPr>
           <w:p>
@@ -1552,7 +1593,7 @@
         </w:tc>
         <w:tc>
           <w:tcPr>
-            <w:tcW w:type="dxa" w:w="2945"/>
+            <w:tcW w:type="dxa" w:w="2951"/>
             <w:vAlign w:val="center"/>
           </w:tcPr>
           <w:p>
@@ -1625,7 +1666,7 @@
         </w:tc>
         <w:tc>
           <w:tcPr>
-            <w:tcW w:type="dxa" w:w="3464"/>
+            <w:tcW w:type="dxa" w:w="3458"/>
             <w:vAlign w:val="center"/>
           </w:tcPr>
           <w:p>
@@ -1642,7 +1683,7 @@
         </w:tc>
         <w:tc>
           <w:tcPr>
-            <w:tcW w:type="dxa" w:w="2945"/>
+            <w:tcW w:type="dxa" w:w="2951"/>
             <w:vAlign w:val="center"/>
           </w:tcPr>
           <w:p>
@@ -1715,7 +1756,7 @@
         </w:tc>
         <w:tc>
           <w:tcPr>
-            <w:tcW w:type="dxa" w:w="3464"/>
+            <w:tcW w:type="dxa" w:w="3458"/>
             <w:vAlign w:val="center"/>
           </w:tcPr>
           <w:p>
@@ -1732,7 +1773,7 @@
         </w:tc>
         <w:tc>
           <w:tcPr>
-            <w:tcW w:type="dxa" w:w="2945"/>
+            <w:tcW w:type="dxa" w:w="2951"/>
             <w:vAlign w:val="center"/>
           </w:tcPr>
           <w:p>
@@ -1805,24 +1846,24 @@
         </w:tc>
         <w:tc>
           <w:tcPr>
-            <w:tcW w:type="dxa" w:w="3464"/>
-            <w:vAlign w:val="center"/>
-          </w:tcPr>
-          <w:p>
-            <w:pPr>
-              <w:spacing w:before="0" w:after="0" w:line="210" w:lineRule="exact"/>
-            </w:pPr>
-            <w:r>
-              <w:rPr>
-                <w:sz w:val="17"/>
-              </w:rPr>
-              <w:t>저장소·클라이언트 코드를 검사하면 → 서버 API 키가 없다 → 노출 0건</w:t>
-            </w:r>
-          </w:p>
-        </w:tc>
-        <w:tc>
-          <w:tcPr>
-            <w:tcW w:type="dxa" w:w="2945"/>
+            <w:tcW w:type="dxa" w:w="3458"/>
+            <w:vAlign w:val="center"/>
+          </w:tcPr>
+          <w:p>
+            <w:pPr>
+              <w:spacing w:before="0" w:after="0" w:line="210" w:lineRule="exact"/>
+            </w:pPr>
+            <w:r>
+              <w:rPr>
+                <w:sz w:val="17"/>
+              </w:rPr>
+              <w:t>저장소·클라이언트 코드 검사 시 → 서버 API 키 없음 → 노출 0건</w:t>
+            </w:r>
+          </w:p>
+        </w:tc>
+        <w:tc>
+          <w:tcPr>
+            <w:tcW w:type="dxa" w:w="2951"/>
             <w:vAlign w:val="center"/>
           </w:tcPr>
           <w:p>
@@ -1895,7 +1936,7 @@
         </w:tc>
         <w:tc>
           <w:tcPr>
-            <w:tcW w:type="dxa" w:w="3464"/>
+            <w:tcW w:type="dxa" w:w="3458"/>
             <w:vAlign w:val="center"/>
           </w:tcPr>
           <w:p>
@@ -1912,7 +1953,7 @@
         </w:tc>
         <w:tc>
           <w:tcPr>
-            <w:tcW w:type="dxa" w:w="2945"/>
+            <w:tcW w:type="dxa" w:w="2951"/>
             <w:vAlign w:val="center"/>
           </w:tcPr>
           <w:p>
@@ -1982,7 +2023,7 @@
         </w:trPr>
         <w:tc>
           <w:tcPr>
-            <w:tcW w:type="dxa" w:w="2489"/>
+            <w:tcW w:type="dxa" w:w="2512"/>
             <w:shd w:val="clear" w:color="auto" w:fill="1F4E79"/>
             <w:vAlign w:val="center"/>
           </w:tcPr>
@@ -2003,7 +2044,7 @@
         </w:tc>
         <w:tc>
           <w:tcPr>
-            <w:tcW w:type="dxa" w:w="2934"/>
+            <w:tcW w:type="dxa" w:w="2962"/>
             <w:shd w:val="clear" w:color="auto" w:fill="1F4E79"/>
             <w:vAlign w:val="center"/>
           </w:tcPr>
@@ -2024,7 +2065,7 @@
         </w:tc>
         <w:tc>
           <w:tcPr>
-            <w:tcW w:type="dxa" w:w="3818"/>
+            <w:tcW w:type="dxa" w:w="3767"/>
             <w:shd w:val="clear" w:color="auto" w:fill="1F4E79"/>
             <w:vAlign w:val="center"/>
           </w:tcPr>
@@ -2071,7 +2112,7 @@
         </w:trPr>
         <w:tc>
           <w:tcPr>
-            <w:tcW w:type="dxa" w:w="2489"/>
+            <w:tcW w:type="dxa" w:w="2512"/>
             <w:vAlign w:val="center"/>
           </w:tcPr>
           <w:p>
@@ -2088,7 +2129,7 @@
         </w:tc>
         <w:tc>
           <w:tcPr>
-            <w:tcW w:type="dxa" w:w="2934"/>
+            <w:tcW w:type="dxa" w:w="2962"/>
             <w:vAlign w:val="center"/>
           </w:tcPr>
           <w:p>
@@ -2105,18 +2146,18 @@
         </w:tc>
         <w:tc>
           <w:tcPr>
-            <w:tcW w:type="dxa" w:w="3818"/>
-            <w:vAlign w:val="center"/>
-          </w:tcPr>
-          <w:p>
-            <w:pPr>
-              <w:spacing w:before="0" w:after="0" w:line="210" w:lineRule="exact"/>
-            </w:pPr>
-            <w:r>
-              <w:rPr>
-                <w:sz w:val="17"/>
-              </w:rPr>
-              <w:t>분석 중 요청이 수십 초 묶이고, 화면 이탈 시 작업 유실(UI-03 불가)</w:t>
+            <w:tcW w:type="dxa" w:w="3767"/>
+            <w:vAlign w:val="center"/>
+          </w:tcPr>
+          <w:p>
+            <w:pPr>
+              <w:spacing w:before="0" w:after="0" w:line="210" w:lineRule="exact"/>
+            </w:pPr>
+            <w:r>
+              <w:rPr>
+                <w:sz w:val="17"/>
+              </w:rPr>
+              <w:t>분석 중 요청이 수십 초 묶임, 화면 이탈 시 작업 유실(UI-03 불가)</w:t>
             </w:r>
           </w:p>
         </w:tc>
@@ -2144,7 +2185,7 @@
         </w:trPr>
         <w:tc>
           <w:tcPr>
-            <w:tcW w:type="dxa" w:w="2489"/>
+            <w:tcW w:type="dxa" w:w="2512"/>
             <w:vAlign w:val="center"/>
           </w:tcPr>
           <w:p>
@@ -2162,7 +2203,7 @@
         </w:tc>
         <w:tc>
           <w:tcPr>
-            <w:tcW w:type="dxa" w:w="2934"/>
+            <w:tcW w:type="dxa" w:w="2962"/>
             <w:vAlign w:val="center"/>
           </w:tcPr>
           <w:p>
@@ -2179,7 +2220,7 @@
         </w:tc>
         <w:tc>
           <w:tcPr>
-            <w:tcW w:type="dxa" w:w="3818"/>
+            <w:tcW w:type="dxa" w:w="3767"/>
             <w:vAlign w:val="center"/>
           </w:tcPr>
           <w:p>
@@ -2219,7 +2260,7 @@
         </w:trPr>
         <w:tc>
           <w:tcPr>
-            <w:tcW w:type="dxa" w:w="2489"/>
+            <w:tcW w:type="dxa" w:w="2512"/>
             <w:vAlign w:val="center"/>
           </w:tcPr>
           <w:p>
@@ -2236,7 +2277,7 @@
         </w:tc>
         <w:tc>
           <w:tcPr>
-            <w:tcW w:type="dxa" w:w="2934"/>
+            <w:tcW w:type="dxa" w:w="2962"/>
             <w:vAlign w:val="center"/>
           </w:tcPr>
           <w:p>
@@ -2253,7 +2294,7 @@
         </w:tc>
         <w:tc>
           <w:tcPr>
-            <w:tcW w:type="dxa" w:w="3818"/>
+            <w:tcW w:type="dxa" w:w="3767"/>
             <w:vAlign w:val="center"/>
           </w:tcPr>
           <w:p>
@@ -2336,7 +2377,7 @@
         </w:tc>
         <w:tc>
           <w:tcPr>
-            <w:tcW w:type="dxa" w:w="3560"/>
+            <w:tcW w:type="dxa" w:w="3735"/>
             <w:shd w:val="clear" w:color="auto" w:fill="1F4E79"/>
             <w:vAlign w:val="center"/>
           </w:tcPr>
@@ -2357,7 +2398,7 @@
         </w:tc>
         <w:tc>
           <w:tcPr>
-            <w:tcW w:type="dxa" w:w="3943"/>
+            <w:tcW w:type="dxa" w:w="3768"/>
             <w:shd w:val="clear" w:color="auto" w:fill="1F4E79"/>
             <w:vAlign w:val="center"/>
           </w:tcPr>
@@ -2421,7 +2462,7 @@
         </w:tc>
         <w:tc>
           <w:tcPr>
-            <w:tcW w:type="dxa" w:w="3560"/>
+            <w:tcW w:type="dxa" w:w="3735"/>
             <w:vAlign w:val="center"/>
           </w:tcPr>
           <w:p>
@@ -2451,18 +2492,18 @@
         </w:tc>
         <w:tc>
           <w:tcPr>
-            <w:tcW w:type="dxa" w:w="3943"/>
-            <w:vAlign w:val="center"/>
-          </w:tcPr>
-          <w:p>
-            <w:pPr>
-              <w:spacing w:before="0" w:after="0" w:line="210" w:lineRule="exact"/>
-            </w:pPr>
-            <w:r>
-              <w:rPr>
-                <w:sz w:val="17"/>
-              </w:rPr>
-              <w:t>계층별로 담당(프론트, 백엔드, AI 파이프라인)을 나누기 쉽고 변경 영향이 제한된다</w:t>
+            <w:tcW w:type="dxa" w:w="3768"/>
+            <w:vAlign w:val="center"/>
+          </w:tcPr>
+          <w:p>
+            <w:pPr>
+              <w:spacing w:before="0" w:after="0" w:line="210" w:lineRule="exact"/>
+            </w:pPr>
+            <w:r>
+              <w:rPr>
+                <w:sz w:val="17"/>
+              </w:rPr>
+              <w:t>계층별 담당(프론트, 백엔드, AI 파이프라인) 분리가 쉽고 변경 영향이 제한됨</w:t>
             </w:r>
           </w:p>
         </w:tc>
@@ -2507,7 +2548,7 @@
         </w:tc>
         <w:tc>
           <w:tcPr>
-            <w:tcW w:type="dxa" w:w="3560"/>
+            <w:tcW w:type="dxa" w:w="3735"/>
             <w:vAlign w:val="center"/>
           </w:tcPr>
           <w:p>
@@ -2537,18 +2578,18 @@
         </w:tc>
         <w:tc>
           <w:tcPr>
-            <w:tcW w:type="dxa" w:w="3943"/>
-            <w:vAlign w:val="center"/>
-          </w:tcPr>
-          <w:p>
-            <w:pPr>
-              <w:spacing w:before="0" w:after="0" w:line="210" w:lineRule="exact"/>
-            </w:pPr>
-            <w:r>
-              <w:rPr>
-                <w:sz w:val="17"/>
-              </w:rPr>
-              <w:t>처리 시간이 길고, 화면을 떠나도 계속되어야 한다</w:t>
+            <w:tcW w:type="dxa" w:w="3768"/>
+            <w:vAlign w:val="center"/>
+          </w:tcPr>
+          <w:p>
+            <w:pPr>
+              <w:spacing w:before="0" w:after="0" w:line="210" w:lineRule="exact"/>
+            </w:pPr>
+            <w:r>
+              <w:rPr>
+                <w:sz w:val="17"/>
+              </w:rPr>
+              <w:t>처리 시간이 길고, 화면을 떠나도 계속되어야 함</w:t>
             </w:r>
           </w:p>
         </w:tc>
@@ -2593,7 +2634,7 @@
         </w:tc>
         <w:tc>
           <w:tcPr>
-            <w:tcW w:type="dxa" w:w="3560"/>
+            <w:tcW w:type="dxa" w:w="3735"/>
             <w:vAlign w:val="center"/>
           </w:tcPr>
           <w:p>
@@ -2623,18 +2664,18 @@
         </w:tc>
         <w:tc>
           <w:tcPr>
-            <w:tcW w:type="dxa" w:w="3943"/>
-            <w:vAlign w:val="center"/>
-          </w:tcPr>
-          <w:p>
-            <w:pPr>
-              <w:spacing w:before="0" w:after="0" w:line="210" w:lineRule="exact"/>
-            </w:pPr>
-            <w:r>
-              <w:rPr>
-                <w:sz w:val="17"/>
-              </w:rPr>
-              <w:t>단계별 입출력이 명확해 테스트가 쉽고 진행률을 보여 줄 수 있다</w:t>
+            <w:tcW w:type="dxa" w:w="3768"/>
+            <w:vAlign w:val="center"/>
+          </w:tcPr>
+          <w:p>
+            <w:pPr>
+              <w:spacing w:before="0" w:after="0" w:line="210" w:lineRule="exact"/>
+            </w:pPr>
+            <w:r>
+              <w:rPr>
+                <w:sz w:val="17"/>
+              </w:rPr>
+              <w:t>단계별 입출력이 명확해 테스트가 쉽고 진행률 표시 가능</w:t>
             </w:r>
           </w:p>
         </w:tc>
@@ -2679,7 +2720,7 @@
         </w:tc>
         <w:tc>
           <w:tcPr>
-            <w:tcW w:type="dxa" w:w="3560"/>
+            <w:tcW w:type="dxa" w:w="3735"/>
             <w:vAlign w:val="center"/>
           </w:tcPr>
           <w:p>
@@ -2703,13 +2744,13 @@
               <w:rPr>
                 <w:sz w:val="17"/>
               </w:rPr>
-              <w:t>(CP-18, CP-19) 뒤에 둔다</w:t>
-            </w:r>
-          </w:p>
-        </w:tc>
-        <w:tc>
-          <w:tcPr>
-            <w:tcW w:type="dxa" w:w="3943"/>
+              <w:t>(CP-18, CP-19) 뒤에 배치</w:t>
+            </w:r>
+          </w:p>
+        </w:tc>
+        <w:tc>
+          <w:tcPr>
+            <w:tcW w:type="dxa" w:w="3768"/>
             <w:vAlign w:val="center"/>
           </w:tcPr>
           <w:p>
@@ -2765,7 +2806,7 @@
         </w:tc>
         <w:tc>
           <w:tcPr>
-            <w:tcW w:type="dxa" w:w="3560"/>
+            <w:tcW w:type="dxa" w:w="3735"/>
             <w:vAlign w:val="center"/>
           </w:tcPr>
           <w:p>
@@ -2789,24 +2830,24 @@
               <w:rPr>
                 <w:sz w:val="17"/>
               </w:rPr>
-              <w:t>으로 둔다</w:t>
-            </w:r>
-          </w:p>
-        </w:tc>
-        <w:tc>
-          <w:tcPr>
-            <w:tcW w:type="dxa" w:w="3943"/>
-            <w:vAlign w:val="center"/>
-          </w:tcPr>
-          <w:p>
-            <w:pPr>
-              <w:spacing w:before="0" w:after="0" w:line="210" w:lineRule="exact"/>
-            </w:pPr>
-            <w:r>
-              <w:rPr>
-                <w:sz w:val="17"/>
-              </w:rPr>
-              <w:t>장소 확정과 문체 선택 뒤에 써야 한다 (D1 → D2)</w:t>
+              <w:t>으로 분리</w:t>
+            </w:r>
+          </w:p>
+        </w:tc>
+        <w:tc>
+          <w:tcPr>
+            <w:tcW w:type="dxa" w:w="3768"/>
+            <w:vAlign w:val="center"/>
+          </w:tcPr>
+          <w:p>
+            <w:pPr>
+              <w:spacing w:before="0" w:after="0" w:line="210" w:lineRule="exact"/>
+            </w:pPr>
+            <w:r>
+              <w:rPr>
+                <w:sz w:val="17"/>
+              </w:rPr>
+              <w:t>장소 확정과 문체 선택 뒤에 작성해야 함 (D1 → D2)</w:t>
             </w:r>
           </w:p>
         </w:tc>
@@ -2851,7 +2892,7 @@
         </w:tc>
         <w:tc>
           <w:tcPr>
-            <w:tcW w:type="dxa" w:w="3560"/>
+            <w:tcW w:type="dxa" w:w="3735"/>
             <w:vAlign w:val="center"/>
           </w:tcPr>
           <w:p>
@@ -2875,18 +2916,18 @@
         </w:tc>
         <w:tc>
           <w:tcPr>
-            <w:tcW w:type="dxa" w:w="3943"/>
-            <w:vAlign w:val="center"/>
-          </w:tcPr>
-          <w:p>
-            <w:pPr>
-              <w:spacing w:before="0" w:after="0" w:line="210" w:lineRule="exact"/>
-            </w:pPr>
-            <w:r>
-              <w:rPr>
-                <w:sz w:val="17"/>
-              </w:rPr>
-              <w:t>단순하고 모바일 웹에서 안정적이다. 실시간 푸시는 MVP에서 제외</w:t>
+            <w:tcW w:type="dxa" w:w="3768"/>
+            <w:vAlign w:val="center"/>
+          </w:tcPr>
+          <w:p>
+            <w:pPr>
+              <w:spacing w:before="0" w:after="0" w:line="210" w:lineRule="exact"/>
+            </w:pPr>
+            <w:r>
+              <w:rPr>
+                <w:sz w:val="17"/>
+              </w:rPr>
+              <w:t>구현이 단순하고 모바일 웹에서 안정적. 실시간 푸시는 MVP에서 제외</w:t>
             </w:r>
           </w:p>
         </w:tc>
@@ -2931,7 +2972,7 @@
         </w:tc>
         <w:tc>
           <w:tcPr>
-            <w:tcW w:type="dxa" w:w="3560"/>
+            <w:tcW w:type="dxa" w:w="3735"/>
             <w:vAlign w:val="center"/>
           </w:tcPr>
           <w:p>
@@ -2955,24 +2996,24 @@
               <w:rPr>
                 <w:sz w:val="17"/>
               </w:rPr>
-              <w:t>으로 여행을 구분한다</w:t>
-            </w:r>
-          </w:p>
-        </w:tc>
-        <w:tc>
-          <w:tcPr>
-            <w:tcW w:type="dxa" w:w="3943"/>
-            <w:vAlign w:val="center"/>
-          </w:tcPr>
-          <w:p>
-            <w:pPr>
-              <w:spacing w:before="0" w:after="0" w:line="210" w:lineRule="exact"/>
-            </w:pPr>
-            <w:r>
-              <w:rPr>
-                <w:sz w:val="17"/>
-              </w:rPr>
-              <w:t>회원 기능은 범위 밖이지만 "내 여행"은 필요하다</w:t>
+              <w:t>으로 여행 구분</w:t>
+            </w:r>
+          </w:p>
+        </w:tc>
+        <w:tc>
+          <w:tcPr>
+            <w:tcW w:type="dxa" w:w="3768"/>
+            <w:vAlign w:val="center"/>
+          </w:tcPr>
+          <w:p>
+            <w:pPr>
+              <w:spacing w:before="0" w:after="0" w:line="210" w:lineRule="exact"/>
+            </w:pPr>
+            <w:r>
+              <w:rPr>
+                <w:sz w:val="17"/>
+              </w:rPr>
+              <w:t>회원 기능은 범위 밖이나 "내 여행" 목록은 필요</w:t>
             </w:r>
           </w:p>
         </w:tc>
@@ -3017,7 +3058,7 @@
         </w:tc>
         <w:tc>
           <w:tcPr>
-            <w:tcW w:type="dxa" w:w="3560"/>
+            <w:tcW w:type="dxa" w:w="3735"/>
             <w:vAlign w:val="center"/>
           </w:tcPr>
           <w:p>
@@ -3047,18 +3088,18 @@
         </w:tc>
         <w:tc>
           <w:tcPr>
-            <w:tcW w:type="dxa" w:w="3943"/>
-            <w:vAlign w:val="center"/>
-          </w:tcPr>
-          <w:p>
-            <w:pPr>
-              <w:spacing w:before="0" w:after="0" w:line="210" w:lineRule="exact"/>
-            </w:pPr>
-            <w:r>
-              <w:rPr>
-                <w:sz w:val="17"/>
-              </w:rPr>
-              <w:t>유료 AI 비용 최소화, 사진이 외부 AI로 나가지 않는다. 속도·정확도가 부족하면 AI Gateway로 상용 API 교체</w:t>
+            <w:tcW w:type="dxa" w:w="3768"/>
+            <w:vAlign w:val="center"/>
+          </w:tcPr>
+          <w:p>
+            <w:pPr>
+              <w:spacing w:before="0" w:after="0" w:line="210" w:lineRule="exact"/>
+            </w:pPr>
+            <w:r>
+              <w:rPr>
+                <w:sz w:val="17"/>
+              </w:rPr>
+              <w:t>유료 AI 비용 최소화, 사진 외부 AI 미전송. 속도·정확도 부족 시 AI Gateway로 상용 API 교체</w:t>
             </w:r>
           </w:p>
         </w:tc>
@@ -3150,8 +3191,11 @@
       </w:r>
     </w:p>
     <w:p>
+      <w:pPr>
+        <w:pStyle w:val="a0"/>
+      </w:pPr>
       <w:r>
-        <w:t>컴포넌트 단위의 연결은 3.3절 컴포넌트 다이어그램에 있다.</w:t>
+        <w:t>컴포넌트 단위 연결은 3.3절 컴포넌트 다이어그램 참고</w:t>
       </w:r>
     </w:p>
     <w:tbl>
@@ -3540,7 +3584,7 @@
         <w:t>(1) 사진 분석 (UC-01, UC-02)</w:t>
       </w:r>
       <w:r>
-        <w:t xml:space="preserve"> — 사진 업로드 뒤 작업 큐로 넘기고, 클라이언트는 진행 상태를 주기적으로 조회한다.</w:t>
+        <w:t xml:space="preserve"> — 업로드 후 작업 큐로 전달, 클라이언트는 진행 상태를 주기적으로 조회</w:t>
       </w:r>
     </w:p>
     <w:p>
@@ -3603,7 +3647,7 @@
         <w:t>(2) 방문지 상태 변화</w:t>
       </w:r>
       <w:r>
-        <w:t xml:space="preserve"> — 상태 값은 요구사항분석서 DR-02와 같다.</w:t>
+        <w:t xml:space="preserve"> — 상태 값은 요구사항분석서 DR-02와 동일</w:t>
       </w:r>
     </w:p>
     <w:p>
@@ -3723,7 +3767,7 @@
         <w:pStyle w:val="a0"/>
       </w:pPr>
       <w:r>
-        <w:t xml:space="preserve">개발·시연 환경은 Docker Compose 하나로 모든 컨테이너를 띄우고, API 키는 </w:t>
+        <w:t xml:space="preserve">개발·시연 환경은 Docker Compose 하나로 모든 컨테이너 실행, API 키는 </w:t>
       </w:r>
       <w:r>
         <w:rPr>
@@ -3733,7 +3777,7 @@
         <w:t>.env</w:t>
       </w:r>
       <w:r>
-        <w:t>(저장소에 올리지 않음)로 주입한다.</w:t>
+        <w:t>(저장소 미포함)로 주입</w:t>
       </w:r>
     </w:p>
     <w:p>
@@ -3741,7 +3785,7 @@
         <w:pStyle w:val="a0"/>
       </w:pPr>
       <w:r>
-        <w:t>VLM은 vlm 컨테이너에서 직접 실행해 사진이 외부 AI로 나가지 않는다. GPU가 없으면 작은 모델을 쓰고 응답 시간은 PoC에서 확인한다(NFR-01).</w:t>
+        <w:t>VLM은 vlm 컨테이너에서 직접 실행(사진 외부 AI 미전송). GPU가 없으면 작은 모델 사용, 응답 시간은 PoC에서 확인(NFR-01)</w:t>
       </w:r>
     </w:p>
     <w:tbl>
@@ -4187,8 +4231,19 @@
       </w:r>
     </w:p>
     <w:p>
+      <w:pPr>
+        <w:pStyle w:val="a0"/>
+      </w:pPr>
       <w:r>
-        <w:t>컴포넌트 19개를 계층별로 나누고 책임과 제공·요구 인터페이스(IF)를 정했다. 공용 모듈(CP-05, CP-10, CP-14)은 API와 워커가 같은 코드를 라이브러리로 쓴다.</w:t>
+        <w:t>컴포넌트 19개를 계층별로 나누고 책임과 제공·요구 인터페이스(IF) 지정</w:t>
+      </w:r>
+    </w:p>
+    <w:p>
+      <w:pPr>
+        <w:pStyle w:val="a0"/>
+      </w:pPr>
+      <w:r>
+        <w:t>공용 모듈(CP-05, CP-10, CP-14)은 API와 워커가 같은 코드를 라이브러리로 사용</w:t>
       </w:r>
     </w:p>
     <w:tbl>
@@ -6044,6 +6099,9 @@
       </w:r>
     </w:p>
     <w:p>
+      <w:pPr>
+        <w:pStyle w:val="a0"/>
+      </w:pPr>
       <w:r>
         <w:t xml:space="preserve">모든 경로는 </w:t>
       </w:r>
@@ -6055,7 +6113,7 @@
         <w:t>/api/v1</w:t>
       </w:r>
       <w:r>
-        <w:t xml:space="preserve"> 아래에 두고, 요청 헤더의 익명 기기 토큰으로 여행 소유자를 구분한다 (AD-07).</w:t>
+        <w:t xml:space="preserve"> 아래에 두고, 요청 헤더의 익명 기기 토큰으로 여행 소유자 구분 (AD-07)</w:t>
       </w:r>
     </w:p>
     <w:tbl>
@@ -6584,6 +6642,9 @@
       </w:pPr>
     </w:p>
     <w:p>
+      <w:pPr>
+        <w:pStyle w:val="a0"/>
+      </w:pPr>
       <w:r>
         <w:t xml:space="preserve">VLM 판별 응답은 </w:t>
       </w:r>
@@ -6595,7 +6656,7 @@
         <w:t>{"place_id": "tour:126508 | none", "confidence": 0.86, "reason": "..."}</w:t>
       </w:r>
       <w:r>
-        <w:t xml:space="preserve"> 형식만 허용하고, 후보 밖 ID는 CP-11이 거부한다 (AIR-02·03).</w:t>
+        <w:t xml:space="preserve"> 형식만 허용, 후보 밖 ID는 CP-11이 거부 (AIR-02·03)</w:t>
       </w:r>
     </w:p>
     <w:p>
@@ -6616,7 +6677,7 @@
           <w:color w:val="57606A"/>
           <w:sz w:val="19"/>
         </w:rPr>
-        <w:t>아래 그림 3-1은 UML 표기(제공 인터페이스 ○, 사용 의존 점선 화살표)로 그린 컴포넌트 다이어그램이다. Visual Paradigm VPasCode로 렌더링했고, 원본 코드는 저장소의 docs/04-design/component-diagram.puml에 있다.</w:t>
+        <w:t>그림 3-1: UML 표기(제공 인터페이스 ○, 사용 의존 점선 화살표)의 컴포넌트 다이어그램. PlantUML로 렌더링, 원본 코드는 저장소의 docs/04-design/component-diagram.puml</w:t>
       </w:r>
     </w:p>
     <w:p>
@@ -6627,7 +6688,7 @@
       <w:r>
         <w:drawing>
           <wp:inline xmlns:a="http://schemas.openxmlformats.org/drawingml/2006/main" xmlns:pic="http://schemas.openxmlformats.org/drawingml/2006/picture">
-            <wp:extent cx="5940000" cy="4731956"/>
+            <wp:extent cx="5905044" cy="5219999"/>
             <wp:docPr id="5" name="Picture 5"/>
             <wp:cNvGraphicFramePr>
               <a:graphicFrameLocks noChangeAspect="1"/>
@@ -6636,7 +6697,7 @@
               <a:graphicData uri="http://schemas.openxmlformats.org/drawingml/2006/picture">
                 <pic:pic>
                   <pic:nvPicPr>
-                    <pic:cNvPr id="0" name="component_cropped.png"/>
+                    <pic:cNvPr id="0" name="component-diagram.png"/>
                     <pic:cNvPicPr/>
                   </pic:nvPicPr>
                   <pic:blipFill>
@@ -6648,7 +6709,7 @@
                   <pic:spPr>
                     <a:xfrm>
                       <a:off x="0" y="0"/>
-                      <a:ext cx="5940000" cy="4731956"/>
+                      <a:ext cx="5905044" cy="5219999"/>
                     </a:xfrm>
                     <a:prstGeom prst="rect"/>
                   </pic:spPr>
@@ -6673,15 +6734,6 @@
     </w:p>
     <w:p>
       <w:r>
-        <w:rPr>
-          <w:color w:val="57606A"/>
-          <w:sz w:val="18"/>
-        </w:rPr>
-        <w:t>※ 그림의 '멀티모달 LLM·VLM'은 v1.0에서 VLM 추론 서버(자체 실행)와 LLM API로 나뉘었다(AD-08, 원본 코드 반영).</w:t>
-      </w:r>
-    </w:p>
-    <w:p>
-      <w:r>
         <w:t>의존 규칙:</w:t>
       </w:r>
     </w:p>
@@ -6690,7 +6742,7 @@
         <w:ind w:left="227" w:hanging="227"/>
       </w:pPr>
       <w:r>
-        <w:t>1. 위 계층만 아래 계층을 호출한다. Data·External 계층은 위 계층을 모른다.</w:t>
+        <w:t>1. 위 계층만 아래 계층 호출. Data·External 계층은 위 계층을 모름</w:t>
       </w:r>
     </w:p>
     <w:p>
@@ -6698,7 +6750,7 @@
         <w:ind w:left="227" w:hanging="227"/>
       </w:pPr>
       <w:r>
-        <w:t>2. Application과 Analysis 사이의 오래 걸리는 호출은 작업 큐를 거친다.</w:t>
+        <w:t>2. Application과 Analysis 사이의 오래 걸리는 호출은 작업 큐 경유</w:t>
       </w:r>
     </w:p>
     <w:p>
@@ -6706,7 +6758,7 @@
         <w:ind w:left="227" w:hanging="227"/>
       </w:pPr>
       <w:r>
-        <w:t>3. 서버 쪽 외부 호출은 CP-18, CP-19를 거쳐서만 한다. 예외로 브라우저의 지도 표시는 CP-01이 카카오맵 JS SDK를 직접 쓴다 (NFR-07).</w:t>
+        <w:t>3. 서버 쪽 외부 호출은 CP-18, CP-19를 거쳐서만 수행. 예외: 브라우저 지도 표시는 CP-01이 카카오맵 JS SDK 직접 사용 (NFR-07)</w:t>
       </w:r>
     </w:p>
     <w:p>
@@ -6714,7 +6766,7 @@
         <w:ind w:left="227" w:hanging="227"/>
       </w:pPr>
       <w:r>
-        <w:t>4. 순수 로직(CP-08, CP-09, CP-14)은 다른 컴포넌트에 의존하지 않는다 → 단위 테스트 대상.</w:t>
+        <w:t>4. 순수 로직(CP-08, CP-09, CP-14)은 다른 컴포넌트에 의존하지 않음 → 단위 테스트 대상</w:t>
       </w:r>
     </w:p>
     <w:p>
@@ -6722,7 +6774,7 @@
         <w:ind w:left="227" w:hanging="227"/>
       </w:pPr>
       <w:r>
-        <w:t>5. 컴포넌트는 하나의 책임 묶음(유스케이스 또는 처리 단계)으로 나눠 응집도를 높이고, 정의된 인터페이스로 필요한 데이터만 주고받아 결합도를 낮춘다.</w:t>
+        <w:t>5. 컴포넌트는 하나의 책임 묶음(유스케이스 또는 처리 단계)으로 나눠 응집도를 높이고, 정의된 인터페이스로 필요한 데이터만 주고받아 결합도를 낮춤</w:t>
       </w:r>
     </w:p>
     <w:p>
@@ -7948,8 +8000,11 @@
       </w:pPr>
     </w:p>
     <w:p>
+      <w:pPr>
+        <w:pStyle w:val="a0"/>
+      </w:pPr>
       <w:r>
-        <w:t>비기능 요구사항의 전술은 2.1절, 담당 컴포넌트는 요구사항분석서 10장에 있다.</w:t>
+        <w:t>비기능 요구사항의 전술은 2.1절, 담당 컴포넌트는 요구사항분석서 10장 참고</w:t>
       </w:r>
     </w:p>
     <w:p>
@@ -7957,7 +8012,7 @@
         <w:rPr>
           <w:i/>
         </w:rPr>
-        <w:t>AI 활용 명기: 이 설계서는 Claude Code(Anthropic)의 도움을 받아 작성함 — 요구사항분석서 정합성 검토, 아키텍처·컴포넌트 구성안, 다이어그램 초안, 문서 통합. 팀 검토 후 확정한다.</w:t>
+        <w:t>AI 활용 명기: 요구사항분석서 정합성 검토, 아키텍처·컴포넌트 구성안, 다이어그램 초안, 문서 통합에 Claude Code(Anthropic) 활용, 팀 검토 후 확정</w:t>
       </w:r>
     </w:p>
     <w:sectPr>

--- a/docs/submission/03_설계서_찰칵부산_Team10.docx
+++ b/docs/submission/03_설계서_찰칵부산_Team10.docx
@@ -754,7 +754,7 @@
               <w:rPr>
                 <w:sz w:val="17"/>
               </w:rPr>
-              <w:t>중간발표 제출본: 3장 컴포넌트 설계까지 10쪽 이내로 정리, 상태도 전이 추가(유스케이스 검토 R-3), 카카오맵 운영정책·부산시 데이터 후보 조회·AI 분석 동의·여행 삭제·사실 대조 방식, AI 모델 방침(오픈소스 VLM 자체 실행, 저가·무료 LLM) 반영, 컴포넌트 다이어그램 갱신</w:t>
+              <w:t>중간발표 제출본: 3장 컴포넌트 설계까지 작성, 상태도 전이 추가(유스케이스 검토 R-3), 카카오맵 운영정책·부산시 데이터 후보 조회·AI 분석 동의·여행 삭제·사실 대조 방식, AI 모델 방침(오픈소스 VLM 자체 실행, 저가·무료 LLM) 반영, 컴포넌트 다이어그램 갱신, 시퀀스·상태·배포 다이어그램 추가(황웅재)</w:t>
             </w:r>
           </w:p>
         </w:tc>
@@ -3577,6 +3577,9 @@
       </w:r>
     </w:p>
     <w:p>
+      <w:pPr>
+        <w:keepNext/>
+      </w:pPr>
       <w:r>
         <w:rPr>
           <w:b/>
@@ -3595,7 +3598,7 @@
       <w:r>
         <w:drawing>
           <wp:inline xmlns:a="http://schemas.openxmlformats.org/drawingml/2006/main" xmlns:pic="http://schemas.openxmlformats.org/drawingml/2006/picture">
-            <wp:extent cx="5040000" cy="3690000"/>
+            <wp:extent cx="5400000" cy="3524469"/>
             <wp:docPr id="2" name="Picture 2"/>
             <wp:cNvGraphicFramePr>
               <a:graphicFrameLocks noChangeAspect="1"/>
@@ -3604,7 +3607,7 @@
               <a:graphicData uri="http://schemas.openxmlformats.org/drawingml/2006/picture">
                 <pic:pic>
                   <pic:nvPicPr>
-                    <pic:cNvPr id="0" name="design_1.png"/>
+                    <pic:cNvPr id="0" name="uml_sequence.png"/>
                     <pic:cNvPicPr/>
                   </pic:nvPicPr>
                   <pic:blipFill>
@@ -3616,7 +3619,7 @@
                   <pic:spPr>
                     <a:xfrm>
                       <a:off x="0" y="0"/>
-                      <a:ext cx="5040000" cy="3690000"/>
+                      <a:ext cx="5400000" cy="3524469"/>
                     </a:xfrm>
                     <a:prstGeom prst="rect"/>
                   </pic:spPr>
@@ -3640,6 +3643,9 @@
       </w:r>
     </w:p>
     <w:p>
+      <w:pPr>
+        <w:keepNext/>
+      </w:pPr>
       <w:r>
         <w:rPr>
           <w:b/>
@@ -3658,7 +3664,7 @@
       <w:r>
         <w:drawing>
           <wp:inline xmlns:a="http://schemas.openxmlformats.org/drawingml/2006/main" xmlns:pic="http://schemas.openxmlformats.org/drawingml/2006/picture">
-            <wp:extent cx="3960000" cy="2202245"/>
+            <wp:extent cx="3859734" cy="3060000"/>
             <wp:docPr id="3" name="Picture 3"/>
             <wp:cNvGraphicFramePr>
               <a:graphicFrameLocks noChangeAspect="1"/>
@@ -3667,7 +3673,7 @@
               <a:graphicData uri="http://schemas.openxmlformats.org/drawingml/2006/picture">
                 <pic:pic>
                   <pic:nvPicPr>
-                    <pic:cNvPr id="0" name="design_2.png"/>
+                    <pic:cNvPr id="0" name="uml_state.png"/>
                     <pic:cNvPicPr/>
                   </pic:nvPicPr>
                   <pic:blipFill>
@@ -3679,7 +3685,7 @@
                   <pic:spPr>
                     <a:xfrm>
                       <a:off x="0" y="0"/>
-                      <a:ext cx="3960000" cy="2202245"/>
+                      <a:ext cx="3859734" cy="3060000"/>
                     </a:xfrm>
                     <a:prstGeom prst="rect"/>
                   </pic:spPr>
@@ -3718,7 +3724,7 @@
       <w:r>
         <w:drawing>
           <wp:inline xmlns:a="http://schemas.openxmlformats.org/drawingml/2006/main" xmlns:pic="http://schemas.openxmlformats.org/drawingml/2006/picture">
-            <wp:extent cx="3600000" cy="3150000"/>
+            <wp:extent cx="5513513" cy="4500000"/>
             <wp:docPr id="4" name="Picture 4"/>
             <wp:cNvGraphicFramePr>
               <a:graphicFrameLocks noChangeAspect="1"/>
@@ -3727,7 +3733,7 @@
               <a:graphicData uri="http://schemas.openxmlformats.org/drawingml/2006/picture">
                 <pic:pic>
                   <pic:nvPicPr>
-                    <pic:cNvPr id="0" name="design_3.png"/>
+                    <pic:cNvPr id="0" name="uml_deployment.png"/>
                     <pic:cNvPicPr/>
                   </pic:nvPicPr>
                   <pic:blipFill>
@@ -3739,7 +3745,7 @@
                   <pic:spPr>
                     <a:xfrm>
                       <a:off x="0" y="0"/>
-                      <a:ext cx="3600000" cy="3150000"/>
+                      <a:ext cx="5513513" cy="4500000"/>
                     </a:xfrm>
                     <a:prstGeom prst="rect"/>
                   </pic:spPr>
@@ -6665,19 +6671,6 @@
       </w:pPr>
       <w:r>
         <w:t>3.3 의존관계와 컴포넌트 다이어그램</w:t>
-      </w:r>
-    </w:p>
-    <w:p>
-      <w:pPr>
-        <w:ind w:left="170"/>
-      </w:pPr>
-      <w:r>
-        <w:rPr>
-          <w:i/>
-          <w:color w:val="57606A"/>
-          <w:sz w:val="19"/>
-        </w:rPr>
-        <w:t>그림 3-1: UML 표기(제공 인터페이스 ○, 사용 의존 점선 화살표)의 컴포넌트 다이어그램. PlantUML로 렌더링, 원본 코드는 저장소의 docs/04-design/component-diagram.puml</w:t>
       </w:r>
     </w:p>
     <w:p>
